--- a/Aula3/apostila_aula3_sass_css_avancado.docx
+++ b/Aula3/apostila_aula3_sass_css_avancado.docx
@@ -18899,19 +18899,6 @@
     </w:p>
     <w:p>
       <w:pPr>
-        <w:pStyle w:val="Normal"/>
-        <w:spacing w:before="0" w:after="0"/>
-        <w:rPr/>
-      </w:pPr>
-      <w:r>
-        <w:rPr/>
-      </w:r>
-      <w:r>
-        <w:br w:type="page"/>
-      </w:r>
-    </w:p>
-    <w:p>
-      <w:pPr>
         <w:pStyle w:val="Heading1"/>
         <w:pBdr>
           <w:bottom w:val="single" w:sz="6" w:space="6" w:color="2E6DA4"/>
@@ -21547,7 +21534,7 @@
         <w:pStyle w:val="ListParagraph"/>
         <w:numPr>
           <w:ilvl w:val="0"/>
-          <w:numId w:val="19"/>
+          <w:numId w:val="13"/>
         </w:numPr>
         <w:spacing w:lineRule="auto" w:line="341" w:before="60" w:after="60"/>
         <w:rPr/>
@@ -21567,10 +21554,15 @@
         <w:pStyle w:val="ListParagraph"/>
         <w:numPr>
           <w:ilvl w:val="0"/>
-          <w:numId w:val="20"/>
+          <w:numId w:val="14"/>
         </w:numPr>
         <w:spacing w:lineRule="auto" w:line="341" w:before="60" w:after="60"/>
-        <w:rPr/>
+        <w:rPr>
+          <w:rFonts w:eastAsia="Arial" w:cs="Arial"/>
+          <w:color w:val="000000"/>
+          <w:sz w:val="22"/>
+          <w:szCs w:val="22"/>
+        </w:rPr>
       </w:pPr>
       <w:r>
         <w:rPr>
@@ -21579,7 +21571,7 @@
           <w:sz w:val="22"/>
           <w:szCs w:val="22"/>
         </w:rPr>
-        <w:t>Pasta scss/ com os arquivos: _variaveis.scss, _navbar.scss, _carousel.scss, _cards.scss, _contato.scss e style.scss</w:t>
+        <w:t>Deve adicionar ao projeto a opção de sass;</w:t>
       </w:r>
     </w:p>
     <w:p>
@@ -21587,10 +21579,15 @@
         <w:pStyle w:val="ListParagraph"/>
         <w:numPr>
           <w:ilvl w:val="0"/>
-          <w:numId w:val="21"/>
+          <w:numId w:val="15"/>
         </w:numPr>
         <w:spacing w:lineRule="auto" w:line="341" w:before="60" w:after="60"/>
-        <w:rPr/>
+        <w:rPr>
+          <w:rFonts w:eastAsia="Arial" w:cs="Arial"/>
+          <w:color w:val="000000"/>
+          <w:sz w:val="22"/>
+          <w:szCs w:val="22"/>
+        </w:rPr>
       </w:pPr>
       <w:r>
         <w:rPr>
@@ -21599,7 +21596,7 @@
           <w:sz w:val="22"/>
           <w:szCs w:val="22"/>
         </w:rPr>
-        <w:t>Links nos três HTMLs apontando para scss/style.scss</w:t>
+        <w:t>A tipografia do site/aplicação deve possuir variáveis para font-style, font-weight e font-color, crie isso utilizando sass (scss);</w:t>
       </w:r>
     </w:p>
     <w:p>
@@ -21607,10 +21604,15 @@
         <w:pStyle w:val="ListParagraph"/>
         <w:numPr>
           <w:ilvl w:val="0"/>
-          <w:numId w:val="22"/>
+          <w:numId w:val="16"/>
         </w:numPr>
         <w:spacing w:lineRule="auto" w:line="341" w:before="60" w:after="60"/>
-        <w:rPr/>
+        <w:rPr>
+          <w:rFonts w:eastAsia="Arial" w:cs="Arial"/>
+          <w:color w:val="000000"/>
+          <w:sz w:val="22"/>
+          <w:szCs w:val="22"/>
+        </w:rPr>
       </w:pPr>
       <w:r>
         <w:rPr>
@@ -21619,18 +21621,19 @@
           <w:sz w:val="22"/>
           <w:szCs w:val="22"/>
         </w:rPr>
-        <w:t>Arquivo package.json com o Sass instalado como devDependency</w:t>
+        <w:t>Adicione dois novos temas de cores ao site/aplicação (você pode escolher quais conjuntos de estilos vai utilizar em cada tema);</w:t>
       </w:r>
     </w:p>
     <w:p>
       <w:pPr>
         <w:pStyle w:val="ListParagraph"/>
-        <w:numPr>
-          <w:ilvl w:val="0"/>
-          <w:numId w:val="23"/>
-        </w:numPr>
         <w:spacing w:lineRule="auto" w:line="341" w:before="60" w:after="60"/>
-        <w:rPr/>
+        <w:rPr>
+          <w:rFonts w:eastAsia="Arial" w:cs="Arial"/>
+          <w:color w:val="000000"/>
+          <w:sz w:val="22"/>
+          <w:szCs w:val="22"/>
+        </w:rPr>
       </w:pPr>
       <w:r>
         <w:rPr>
@@ -21639,67 +21642,7 @@
           <w:sz w:val="22"/>
           <w:szCs w:val="22"/>
         </w:rPr>
-        <w:t>Pelo menos um mixin com parâmetro implementado</w:t>
-      </w:r>
-    </w:p>
-    <w:p>
-      <w:pPr>
-        <w:pStyle w:val="ListParagraph"/>
-        <w:numPr>
-          <w:ilvl w:val="0"/>
-          <w:numId w:val="24"/>
-        </w:numPr>
-        <w:spacing w:lineRule="auto" w:line="341" w:before="60" w:after="60"/>
-        <w:rPr/>
-      </w:pPr>
-      <w:r>
-        <w:rPr>
-          <w:rFonts w:eastAsia="Arial" w:cs="Arial"/>
-          <w:color w:val="000000"/>
-          <w:sz w:val="22"/>
-          <w:szCs w:val="22"/>
-        </w:rPr>
-        <w:t>Custom Properties para o tema dark/light funcionando</w:t>
-      </w:r>
-    </w:p>
-    <w:p>
-      <w:pPr>
-        <w:pStyle w:val="ListParagraph"/>
-        <w:numPr>
-          <w:ilvl w:val="0"/>
-          <w:numId w:val="25"/>
-        </w:numPr>
-        <w:spacing w:lineRule="auto" w:line="341" w:before="60" w:after="60"/>
-        <w:rPr/>
-      </w:pPr>
-      <w:r>
-        <w:rPr>
-          <w:rFonts w:eastAsia="Arial" w:cs="Arial"/>
-          <w:color w:val="000000"/>
-          <w:sz w:val="22"/>
-          <w:szCs w:val="22"/>
-        </w:rPr>
-        <w:t>Transição suave ao alternar tema (definida no CSS)</w:t>
-      </w:r>
-    </w:p>
-    <w:p>
-      <w:pPr>
-        <w:pStyle w:val="ListParagraph"/>
-        <w:numPr>
-          <w:ilvl w:val="0"/>
-          <w:numId w:val="26"/>
-        </w:numPr>
-        <w:spacing w:lineRule="auto" w:line="341" w:before="60" w:after="60"/>
-        <w:rPr/>
-      </w:pPr>
-      <w:r>
-        <w:rPr>
-          <w:rFonts w:eastAsia="Arial" w:cs="Arial"/>
-          <w:color w:val="000000"/>
-          <w:sz w:val="22"/>
-          <w:szCs w:val="22"/>
-        </w:rPr>
-        <w:t>Ao menos 3 commits descritivos seguindo Conventional Commits</w:t>
+        <w:tab/>
       </w:r>
     </w:p>
     <w:p>
@@ -21787,7 +21730,7 @@
         <w:pStyle w:val="ListParagraph"/>
         <w:numPr>
           <w:ilvl w:val="0"/>
-          <w:numId w:val="27"/>
+          <w:numId w:val="17"/>
         </w:numPr>
         <w:spacing w:lineRule="auto" w:line="341" w:before="60" w:after="60"/>
         <w:rPr/>
@@ -21807,7 +21750,7 @@
         <w:pStyle w:val="ListParagraph"/>
         <w:numPr>
           <w:ilvl w:val="0"/>
-          <w:numId w:val="28"/>
+          <w:numId w:val="18"/>
         </w:numPr>
         <w:spacing w:lineRule="auto" w:line="341" w:before="60" w:after="60"/>
         <w:rPr/>
@@ -21827,7 +21770,7 @@
         <w:pStyle w:val="ListParagraph"/>
         <w:numPr>
           <w:ilvl w:val="0"/>
-          <w:numId w:val="29"/>
+          <w:numId w:val="19"/>
         </w:numPr>
         <w:spacing w:lineRule="auto" w:line="341" w:before="60" w:after="60"/>
         <w:rPr/>
@@ -21847,7 +21790,7 @@
         <w:pStyle w:val="ListParagraph"/>
         <w:numPr>
           <w:ilvl w:val="0"/>
-          <w:numId w:val="30"/>
+          <w:numId w:val="20"/>
         </w:numPr>
         <w:spacing w:lineRule="auto" w:line="341" w:before="60" w:after="60"/>
         <w:rPr/>
@@ -21867,7 +21810,7 @@
         <w:pStyle w:val="ListParagraph"/>
         <w:numPr>
           <w:ilvl w:val="0"/>
-          <w:numId w:val="31"/>
+          <w:numId w:val="21"/>
         </w:numPr>
         <w:spacing w:lineRule="auto" w:line="341" w:before="60" w:after="60"/>
         <w:rPr/>
@@ -21887,7 +21830,7 @@
         <w:pStyle w:val="ListParagraph"/>
         <w:numPr>
           <w:ilvl w:val="0"/>
-          <w:numId w:val="32"/>
+          <w:numId w:val="22"/>
         </w:numPr>
         <w:spacing w:lineRule="auto" w:line="341" w:before="60" w:after="60"/>
         <w:rPr/>
@@ -21937,7 +21880,7 @@
         <w:pStyle w:val="ListParagraph"/>
         <w:numPr>
           <w:ilvl w:val="0"/>
-          <w:numId w:val="33"/>
+          <w:numId w:val="23"/>
         </w:numPr>
         <w:spacing w:lineRule="auto" w:line="341" w:before="60" w:after="60"/>
         <w:rPr/>
@@ -21957,7 +21900,7 @@
         <w:pStyle w:val="ListParagraph"/>
         <w:numPr>
           <w:ilvl w:val="0"/>
-          <w:numId w:val="34"/>
+          <w:numId w:val="24"/>
         </w:numPr>
         <w:spacing w:lineRule="auto" w:line="341" w:before="60" w:after="60"/>
         <w:rPr/>
@@ -21977,7 +21920,7 @@
         <w:pStyle w:val="ListParagraph"/>
         <w:numPr>
           <w:ilvl w:val="0"/>
-          <w:numId w:val="35"/>
+          <w:numId w:val="25"/>
         </w:numPr>
         <w:spacing w:lineRule="auto" w:line="341" w:before="60" w:after="60"/>
         <w:rPr/>
@@ -22198,7 +22141,7 @@
           </w:r>
           <w:r>
             <w:rPr/>
-            <w:t>33</w:t>
+            <w:t>32</w:t>
           </w:r>
           <w:r>
             <w:rPr/>
@@ -22227,7 +22170,7 @@
           </w:r>
           <w:r>
             <w:rPr/>
-            <w:t>33</w:t>
+            <w:t>32</w:t>
           </w:r>
           <w:r>
             <w:rPr/>
@@ -22322,7 +22265,7 @@
           </w:r>
           <w:r>
             <w:rPr/>
-            <w:t>33</w:t>
+            <w:t>32</w:t>
           </w:r>
           <w:r>
             <w:rPr/>
@@ -22351,7 +22294,7 @@
           </w:r>
           <w:r>
             <w:rPr/>
-            <w:t>33</w:t>
+            <w:t>32</w:t>
           </w:r>
           <w:r>
             <w:rPr/>
@@ -23720,744 +23663,6 @@
     </w:lvl>
   </w:abstractNum>
   <w:abstractNum w:abstractNumId="12">
-    <w:lvl w:ilvl="0">
-      <w:start w:val="1"/>
-      <w:numFmt w:val="bullet"/>
-      <w:lvlText w:val=""/>
-      <w:lvlJc w:val="left"/>
-      <w:pPr>
-        <w:tabs>
-          <w:tab w:val="num" w:pos="0"/>
-        </w:tabs>
-        <w:ind w:left="720" w:hanging="360"/>
-      </w:pPr>
-      <w:rPr>
-        <w:rFonts w:ascii="Symbol" w:hAnsi="Symbol" w:cs="Symbol" w:hint="default"/>
-      </w:rPr>
-    </w:lvl>
-    <w:lvl w:ilvl="1">
-      <w:start w:val="1"/>
-      <w:numFmt w:val="bullet"/>
-      <w:lvlText w:val="◦"/>
-      <w:lvlJc w:val="left"/>
-      <w:pPr>
-        <w:tabs>
-          <w:tab w:val="num" w:pos="0"/>
-        </w:tabs>
-        <w:ind w:left="1080" w:hanging="360"/>
-      </w:pPr>
-      <w:rPr>
-        <w:rFonts w:ascii="OpenSymbol" w:hAnsi="OpenSymbol" w:cs="OpenSymbol" w:hint="default"/>
-      </w:rPr>
-    </w:lvl>
-    <w:lvl w:ilvl="2">
-      <w:start w:val="1"/>
-      <w:numFmt w:val="decimal"/>
-      <w:lvlText w:val="%3."/>
-      <w:lvlJc w:val="left"/>
-      <w:pPr>
-        <w:tabs>
-          <w:tab w:val="num" w:pos="1440"/>
-        </w:tabs>
-        <w:ind w:left="1440" w:hanging="360"/>
-      </w:pPr>
-      <w:rPr/>
-    </w:lvl>
-    <w:lvl w:ilvl="3">
-      <w:start w:val="1"/>
-      <w:numFmt w:val="decimal"/>
-      <w:lvlText w:val="%4."/>
-      <w:lvlJc w:val="left"/>
-      <w:pPr>
-        <w:tabs>
-          <w:tab w:val="num" w:pos="1800"/>
-        </w:tabs>
-        <w:ind w:left="1800" w:hanging="360"/>
-      </w:pPr>
-      <w:rPr/>
-    </w:lvl>
-    <w:lvl w:ilvl="4">
-      <w:start w:val="1"/>
-      <w:numFmt w:val="decimal"/>
-      <w:lvlText w:val="%5."/>
-      <w:lvlJc w:val="left"/>
-      <w:pPr>
-        <w:tabs>
-          <w:tab w:val="num" w:pos="2160"/>
-        </w:tabs>
-        <w:ind w:left="2160" w:hanging="360"/>
-      </w:pPr>
-      <w:rPr/>
-    </w:lvl>
-    <w:lvl w:ilvl="5">
-      <w:start w:val="1"/>
-      <w:numFmt w:val="decimal"/>
-      <w:lvlText w:val="%6."/>
-      <w:lvlJc w:val="left"/>
-      <w:pPr>
-        <w:tabs>
-          <w:tab w:val="num" w:pos="2520"/>
-        </w:tabs>
-        <w:ind w:left="2520" w:hanging="360"/>
-      </w:pPr>
-      <w:rPr/>
-    </w:lvl>
-    <w:lvl w:ilvl="6">
-      <w:start w:val="1"/>
-      <w:numFmt w:val="decimal"/>
-      <w:lvlText w:val="%7."/>
-      <w:lvlJc w:val="left"/>
-      <w:pPr>
-        <w:tabs>
-          <w:tab w:val="num" w:pos="2880"/>
-        </w:tabs>
-        <w:ind w:left="2880" w:hanging="360"/>
-      </w:pPr>
-      <w:rPr/>
-    </w:lvl>
-    <w:lvl w:ilvl="7">
-      <w:start w:val="1"/>
-      <w:numFmt w:val="decimal"/>
-      <w:lvlText w:val="%8."/>
-      <w:lvlJc w:val="left"/>
-      <w:pPr>
-        <w:tabs>
-          <w:tab w:val="num" w:pos="3240"/>
-        </w:tabs>
-        <w:ind w:left="3240" w:hanging="360"/>
-      </w:pPr>
-      <w:rPr/>
-    </w:lvl>
-    <w:lvl w:ilvl="8">
-      <w:start w:val="1"/>
-      <w:numFmt w:val="decimal"/>
-      <w:lvlText w:val="%9."/>
-      <w:lvlJc w:val="left"/>
-      <w:pPr>
-        <w:tabs>
-          <w:tab w:val="num" w:pos="3600"/>
-        </w:tabs>
-        <w:ind w:left="3600" w:hanging="360"/>
-      </w:pPr>
-      <w:rPr/>
-    </w:lvl>
-  </w:abstractNum>
-  <w:abstractNum w:abstractNumId="13">
-    <w:lvl w:ilvl="0">
-      <w:start w:val="1"/>
-      <w:numFmt w:val="bullet"/>
-      <w:lvlText w:val=""/>
-      <w:lvlJc w:val="left"/>
-      <w:pPr>
-        <w:tabs>
-          <w:tab w:val="num" w:pos="0"/>
-        </w:tabs>
-        <w:ind w:left="720" w:hanging="360"/>
-      </w:pPr>
-      <w:rPr>
-        <w:rFonts w:ascii="Symbol" w:hAnsi="Symbol" w:cs="Symbol" w:hint="default"/>
-      </w:rPr>
-    </w:lvl>
-    <w:lvl w:ilvl="1">
-      <w:start w:val="1"/>
-      <w:numFmt w:val="bullet"/>
-      <w:lvlText w:val="◦"/>
-      <w:lvlJc w:val="left"/>
-      <w:pPr>
-        <w:tabs>
-          <w:tab w:val="num" w:pos="0"/>
-        </w:tabs>
-        <w:ind w:left="1080" w:hanging="360"/>
-      </w:pPr>
-      <w:rPr>
-        <w:rFonts w:ascii="OpenSymbol" w:hAnsi="OpenSymbol" w:cs="OpenSymbol" w:hint="default"/>
-      </w:rPr>
-    </w:lvl>
-    <w:lvl w:ilvl="2">
-      <w:start w:val="1"/>
-      <w:numFmt w:val="decimal"/>
-      <w:lvlText w:val="%3."/>
-      <w:lvlJc w:val="left"/>
-      <w:pPr>
-        <w:tabs>
-          <w:tab w:val="num" w:pos="1440"/>
-        </w:tabs>
-        <w:ind w:left="1440" w:hanging="360"/>
-      </w:pPr>
-      <w:rPr/>
-    </w:lvl>
-    <w:lvl w:ilvl="3">
-      <w:start w:val="1"/>
-      <w:numFmt w:val="decimal"/>
-      <w:lvlText w:val="%4."/>
-      <w:lvlJc w:val="left"/>
-      <w:pPr>
-        <w:tabs>
-          <w:tab w:val="num" w:pos="1800"/>
-        </w:tabs>
-        <w:ind w:left="1800" w:hanging="360"/>
-      </w:pPr>
-      <w:rPr/>
-    </w:lvl>
-    <w:lvl w:ilvl="4">
-      <w:start w:val="1"/>
-      <w:numFmt w:val="decimal"/>
-      <w:lvlText w:val="%5."/>
-      <w:lvlJc w:val="left"/>
-      <w:pPr>
-        <w:tabs>
-          <w:tab w:val="num" w:pos="2160"/>
-        </w:tabs>
-        <w:ind w:left="2160" w:hanging="360"/>
-      </w:pPr>
-      <w:rPr/>
-    </w:lvl>
-    <w:lvl w:ilvl="5">
-      <w:start w:val="1"/>
-      <w:numFmt w:val="decimal"/>
-      <w:lvlText w:val="%6."/>
-      <w:lvlJc w:val="left"/>
-      <w:pPr>
-        <w:tabs>
-          <w:tab w:val="num" w:pos="2520"/>
-        </w:tabs>
-        <w:ind w:left="2520" w:hanging="360"/>
-      </w:pPr>
-      <w:rPr/>
-    </w:lvl>
-    <w:lvl w:ilvl="6">
-      <w:start w:val="1"/>
-      <w:numFmt w:val="decimal"/>
-      <w:lvlText w:val="%7."/>
-      <w:lvlJc w:val="left"/>
-      <w:pPr>
-        <w:tabs>
-          <w:tab w:val="num" w:pos="2880"/>
-        </w:tabs>
-        <w:ind w:left="2880" w:hanging="360"/>
-      </w:pPr>
-      <w:rPr/>
-    </w:lvl>
-    <w:lvl w:ilvl="7">
-      <w:start w:val="1"/>
-      <w:numFmt w:val="decimal"/>
-      <w:lvlText w:val="%8."/>
-      <w:lvlJc w:val="left"/>
-      <w:pPr>
-        <w:tabs>
-          <w:tab w:val="num" w:pos="3240"/>
-        </w:tabs>
-        <w:ind w:left="3240" w:hanging="360"/>
-      </w:pPr>
-      <w:rPr/>
-    </w:lvl>
-    <w:lvl w:ilvl="8">
-      <w:start w:val="1"/>
-      <w:numFmt w:val="decimal"/>
-      <w:lvlText w:val="%9."/>
-      <w:lvlJc w:val="left"/>
-      <w:pPr>
-        <w:tabs>
-          <w:tab w:val="num" w:pos="3600"/>
-        </w:tabs>
-        <w:ind w:left="3600" w:hanging="360"/>
-      </w:pPr>
-      <w:rPr/>
-    </w:lvl>
-  </w:abstractNum>
-  <w:abstractNum w:abstractNumId="14">
-    <w:lvl w:ilvl="0">
-      <w:start w:val="1"/>
-      <w:numFmt w:val="bullet"/>
-      <w:lvlText w:val=""/>
-      <w:lvlJc w:val="left"/>
-      <w:pPr>
-        <w:tabs>
-          <w:tab w:val="num" w:pos="0"/>
-        </w:tabs>
-        <w:ind w:left="720" w:hanging="360"/>
-      </w:pPr>
-      <w:rPr>
-        <w:rFonts w:ascii="Symbol" w:hAnsi="Symbol" w:cs="Symbol" w:hint="default"/>
-      </w:rPr>
-    </w:lvl>
-    <w:lvl w:ilvl="1">
-      <w:start w:val="1"/>
-      <w:numFmt w:val="bullet"/>
-      <w:lvlText w:val="◦"/>
-      <w:lvlJc w:val="left"/>
-      <w:pPr>
-        <w:tabs>
-          <w:tab w:val="num" w:pos="0"/>
-        </w:tabs>
-        <w:ind w:left="1080" w:hanging="360"/>
-      </w:pPr>
-      <w:rPr>
-        <w:rFonts w:ascii="OpenSymbol" w:hAnsi="OpenSymbol" w:cs="OpenSymbol" w:hint="default"/>
-      </w:rPr>
-    </w:lvl>
-    <w:lvl w:ilvl="2">
-      <w:start w:val="1"/>
-      <w:numFmt w:val="decimal"/>
-      <w:lvlText w:val="%3."/>
-      <w:lvlJc w:val="left"/>
-      <w:pPr>
-        <w:tabs>
-          <w:tab w:val="num" w:pos="1440"/>
-        </w:tabs>
-        <w:ind w:left="1440" w:hanging="360"/>
-      </w:pPr>
-      <w:rPr/>
-    </w:lvl>
-    <w:lvl w:ilvl="3">
-      <w:start w:val="1"/>
-      <w:numFmt w:val="decimal"/>
-      <w:lvlText w:val="%4."/>
-      <w:lvlJc w:val="left"/>
-      <w:pPr>
-        <w:tabs>
-          <w:tab w:val="num" w:pos="1800"/>
-        </w:tabs>
-        <w:ind w:left="1800" w:hanging="360"/>
-      </w:pPr>
-      <w:rPr/>
-    </w:lvl>
-    <w:lvl w:ilvl="4">
-      <w:start w:val="1"/>
-      <w:numFmt w:val="decimal"/>
-      <w:lvlText w:val="%5."/>
-      <w:lvlJc w:val="left"/>
-      <w:pPr>
-        <w:tabs>
-          <w:tab w:val="num" w:pos="2160"/>
-        </w:tabs>
-        <w:ind w:left="2160" w:hanging="360"/>
-      </w:pPr>
-      <w:rPr/>
-    </w:lvl>
-    <w:lvl w:ilvl="5">
-      <w:start w:val="1"/>
-      <w:numFmt w:val="decimal"/>
-      <w:lvlText w:val="%6."/>
-      <w:lvlJc w:val="left"/>
-      <w:pPr>
-        <w:tabs>
-          <w:tab w:val="num" w:pos="2520"/>
-        </w:tabs>
-        <w:ind w:left="2520" w:hanging="360"/>
-      </w:pPr>
-      <w:rPr/>
-    </w:lvl>
-    <w:lvl w:ilvl="6">
-      <w:start w:val="1"/>
-      <w:numFmt w:val="decimal"/>
-      <w:lvlText w:val="%7."/>
-      <w:lvlJc w:val="left"/>
-      <w:pPr>
-        <w:tabs>
-          <w:tab w:val="num" w:pos="2880"/>
-        </w:tabs>
-        <w:ind w:left="2880" w:hanging="360"/>
-      </w:pPr>
-      <w:rPr/>
-    </w:lvl>
-    <w:lvl w:ilvl="7">
-      <w:start w:val="1"/>
-      <w:numFmt w:val="decimal"/>
-      <w:lvlText w:val="%8."/>
-      <w:lvlJc w:val="left"/>
-      <w:pPr>
-        <w:tabs>
-          <w:tab w:val="num" w:pos="3240"/>
-        </w:tabs>
-        <w:ind w:left="3240" w:hanging="360"/>
-      </w:pPr>
-      <w:rPr/>
-    </w:lvl>
-    <w:lvl w:ilvl="8">
-      <w:start w:val="1"/>
-      <w:numFmt w:val="decimal"/>
-      <w:lvlText w:val="%9."/>
-      <w:lvlJc w:val="left"/>
-      <w:pPr>
-        <w:tabs>
-          <w:tab w:val="num" w:pos="3600"/>
-        </w:tabs>
-        <w:ind w:left="3600" w:hanging="360"/>
-      </w:pPr>
-      <w:rPr/>
-    </w:lvl>
-  </w:abstractNum>
-  <w:abstractNum w:abstractNumId="15">
-    <w:lvl w:ilvl="0">
-      <w:start w:val="1"/>
-      <w:numFmt w:val="bullet"/>
-      <w:lvlText w:val=""/>
-      <w:lvlJc w:val="left"/>
-      <w:pPr>
-        <w:tabs>
-          <w:tab w:val="num" w:pos="0"/>
-        </w:tabs>
-        <w:ind w:left="720" w:hanging="360"/>
-      </w:pPr>
-      <w:rPr>
-        <w:rFonts w:ascii="Symbol" w:hAnsi="Symbol" w:cs="Symbol" w:hint="default"/>
-      </w:rPr>
-    </w:lvl>
-    <w:lvl w:ilvl="1">
-      <w:start w:val="1"/>
-      <w:numFmt w:val="bullet"/>
-      <w:lvlText w:val="◦"/>
-      <w:lvlJc w:val="left"/>
-      <w:pPr>
-        <w:tabs>
-          <w:tab w:val="num" w:pos="0"/>
-        </w:tabs>
-        <w:ind w:left="1080" w:hanging="360"/>
-      </w:pPr>
-      <w:rPr>
-        <w:rFonts w:ascii="OpenSymbol" w:hAnsi="OpenSymbol" w:cs="OpenSymbol" w:hint="default"/>
-      </w:rPr>
-    </w:lvl>
-    <w:lvl w:ilvl="2">
-      <w:start w:val="1"/>
-      <w:numFmt w:val="decimal"/>
-      <w:lvlText w:val="%3."/>
-      <w:lvlJc w:val="left"/>
-      <w:pPr>
-        <w:tabs>
-          <w:tab w:val="num" w:pos="1440"/>
-        </w:tabs>
-        <w:ind w:left="1440" w:hanging="360"/>
-      </w:pPr>
-      <w:rPr/>
-    </w:lvl>
-    <w:lvl w:ilvl="3">
-      <w:start w:val="1"/>
-      <w:numFmt w:val="decimal"/>
-      <w:lvlText w:val="%4."/>
-      <w:lvlJc w:val="left"/>
-      <w:pPr>
-        <w:tabs>
-          <w:tab w:val="num" w:pos="1800"/>
-        </w:tabs>
-        <w:ind w:left="1800" w:hanging="360"/>
-      </w:pPr>
-      <w:rPr/>
-    </w:lvl>
-    <w:lvl w:ilvl="4">
-      <w:start w:val="1"/>
-      <w:numFmt w:val="decimal"/>
-      <w:lvlText w:val="%5."/>
-      <w:lvlJc w:val="left"/>
-      <w:pPr>
-        <w:tabs>
-          <w:tab w:val="num" w:pos="2160"/>
-        </w:tabs>
-        <w:ind w:left="2160" w:hanging="360"/>
-      </w:pPr>
-      <w:rPr/>
-    </w:lvl>
-    <w:lvl w:ilvl="5">
-      <w:start w:val="1"/>
-      <w:numFmt w:val="decimal"/>
-      <w:lvlText w:val="%6."/>
-      <w:lvlJc w:val="left"/>
-      <w:pPr>
-        <w:tabs>
-          <w:tab w:val="num" w:pos="2520"/>
-        </w:tabs>
-        <w:ind w:left="2520" w:hanging="360"/>
-      </w:pPr>
-      <w:rPr/>
-    </w:lvl>
-    <w:lvl w:ilvl="6">
-      <w:start w:val="1"/>
-      <w:numFmt w:val="decimal"/>
-      <w:lvlText w:val="%7."/>
-      <w:lvlJc w:val="left"/>
-      <w:pPr>
-        <w:tabs>
-          <w:tab w:val="num" w:pos="2880"/>
-        </w:tabs>
-        <w:ind w:left="2880" w:hanging="360"/>
-      </w:pPr>
-      <w:rPr/>
-    </w:lvl>
-    <w:lvl w:ilvl="7">
-      <w:start w:val="1"/>
-      <w:numFmt w:val="decimal"/>
-      <w:lvlText w:val="%8."/>
-      <w:lvlJc w:val="left"/>
-      <w:pPr>
-        <w:tabs>
-          <w:tab w:val="num" w:pos="3240"/>
-        </w:tabs>
-        <w:ind w:left="3240" w:hanging="360"/>
-      </w:pPr>
-      <w:rPr/>
-    </w:lvl>
-    <w:lvl w:ilvl="8">
-      <w:start w:val="1"/>
-      <w:numFmt w:val="decimal"/>
-      <w:lvlText w:val="%9."/>
-      <w:lvlJc w:val="left"/>
-      <w:pPr>
-        <w:tabs>
-          <w:tab w:val="num" w:pos="3600"/>
-        </w:tabs>
-        <w:ind w:left="3600" w:hanging="360"/>
-      </w:pPr>
-      <w:rPr/>
-    </w:lvl>
-  </w:abstractNum>
-  <w:abstractNum w:abstractNumId="16">
-    <w:lvl w:ilvl="0">
-      <w:start w:val="1"/>
-      <w:numFmt w:val="bullet"/>
-      <w:lvlText w:val=""/>
-      <w:lvlJc w:val="left"/>
-      <w:pPr>
-        <w:tabs>
-          <w:tab w:val="num" w:pos="0"/>
-        </w:tabs>
-        <w:ind w:left="720" w:hanging="360"/>
-      </w:pPr>
-      <w:rPr>
-        <w:rFonts w:ascii="Symbol" w:hAnsi="Symbol" w:cs="Symbol" w:hint="default"/>
-      </w:rPr>
-    </w:lvl>
-    <w:lvl w:ilvl="1">
-      <w:start w:val="1"/>
-      <w:numFmt w:val="bullet"/>
-      <w:lvlText w:val="◦"/>
-      <w:lvlJc w:val="left"/>
-      <w:pPr>
-        <w:tabs>
-          <w:tab w:val="num" w:pos="0"/>
-        </w:tabs>
-        <w:ind w:left="1080" w:hanging="360"/>
-      </w:pPr>
-      <w:rPr>
-        <w:rFonts w:ascii="OpenSymbol" w:hAnsi="OpenSymbol" w:cs="OpenSymbol" w:hint="default"/>
-      </w:rPr>
-    </w:lvl>
-    <w:lvl w:ilvl="2">
-      <w:start w:val="1"/>
-      <w:numFmt w:val="decimal"/>
-      <w:lvlText w:val="%3."/>
-      <w:lvlJc w:val="left"/>
-      <w:pPr>
-        <w:tabs>
-          <w:tab w:val="num" w:pos="1440"/>
-        </w:tabs>
-        <w:ind w:left="1440" w:hanging="360"/>
-      </w:pPr>
-      <w:rPr/>
-    </w:lvl>
-    <w:lvl w:ilvl="3">
-      <w:start w:val="1"/>
-      <w:numFmt w:val="decimal"/>
-      <w:lvlText w:val="%4."/>
-      <w:lvlJc w:val="left"/>
-      <w:pPr>
-        <w:tabs>
-          <w:tab w:val="num" w:pos="1800"/>
-        </w:tabs>
-        <w:ind w:left="1800" w:hanging="360"/>
-      </w:pPr>
-      <w:rPr/>
-    </w:lvl>
-    <w:lvl w:ilvl="4">
-      <w:start w:val="1"/>
-      <w:numFmt w:val="decimal"/>
-      <w:lvlText w:val="%5."/>
-      <w:lvlJc w:val="left"/>
-      <w:pPr>
-        <w:tabs>
-          <w:tab w:val="num" w:pos="2160"/>
-        </w:tabs>
-        <w:ind w:left="2160" w:hanging="360"/>
-      </w:pPr>
-      <w:rPr/>
-    </w:lvl>
-    <w:lvl w:ilvl="5">
-      <w:start w:val="1"/>
-      <w:numFmt w:val="decimal"/>
-      <w:lvlText w:val="%6."/>
-      <w:lvlJc w:val="left"/>
-      <w:pPr>
-        <w:tabs>
-          <w:tab w:val="num" w:pos="2520"/>
-        </w:tabs>
-        <w:ind w:left="2520" w:hanging="360"/>
-      </w:pPr>
-      <w:rPr/>
-    </w:lvl>
-    <w:lvl w:ilvl="6">
-      <w:start w:val="1"/>
-      <w:numFmt w:val="decimal"/>
-      <w:lvlText w:val="%7."/>
-      <w:lvlJc w:val="left"/>
-      <w:pPr>
-        <w:tabs>
-          <w:tab w:val="num" w:pos="2880"/>
-        </w:tabs>
-        <w:ind w:left="2880" w:hanging="360"/>
-      </w:pPr>
-      <w:rPr/>
-    </w:lvl>
-    <w:lvl w:ilvl="7">
-      <w:start w:val="1"/>
-      <w:numFmt w:val="decimal"/>
-      <w:lvlText w:val="%8."/>
-      <w:lvlJc w:val="left"/>
-      <w:pPr>
-        <w:tabs>
-          <w:tab w:val="num" w:pos="3240"/>
-        </w:tabs>
-        <w:ind w:left="3240" w:hanging="360"/>
-      </w:pPr>
-      <w:rPr/>
-    </w:lvl>
-    <w:lvl w:ilvl="8">
-      <w:start w:val="1"/>
-      <w:numFmt w:val="decimal"/>
-      <w:lvlText w:val="%9."/>
-      <w:lvlJc w:val="left"/>
-      <w:pPr>
-        <w:tabs>
-          <w:tab w:val="num" w:pos="3600"/>
-        </w:tabs>
-        <w:ind w:left="3600" w:hanging="360"/>
-      </w:pPr>
-      <w:rPr/>
-    </w:lvl>
-  </w:abstractNum>
-  <w:abstractNum w:abstractNumId="17">
-    <w:lvl w:ilvl="0">
-      <w:start w:val="1"/>
-      <w:numFmt w:val="bullet"/>
-      <w:lvlText w:val=""/>
-      <w:lvlJc w:val="left"/>
-      <w:pPr>
-        <w:tabs>
-          <w:tab w:val="num" w:pos="0"/>
-        </w:tabs>
-        <w:ind w:left="720" w:hanging="360"/>
-      </w:pPr>
-      <w:rPr>
-        <w:rFonts w:ascii="Symbol" w:hAnsi="Symbol" w:cs="Symbol" w:hint="default"/>
-      </w:rPr>
-    </w:lvl>
-    <w:lvl w:ilvl="1">
-      <w:start w:val="1"/>
-      <w:numFmt w:val="bullet"/>
-      <w:lvlText w:val="◦"/>
-      <w:lvlJc w:val="left"/>
-      <w:pPr>
-        <w:tabs>
-          <w:tab w:val="num" w:pos="0"/>
-        </w:tabs>
-        <w:ind w:left="1080" w:hanging="360"/>
-      </w:pPr>
-      <w:rPr>
-        <w:rFonts w:ascii="OpenSymbol" w:hAnsi="OpenSymbol" w:cs="OpenSymbol" w:hint="default"/>
-      </w:rPr>
-    </w:lvl>
-    <w:lvl w:ilvl="2">
-      <w:start w:val="1"/>
-      <w:numFmt w:val="decimal"/>
-      <w:lvlText w:val="%3."/>
-      <w:lvlJc w:val="left"/>
-      <w:pPr>
-        <w:tabs>
-          <w:tab w:val="num" w:pos="1440"/>
-        </w:tabs>
-        <w:ind w:left="1440" w:hanging="360"/>
-      </w:pPr>
-      <w:rPr/>
-    </w:lvl>
-    <w:lvl w:ilvl="3">
-      <w:start w:val="1"/>
-      <w:numFmt w:val="decimal"/>
-      <w:lvlText w:val="%4."/>
-      <w:lvlJc w:val="left"/>
-      <w:pPr>
-        <w:tabs>
-          <w:tab w:val="num" w:pos="1800"/>
-        </w:tabs>
-        <w:ind w:left="1800" w:hanging="360"/>
-      </w:pPr>
-      <w:rPr/>
-    </w:lvl>
-    <w:lvl w:ilvl="4">
-      <w:start w:val="1"/>
-      <w:numFmt w:val="decimal"/>
-      <w:lvlText w:val="%5."/>
-      <w:lvlJc w:val="left"/>
-      <w:pPr>
-        <w:tabs>
-          <w:tab w:val="num" w:pos="2160"/>
-        </w:tabs>
-        <w:ind w:left="2160" w:hanging="360"/>
-      </w:pPr>
-      <w:rPr/>
-    </w:lvl>
-    <w:lvl w:ilvl="5">
-      <w:start w:val="1"/>
-      <w:numFmt w:val="decimal"/>
-      <w:lvlText w:val="%6."/>
-      <w:lvlJc w:val="left"/>
-      <w:pPr>
-        <w:tabs>
-          <w:tab w:val="num" w:pos="2520"/>
-        </w:tabs>
-        <w:ind w:left="2520" w:hanging="360"/>
-      </w:pPr>
-      <w:rPr/>
-    </w:lvl>
-    <w:lvl w:ilvl="6">
-      <w:start w:val="1"/>
-      <w:numFmt w:val="decimal"/>
-      <w:lvlText w:val="%7."/>
-      <w:lvlJc w:val="left"/>
-      <w:pPr>
-        <w:tabs>
-          <w:tab w:val="num" w:pos="2880"/>
-        </w:tabs>
-        <w:ind w:left="2880" w:hanging="360"/>
-      </w:pPr>
-      <w:rPr/>
-    </w:lvl>
-    <w:lvl w:ilvl="7">
-      <w:start w:val="1"/>
-      <w:numFmt w:val="decimal"/>
-      <w:lvlText w:val="%8."/>
-      <w:lvlJc w:val="left"/>
-      <w:pPr>
-        <w:tabs>
-          <w:tab w:val="num" w:pos="3240"/>
-        </w:tabs>
-        <w:ind w:left="3240" w:hanging="360"/>
-      </w:pPr>
-      <w:rPr/>
-    </w:lvl>
-    <w:lvl w:ilvl="8">
-      <w:start w:val="1"/>
-      <w:numFmt w:val="decimal"/>
-      <w:lvlText w:val="%9."/>
-      <w:lvlJc w:val="left"/>
-      <w:pPr>
-        <w:tabs>
-          <w:tab w:val="num" w:pos="3600"/>
-        </w:tabs>
-        <w:ind w:left="3600" w:hanging="360"/>
-      </w:pPr>
-      <w:rPr/>
-    </w:lvl>
-  </w:abstractNum>
-  <w:abstractNum w:abstractNumId="18">
     <w:lvl w:ilvl="0">
       <w:start w:val="1"/>
       <w:numFmt w:val="none"/>
@@ -24613,28 +23818,28 @@
     <w:abstractNumId w:val="12"/>
   </w:num>
   <w:num w:numId="13">
-    <w:abstractNumId w:val="13"/>
-  </w:num>
-  <w:num w:numId="14">
-    <w:abstractNumId w:val="14"/>
-  </w:num>
-  <w:num w:numId="15">
-    <w:abstractNumId w:val="15"/>
-  </w:num>
-  <w:num w:numId="16">
-    <w:abstractNumId w:val="16"/>
-  </w:num>
-  <w:num w:numId="17">
-    <w:abstractNumId w:val="17"/>
-  </w:num>
-  <w:num w:numId="18">
-    <w:abstractNumId w:val="18"/>
-  </w:num>
-  <w:num w:numId="19">
     <w:abstractNumId w:val="1"/>
     <w:lvlOverride w:ilvl="0">
       <w:startOverride w:val="1"/>
     </w:lvlOverride>
+  </w:num>
+  <w:num w:numId="14">
+    <w:abstractNumId w:val="1"/>
+  </w:num>
+  <w:num w:numId="15">
+    <w:abstractNumId w:val="1"/>
+  </w:num>
+  <w:num w:numId="16">
+    <w:abstractNumId w:val="1"/>
+  </w:num>
+  <w:num w:numId="17">
+    <w:abstractNumId w:val="1"/>
+  </w:num>
+  <w:num w:numId="18">
+    <w:abstractNumId w:val="1"/>
+  </w:num>
+  <w:num w:numId="19">
+    <w:abstractNumId w:val="1"/>
   </w:num>
   <w:num w:numId="20">
     <w:abstractNumId w:val="1"/>
@@ -24652,36 +23857,6 @@
     <w:abstractNumId w:val="1"/>
   </w:num>
   <w:num w:numId="25">
-    <w:abstractNumId w:val="1"/>
-  </w:num>
-  <w:num w:numId="26">
-    <w:abstractNumId w:val="1"/>
-  </w:num>
-  <w:num w:numId="27">
-    <w:abstractNumId w:val="1"/>
-  </w:num>
-  <w:num w:numId="28">
-    <w:abstractNumId w:val="1"/>
-  </w:num>
-  <w:num w:numId="29">
-    <w:abstractNumId w:val="1"/>
-  </w:num>
-  <w:num w:numId="30">
-    <w:abstractNumId w:val="1"/>
-  </w:num>
-  <w:num w:numId="31">
-    <w:abstractNumId w:val="1"/>
-  </w:num>
-  <w:num w:numId="32">
-    <w:abstractNumId w:val="1"/>
-  </w:num>
-  <w:num w:numId="33">
-    <w:abstractNumId w:val="1"/>
-  </w:num>
-  <w:num w:numId="34">
-    <w:abstractNumId w:val="1"/>
-  </w:num>
-  <w:num w:numId="35">
     <w:abstractNumId w:val="1"/>
   </w:num>
 </w:numbering>

--- a/Aula3/apostila_aula3_sass_css_avancado.docx
+++ b/Aula3/apostila_aula3_sass_css_avancado.docx
@@ -716,6 +716,11 @@
                 <w:rStyle w:val="Vnculodendice"/>
               </w:rPr>
               <w:t>1. Preparação — Fluxo Git antes de começar</w:t>
+            </w:r>
+            <w:r>
+              <w:rPr>
+                <w:rStyle w:val="Vnculodendice"/>
+              </w:rPr>
               <w:tab/>
               <w:t>4</w:t>
             </w:r>
@@ -3509,7 +3514,7 @@
     <w:p>
       <w:pPr>
         <w:pStyle w:val="Heading2"/>
-        <w:spacing w:before="280" w:after="120"/>
+        <w:spacing w:before="0" w:after="120"/>
         <w:rPr/>
       </w:pPr>
       <w:bookmarkStart w:id="7" w:name="__RefHeading___Toc2841_3313738773"/>
@@ -3735,15 +3740,15 @@
         </w:tblCellMar>
       </w:tblPr>
       <w:tblGrid>
-        <w:gridCol w:w="2797"/>
-        <w:gridCol w:w="3283"/>
+        <w:gridCol w:w="2795"/>
+        <w:gridCol w:w="3285"/>
         <w:gridCol w:w="3280"/>
       </w:tblGrid>
       <w:tr>
         <w:trPr/>
         <w:tc>
           <w:tcPr>
-            <w:tcW w:w="2797" w:type="dxa"/>
+            <w:tcW w:w="2795" w:type="dxa"/>
             <w:tcBorders>
               <w:top w:val="single" w:sz="2" w:space="0" w:color="CCCCCC"/>
               <w:left w:val="single" w:sz="2" w:space="0" w:color="CCCCCC"/>
@@ -3772,7 +3777,7 @@
         </w:tc>
         <w:tc>
           <w:tcPr>
-            <w:tcW w:w="3283" w:type="dxa"/>
+            <w:tcW w:w="3285" w:type="dxa"/>
             <w:tcBorders>
               <w:top w:val="single" w:sz="2" w:space="0" w:color="CCCCCC"/>
               <w:left w:val="single" w:sz="2" w:space="0" w:color="CCCCCC"/>
@@ -3833,7 +3838,7 @@
         <w:trPr/>
         <w:tc>
           <w:tcPr>
-            <w:tcW w:w="2797" w:type="dxa"/>
+            <w:tcW w:w="2795" w:type="dxa"/>
             <w:tcBorders>
               <w:top w:val="single" w:sz="2" w:space="0" w:color="CCCCCC"/>
               <w:left w:val="single" w:sz="2" w:space="0" w:color="CCCCCC"/>
@@ -3866,7 +3871,7 @@
         </w:tc>
         <w:tc>
           <w:tcPr>
-            <w:tcW w:w="3283" w:type="dxa"/>
+            <w:tcW w:w="3285" w:type="dxa"/>
             <w:tcBorders>
               <w:top w:val="single" w:sz="2" w:space="0" w:color="CCCCCC"/>
               <w:left w:val="single" w:sz="2" w:space="0" w:color="CCCCCC"/>
@@ -3931,7 +3936,7 @@
         <w:trPr/>
         <w:tc>
           <w:tcPr>
-            <w:tcW w:w="2797" w:type="dxa"/>
+            <w:tcW w:w="2795" w:type="dxa"/>
             <w:tcBorders>
               <w:top w:val="single" w:sz="2" w:space="0" w:color="CCCCCC"/>
               <w:left w:val="single" w:sz="2" w:space="0" w:color="CCCCCC"/>
@@ -3964,7 +3969,7 @@
         </w:tc>
         <w:tc>
           <w:tcPr>
-            <w:tcW w:w="3283" w:type="dxa"/>
+            <w:tcW w:w="3285" w:type="dxa"/>
             <w:tcBorders>
               <w:top w:val="single" w:sz="2" w:space="0" w:color="CCCCCC"/>
               <w:left w:val="single" w:sz="2" w:space="0" w:color="CCCCCC"/>
@@ -4029,7 +4034,7 @@
         <w:trPr/>
         <w:tc>
           <w:tcPr>
-            <w:tcW w:w="2797" w:type="dxa"/>
+            <w:tcW w:w="2795" w:type="dxa"/>
             <w:tcBorders>
               <w:top w:val="single" w:sz="2" w:space="0" w:color="CCCCCC"/>
               <w:left w:val="single" w:sz="2" w:space="0" w:color="CCCCCC"/>
@@ -4062,7 +4067,7 @@
         </w:tc>
         <w:tc>
           <w:tcPr>
-            <w:tcW w:w="3283" w:type="dxa"/>
+            <w:tcW w:w="3285" w:type="dxa"/>
             <w:tcBorders>
               <w:top w:val="single" w:sz="2" w:space="0" w:color="CCCCCC"/>
               <w:left w:val="single" w:sz="2" w:space="0" w:color="CCCCCC"/>
@@ -4127,7 +4132,7 @@
         <w:trPr/>
         <w:tc>
           <w:tcPr>
-            <w:tcW w:w="2797" w:type="dxa"/>
+            <w:tcW w:w="2795" w:type="dxa"/>
             <w:tcBorders>
               <w:top w:val="single" w:sz="2" w:space="0" w:color="CCCCCC"/>
               <w:left w:val="single" w:sz="2" w:space="0" w:color="CCCCCC"/>
@@ -4160,7 +4165,7 @@
         </w:tc>
         <w:tc>
           <w:tcPr>
-            <w:tcW w:w="3283" w:type="dxa"/>
+            <w:tcW w:w="3285" w:type="dxa"/>
             <w:tcBorders>
               <w:top w:val="single" w:sz="2" w:space="0" w:color="CCCCCC"/>
               <w:left w:val="single" w:sz="2" w:space="0" w:color="CCCCCC"/>
@@ -4225,7 +4230,7 @@
         <w:trPr/>
         <w:tc>
           <w:tcPr>
-            <w:tcW w:w="2797" w:type="dxa"/>
+            <w:tcW w:w="2795" w:type="dxa"/>
             <w:tcBorders>
               <w:top w:val="single" w:sz="2" w:space="0" w:color="CCCCCC"/>
               <w:left w:val="single" w:sz="2" w:space="0" w:color="CCCCCC"/>
@@ -4258,7 +4263,7 @@
         </w:tc>
         <w:tc>
           <w:tcPr>
-            <w:tcW w:w="3283" w:type="dxa"/>
+            <w:tcW w:w="3285" w:type="dxa"/>
             <w:tcBorders>
               <w:top w:val="single" w:sz="2" w:space="0" w:color="CCCCCC"/>
               <w:left w:val="single" w:sz="2" w:space="0" w:color="CCCCCC"/>
@@ -4323,7 +4328,7 @@
         <w:trPr/>
         <w:tc>
           <w:tcPr>
-            <w:tcW w:w="2797" w:type="dxa"/>
+            <w:tcW w:w="2795" w:type="dxa"/>
             <w:tcBorders>
               <w:top w:val="single" w:sz="2" w:space="0" w:color="CCCCCC"/>
               <w:left w:val="single" w:sz="2" w:space="0" w:color="CCCCCC"/>
@@ -4356,7 +4361,7 @@
         </w:tc>
         <w:tc>
           <w:tcPr>
-            <w:tcW w:w="3283" w:type="dxa"/>
+            <w:tcW w:w="3285" w:type="dxa"/>
             <w:tcBorders>
               <w:top w:val="single" w:sz="2" w:space="0" w:color="CCCCCC"/>
               <w:left w:val="single" w:sz="2" w:space="0" w:color="CCCCCC"/>
@@ -6620,15 +6625,15 @@
         </w:tblCellMar>
       </w:tblPr>
       <w:tblGrid>
-        <w:gridCol w:w="2797"/>
-        <w:gridCol w:w="3283"/>
+        <w:gridCol w:w="2795"/>
+        <w:gridCol w:w="3285"/>
         <w:gridCol w:w="3280"/>
       </w:tblGrid>
       <w:tr>
         <w:trPr/>
         <w:tc>
           <w:tcPr>
-            <w:tcW w:w="2797" w:type="dxa"/>
+            <w:tcW w:w="2795" w:type="dxa"/>
             <w:tcBorders>
               <w:top w:val="single" w:sz="2" w:space="0" w:color="CCCCCC"/>
               <w:left w:val="single" w:sz="2" w:space="0" w:color="CCCCCC"/>
@@ -6657,7 +6662,7 @@
         </w:tc>
         <w:tc>
           <w:tcPr>
-            <w:tcW w:w="3283" w:type="dxa"/>
+            <w:tcW w:w="3285" w:type="dxa"/>
             <w:tcBorders>
               <w:top w:val="single" w:sz="2" w:space="0" w:color="CCCCCC"/>
               <w:left w:val="single" w:sz="2" w:space="0" w:color="CCCCCC"/>
@@ -6718,7 +6723,7 @@
         <w:trPr/>
         <w:tc>
           <w:tcPr>
-            <w:tcW w:w="2797" w:type="dxa"/>
+            <w:tcW w:w="2795" w:type="dxa"/>
             <w:tcBorders>
               <w:top w:val="single" w:sz="2" w:space="0" w:color="CCCCCC"/>
               <w:left w:val="single" w:sz="2" w:space="0" w:color="CCCCCC"/>
@@ -6751,7 +6756,7 @@
         </w:tc>
         <w:tc>
           <w:tcPr>
-            <w:tcW w:w="3283" w:type="dxa"/>
+            <w:tcW w:w="3285" w:type="dxa"/>
             <w:tcBorders>
               <w:top w:val="single" w:sz="2" w:space="0" w:color="CCCCCC"/>
               <w:left w:val="single" w:sz="2" w:space="0" w:color="CCCCCC"/>
@@ -6816,7 +6821,7 @@
         <w:trPr/>
         <w:tc>
           <w:tcPr>
-            <w:tcW w:w="2797" w:type="dxa"/>
+            <w:tcW w:w="2795" w:type="dxa"/>
             <w:tcBorders>
               <w:top w:val="single" w:sz="2" w:space="0" w:color="CCCCCC"/>
               <w:left w:val="single" w:sz="2" w:space="0" w:color="CCCCCC"/>
@@ -6849,7 +6854,7 @@
         </w:tc>
         <w:tc>
           <w:tcPr>
-            <w:tcW w:w="3283" w:type="dxa"/>
+            <w:tcW w:w="3285" w:type="dxa"/>
             <w:tcBorders>
               <w:top w:val="single" w:sz="2" w:space="0" w:color="CCCCCC"/>
               <w:left w:val="single" w:sz="2" w:space="0" w:color="CCCCCC"/>
@@ -6914,7 +6919,7 @@
         <w:trPr/>
         <w:tc>
           <w:tcPr>
-            <w:tcW w:w="2797" w:type="dxa"/>
+            <w:tcW w:w="2795" w:type="dxa"/>
             <w:tcBorders>
               <w:top w:val="single" w:sz="2" w:space="0" w:color="CCCCCC"/>
               <w:left w:val="single" w:sz="2" w:space="0" w:color="CCCCCC"/>
@@ -6947,7 +6952,7 @@
         </w:tc>
         <w:tc>
           <w:tcPr>
-            <w:tcW w:w="3283" w:type="dxa"/>
+            <w:tcW w:w="3285" w:type="dxa"/>
             <w:tcBorders>
               <w:top w:val="single" w:sz="2" w:space="0" w:color="CCCCCC"/>
               <w:left w:val="single" w:sz="2" w:space="0" w:color="CCCCCC"/>
@@ -7012,7 +7017,7 @@
         <w:trPr/>
         <w:tc>
           <w:tcPr>
-            <w:tcW w:w="2797" w:type="dxa"/>
+            <w:tcW w:w="2795" w:type="dxa"/>
             <w:tcBorders>
               <w:top w:val="single" w:sz="2" w:space="0" w:color="CCCCCC"/>
               <w:left w:val="single" w:sz="2" w:space="0" w:color="CCCCCC"/>
@@ -7045,7 +7050,7 @@
         </w:tc>
         <w:tc>
           <w:tcPr>
-            <w:tcW w:w="3283" w:type="dxa"/>
+            <w:tcW w:w="3285" w:type="dxa"/>
             <w:tcBorders>
               <w:top w:val="single" w:sz="2" w:space="0" w:color="CCCCCC"/>
               <w:left w:val="single" w:sz="2" w:space="0" w:color="CCCCCC"/>
@@ -7110,7 +7115,7 @@
         <w:trPr/>
         <w:tc>
           <w:tcPr>
-            <w:tcW w:w="2797" w:type="dxa"/>
+            <w:tcW w:w="2795" w:type="dxa"/>
             <w:tcBorders>
               <w:top w:val="single" w:sz="2" w:space="0" w:color="CCCCCC"/>
               <w:left w:val="single" w:sz="2" w:space="0" w:color="CCCCCC"/>
@@ -7143,7 +7148,7 @@
         </w:tc>
         <w:tc>
           <w:tcPr>
-            <w:tcW w:w="3283" w:type="dxa"/>
+            <w:tcW w:w="3285" w:type="dxa"/>
             <w:tcBorders>
               <w:top w:val="single" w:sz="2" w:space="0" w:color="CCCCCC"/>
               <w:left w:val="single" w:sz="2" w:space="0" w:color="CCCCCC"/>
@@ -7208,7 +7213,7 @@
         <w:trPr/>
         <w:tc>
           <w:tcPr>
-            <w:tcW w:w="2797" w:type="dxa"/>
+            <w:tcW w:w="2795" w:type="dxa"/>
             <w:tcBorders>
               <w:top w:val="single" w:sz="2" w:space="0" w:color="CCCCCC"/>
               <w:left w:val="single" w:sz="2" w:space="0" w:color="CCCCCC"/>
@@ -7241,7 +7246,7 @@
         </w:tc>
         <w:tc>
           <w:tcPr>
-            <w:tcW w:w="3283" w:type="dxa"/>
+            <w:tcW w:w="3285" w:type="dxa"/>
             <w:tcBorders>
               <w:top w:val="single" w:sz="2" w:space="0" w:color="CCCCCC"/>
               <w:left w:val="single" w:sz="2" w:space="0" w:color="CCCCCC"/>
@@ -21513,7 +21518,14 @@
       <w:pPr>
         <w:pStyle w:val="Heading2"/>
         <w:spacing w:before="280" w:after="120"/>
-        <w:rPr/>
+        <w:rPr>
+          <w:rFonts w:eastAsia="Arial" w:cs="Arial"/>
+          <w:b/>
+          <w:bCs/>
+          <w:color w:val="2E6DA4"/>
+          <w:sz w:val="28"/>
+          <w:szCs w:val="28"/>
+        </w:rPr>
       </w:pPr>
       <w:bookmarkStart w:id="51" w:name="__RefHeading___Toc2929_3313738773"/>
       <w:bookmarkEnd w:id="51"/>
@@ -21534,10 +21546,15 @@
         <w:pStyle w:val="ListParagraph"/>
         <w:numPr>
           <w:ilvl w:val="0"/>
-          <w:numId w:val="13"/>
+          <w:numId w:val="17"/>
         </w:numPr>
         <w:spacing w:lineRule="auto" w:line="341" w:before="60" w:after="60"/>
-        <w:rPr/>
+        <w:rPr>
+          <w:rFonts w:eastAsia="Arial" w:cs="Arial"/>
+          <w:color w:val="000000"/>
+          <w:sz w:val="22"/>
+          <w:szCs w:val="22"/>
+        </w:rPr>
       </w:pPr>
       <w:r>
         <w:rPr>
@@ -21546,7 +21563,7 @@
           <w:sz w:val="22"/>
           <w:szCs w:val="22"/>
         </w:rPr>
-        <w:t>Branch feature-sass criada a partir da main atualizada</w:t>
+        <w:t>Envie para main o código da funcionalidade de ferramentas de desenvolvimento, caso esteja concluido;</w:t>
       </w:r>
     </w:p>
     <w:p>
@@ -21554,7 +21571,32 @@
         <w:pStyle w:val="ListParagraph"/>
         <w:numPr>
           <w:ilvl w:val="0"/>
-          <w:numId w:val="14"/>
+          <w:numId w:val="18"/>
+        </w:numPr>
+        <w:spacing w:lineRule="auto" w:line="341" w:before="60" w:after="60"/>
+        <w:rPr>
+          <w:rFonts w:eastAsia="Arial" w:cs="Arial"/>
+          <w:color w:val="000000"/>
+          <w:sz w:val="22"/>
+          <w:szCs w:val="22"/>
+        </w:rPr>
+      </w:pPr>
+      <w:r>
+        <w:rPr>
+          <w:rFonts w:eastAsia="Arial" w:cs="Arial"/>
+          <w:color w:val="000000"/>
+          <w:sz w:val="22"/>
+          <w:szCs w:val="22"/>
+        </w:rPr>
+        <w:t>Criar branch feature-sass a partir da main atualizada;</w:t>
+      </w:r>
+    </w:p>
+    <w:p>
+      <w:pPr>
+        <w:pStyle w:val="ListParagraph"/>
+        <w:numPr>
+          <w:ilvl w:val="0"/>
+          <w:numId w:val="19"/>
         </w:numPr>
         <w:spacing w:lineRule="auto" w:line="341" w:before="60" w:after="60"/>
         <w:rPr>
@@ -21579,7 +21621,7 @@
         <w:pStyle w:val="ListParagraph"/>
         <w:numPr>
           <w:ilvl w:val="0"/>
-          <w:numId w:val="15"/>
+          <w:numId w:val="20"/>
         </w:numPr>
         <w:spacing w:lineRule="auto" w:line="341" w:before="60" w:after="60"/>
         <w:rPr>
@@ -21604,7 +21646,7 @@
         <w:pStyle w:val="ListParagraph"/>
         <w:numPr>
           <w:ilvl w:val="0"/>
-          <w:numId w:val="16"/>
+          <w:numId w:val="21"/>
         </w:numPr>
         <w:spacing w:lineRule="auto" w:line="341" w:before="60" w:after="60"/>
         <w:rPr>
@@ -21622,6 +21664,56 @@
           <w:szCs w:val="22"/>
         </w:rPr>
         <w:t>Adicione dois novos temas de cores ao site/aplicação (você pode escolher quais conjuntos de estilos vai utilizar em cada tema);</w:t>
+      </w:r>
+    </w:p>
+    <w:p>
+      <w:pPr>
+        <w:pStyle w:val="ListParagraph"/>
+        <w:numPr>
+          <w:ilvl w:val="0"/>
+          <w:numId w:val="22"/>
+        </w:numPr>
+        <w:spacing w:lineRule="auto" w:line="341" w:before="60" w:after="60"/>
+        <w:rPr>
+          <w:rFonts w:eastAsia="Arial" w:cs="Arial"/>
+          <w:color w:val="000000"/>
+          <w:sz w:val="22"/>
+          <w:szCs w:val="22"/>
+        </w:rPr>
+      </w:pPr>
+      <w:r>
+        <w:rPr>
+          <w:rFonts w:eastAsia="Arial" w:cs="Arial"/>
+          <w:color w:val="000000"/>
+          <w:sz w:val="22"/>
+          <w:szCs w:val="22"/>
+        </w:rPr>
+        <w:t>O layout do site/aplicação deve ser responsivo;</w:t>
+      </w:r>
+    </w:p>
+    <w:p>
+      <w:pPr>
+        <w:pStyle w:val="ListParagraph"/>
+        <w:numPr>
+          <w:ilvl w:val="0"/>
+          <w:numId w:val="23"/>
+        </w:numPr>
+        <w:spacing w:lineRule="auto" w:line="341" w:before="60" w:after="60"/>
+        <w:rPr>
+          <w:rFonts w:eastAsia="Arial" w:cs="Arial"/>
+          <w:color w:val="000000"/>
+          <w:sz w:val="22"/>
+          <w:szCs w:val="22"/>
+        </w:rPr>
+      </w:pPr>
+      <w:r>
+        <w:rPr>
+          <w:rFonts w:eastAsia="Arial" w:cs="Arial"/>
+          <w:color w:val="000000"/>
+          <w:sz w:val="22"/>
+          <w:szCs w:val="22"/>
+        </w:rPr>
+        <w:t>Faça o commit, push da atividade. (Não precisa enviar novamente o link do repositório github caso já tenha enviado, no entanto confirme se as alterações foram enviadas ao repositório remoto no github);</w:t>
       </w:r>
     </w:p>
     <w:p>
@@ -21730,7 +21822,7 @@
         <w:pStyle w:val="ListParagraph"/>
         <w:numPr>
           <w:ilvl w:val="0"/>
-          <w:numId w:val="17"/>
+          <w:numId w:val="24"/>
         </w:numPr>
         <w:spacing w:lineRule="auto" w:line="341" w:before="60" w:after="60"/>
         <w:rPr/>
@@ -21750,7 +21842,7 @@
         <w:pStyle w:val="ListParagraph"/>
         <w:numPr>
           <w:ilvl w:val="0"/>
-          <w:numId w:val="18"/>
+          <w:numId w:val="25"/>
         </w:numPr>
         <w:spacing w:lineRule="auto" w:line="341" w:before="60" w:after="60"/>
         <w:rPr/>
@@ -21770,7 +21862,7 @@
         <w:pStyle w:val="ListParagraph"/>
         <w:numPr>
           <w:ilvl w:val="0"/>
-          <w:numId w:val="19"/>
+          <w:numId w:val="26"/>
         </w:numPr>
         <w:spacing w:lineRule="auto" w:line="341" w:before="60" w:after="60"/>
         <w:rPr/>
@@ -21790,7 +21882,7 @@
         <w:pStyle w:val="ListParagraph"/>
         <w:numPr>
           <w:ilvl w:val="0"/>
-          <w:numId w:val="20"/>
+          <w:numId w:val="27"/>
         </w:numPr>
         <w:spacing w:lineRule="auto" w:line="341" w:before="60" w:after="60"/>
         <w:rPr/>
@@ -21810,7 +21902,7 @@
         <w:pStyle w:val="ListParagraph"/>
         <w:numPr>
           <w:ilvl w:val="0"/>
-          <w:numId w:val="21"/>
+          <w:numId w:val="28"/>
         </w:numPr>
         <w:spacing w:lineRule="auto" w:line="341" w:before="60" w:after="60"/>
         <w:rPr/>
@@ -21830,7 +21922,7 @@
         <w:pStyle w:val="ListParagraph"/>
         <w:numPr>
           <w:ilvl w:val="0"/>
-          <w:numId w:val="22"/>
+          <w:numId w:val="29"/>
         </w:numPr>
         <w:spacing w:lineRule="auto" w:line="341" w:before="60" w:after="60"/>
         <w:rPr/>
@@ -21880,7 +21972,7 @@
         <w:pStyle w:val="ListParagraph"/>
         <w:numPr>
           <w:ilvl w:val="0"/>
-          <w:numId w:val="23"/>
+          <w:numId w:val="30"/>
         </w:numPr>
         <w:spacing w:lineRule="auto" w:line="341" w:before="60" w:after="60"/>
         <w:rPr/>
@@ -21900,7 +21992,7 @@
         <w:pStyle w:val="ListParagraph"/>
         <w:numPr>
           <w:ilvl w:val="0"/>
-          <w:numId w:val="24"/>
+          <w:numId w:val="31"/>
         </w:numPr>
         <w:spacing w:lineRule="auto" w:line="341" w:before="60" w:after="60"/>
         <w:rPr/>
@@ -21920,7 +22012,7 @@
         <w:pStyle w:val="ListParagraph"/>
         <w:numPr>
           <w:ilvl w:val="0"/>
-          <w:numId w:val="25"/>
+          <w:numId w:val="32"/>
         </w:numPr>
         <w:spacing w:lineRule="auto" w:line="341" w:before="60" w:after="60"/>
         <w:rPr/>
@@ -23665,6 +23757,498 @@
   <w:abstractNum w:abstractNumId="12">
     <w:lvl w:ilvl="0">
       <w:start w:val="1"/>
+      <w:numFmt w:val="bullet"/>
+      <w:lvlText w:val=""/>
+      <w:lvlJc w:val="left"/>
+      <w:pPr>
+        <w:tabs>
+          <w:tab w:val="num" w:pos="0"/>
+        </w:tabs>
+        <w:ind w:left="720" w:hanging="360"/>
+      </w:pPr>
+      <w:rPr>
+        <w:rFonts w:ascii="Symbol" w:hAnsi="Symbol" w:cs="Symbol" w:hint="default"/>
+      </w:rPr>
+    </w:lvl>
+    <w:lvl w:ilvl="1">
+      <w:start w:val="1"/>
+      <w:numFmt w:val="bullet"/>
+      <w:lvlText w:val="◦"/>
+      <w:lvlJc w:val="left"/>
+      <w:pPr>
+        <w:tabs>
+          <w:tab w:val="num" w:pos="0"/>
+        </w:tabs>
+        <w:ind w:left="1080" w:hanging="360"/>
+      </w:pPr>
+      <w:rPr>
+        <w:rFonts w:ascii="OpenSymbol" w:hAnsi="OpenSymbol" w:cs="OpenSymbol" w:hint="default"/>
+      </w:rPr>
+    </w:lvl>
+    <w:lvl w:ilvl="2">
+      <w:start w:val="1"/>
+      <w:numFmt w:val="decimal"/>
+      <w:lvlText w:val="%3."/>
+      <w:lvlJc w:val="left"/>
+      <w:pPr>
+        <w:tabs>
+          <w:tab w:val="num" w:pos="1440"/>
+        </w:tabs>
+        <w:ind w:left="1440" w:hanging="360"/>
+      </w:pPr>
+      <w:rPr/>
+    </w:lvl>
+    <w:lvl w:ilvl="3">
+      <w:start w:val="1"/>
+      <w:numFmt w:val="decimal"/>
+      <w:lvlText w:val="%4."/>
+      <w:lvlJc w:val="left"/>
+      <w:pPr>
+        <w:tabs>
+          <w:tab w:val="num" w:pos="1800"/>
+        </w:tabs>
+        <w:ind w:left="1800" w:hanging="360"/>
+      </w:pPr>
+      <w:rPr/>
+    </w:lvl>
+    <w:lvl w:ilvl="4">
+      <w:start w:val="1"/>
+      <w:numFmt w:val="decimal"/>
+      <w:lvlText w:val="%5."/>
+      <w:lvlJc w:val="left"/>
+      <w:pPr>
+        <w:tabs>
+          <w:tab w:val="num" w:pos="2160"/>
+        </w:tabs>
+        <w:ind w:left="2160" w:hanging="360"/>
+      </w:pPr>
+      <w:rPr/>
+    </w:lvl>
+    <w:lvl w:ilvl="5">
+      <w:start w:val="1"/>
+      <w:numFmt w:val="decimal"/>
+      <w:lvlText w:val="%6."/>
+      <w:lvlJc w:val="left"/>
+      <w:pPr>
+        <w:tabs>
+          <w:tab w:val="num" w:pos="2520"/>
+        </w:tabs>
+        <w:ind w:left="2520" w:hanging="360"/>
+      </w:pPr>
+      <w:rPr/>
+    </w:lvl>
+    <w:lvl w:ilvl="6">
+      <w:start w:val="1"/>
+      <w:numFmt w:val="decimal"/>
+      <w:lvlText w:val="%7."/>
+      <w:lvlJc w:val="left"/>
+      <w:pPr>
+        <w:tabs>
+          <w:tab w:val="num" w:pos="2880"/>
+        </w:tabs>
+        <w:ind w:left="2880" w:hanging="360"/>
+      </w:pPr>
+      <w:rPr/>
+    </w:lvl>
+    <w:lvl w:ilvl="7">
+      <w:start w:val="1"/>
+      <w:numFmt w:val="decimal"/>
+      <w:lvlText w:val="%8."/>
+      <w:lvlJc w:val="left"/>
+      <w:pPr>
+        <w:tabs>
+          <w:tab w:val="num" w:pos="3240"/>
+        </w:tabs>
+        <w:ind w:left="3240" w:hanging="360"/>
+      </w:pPr>
+      <w:rPr/>
+    </w:lvl>
+    <w:lvl w:ilvl="8">
+      <w:start w:val="1"/>
+      <w:numFmt w:val="decimal"/>
+      <w:lvlText w:val="%9."/>
+      <w:lvlJc w:val="left"/>
+      <w:pPr>
+        <w:tabs>
+          <w:tab w:val="num" w:pos="3600"/>
+        </w:tabs>
+        <w:ind w:left="3600" w:hanging="360"/>
+      </w:pPr>
+      <w:rPr/>
+    </w:lvl>
+  </w:abstractNum>
+  <w:abstractNum w:abstractNumId="13">
+    <w:lvl w:ilvl="0">
+      <w:start w:val="1"/>
+      <w:numFmt w:val="bullet"/>
+      <w:lvlText w:val=""/>
+      <w:lvlJc w:val="left"/>
+      <w:pPr>
+        <w:tabs>
+          <w:tab w:val="num" w:pos="0"/>
+        </w:tabs>
+        <w:ind w:left="720" w:hanging="360"/>
+      </w:pPr>
+      <w:rPr>
+        <w:rFonts w:ascii="Symbol" w:hAnsi="Symbol" w:cs="Symbol" w:hint="default"/>
+      </w:rPr>
+    </w:lvl>
+    <w:lvl w:ilvl="1">
+      <w:start w:val="1"/>
+      <w:numFmt w:val="bullet"/>
+      <w:lvlText w:val="◦"/>
+      <w:lvlJc w:val="left"/>
+      <w:pPr>
+        <w:tabs>
+          <w:tab w:val="num" w:pos="0"/>
+        </w:tabs>
+        <w:ind w:left="1080" w:hanging="360"/>
+      </w:pPr>
+      <w:rPr>
+        <w:rFonts w:ascii="OpenSymbol" w:hAnsi="OpenSymbol" w:cs="OpenSymbol" w:hint="default"/>
+      </w:rPr>
+    </w:lvl>
+    <w:lvl w:ilvl="2">
+      <w:start w:val="1"/>
+      <w:numFmt w:val="decimal"/>
+      <w:lvlText w:val="%3."/>
+      <w:lvlJc w:val="left"/>
+      <w:pPr>
+        <w:tabs>
+          <w:tab w:val="num" w:pos="1440"/>
+        </w:tabs>
+        <w:ind w:left="1440" w:hanging="360"/>
+      </w:pPr>
+      <w:rPr/>
+    </w:lvl>
+    <w:lvl w:ilvl="3">
+      <w:start w:val="1"/>
+      <w:numFmt w:val="decimal"/>
+      <w:lvlText w:val="%4."/>
+      <w:lvlJc w:val="left"/>
+      <w:pPr>
+        <w:tabs>
+          <w:tab w:val="num" w:pos="1800"/>
+        </w:tabs>
+        <w:ind w:left="1800" w:hanging="360"/>
+      </w:pPr>
+      <w:rPr/>
+    </w:lvl>
+    <w:lvl w:ilvl="4">
+      <w:start w:val="1"/>
+      <w:numFmt w:val="decimal"/>
+      <w:lvlText w:val="%5."/>
+      <w:lvlJc w:val="left"/>
+      <w:pPr>
+        <w:tabs>
+          <w:tab w:val="num" w:pos="2160"/>
+        </w:tabs>
+        <w:ind w:left="2160" w:hanging="360"/>
+      </w:pPr>
+      <w:rPr/>
+    </w:lvl>
+    <w:lvl w:ilvl="5">
+      <w:start w:val="1"/>
+      <w:numFmt w:val="decimal"/>
+      <w:lvlText w:val="%6."/>
+      <w:lvlJc w:val="left"/>
+      <w:pPr>
+        <w:tabs>
+          <w:tab w:val="num" w:pos="2520"/>
+        </w:tabs>
+        <w:ind w:left="2520" w:hanging="360"/>
+      </w:pPr>
+      <w:rPr/>
+    </w:lvl>
+    <w:lvl w:ilvl="6">
+      <w:start w:val="1"/>
+      <w:numFmt w:val="decimal"/>
+      <w:lvlText w:val="%7."/>
+      <w:lvlJc w:val="left"/>
+      <w:pPr>
+        <w:tabs>
+          <w:tab w:val="num" w:pos="2880"/>
+        </w:tabs>
+        <w:ind w:left="2880" w:hanging="360"/>
+      </w:pPr>
+      <w:rPr/>
+    </w:lvl>
+    <w:lvl w:ilvl="7">
+      <w:start w:val="1"/>
+      <w:numFmt w:val="decimal"/>
+      <w:lvlText w:val="%8."/>
+      <w:lvlJc w:val="left"/>
+      <w:pPr>
+        <w:tabs>
+          <w:tab w:val="num" w:pos="3240"/>
+        </w:tabs>
+        <w:ind w:left="3240" w:hanging="360"/>
+      </w:pPr>
+      <w:rPr/>
+    </w:lvl>
+    <w:lvl w:ilvl="8">
+      <w:start w:val="1"/>
+      <w:numFmt w:val="decimal"/>
+      <w:lvlText w:val="%9."/>
+      <w:lvlJc w:val="left"/>
+      <w:pPr>
+        <w:tabs>
+          <w:tab w:val="num" w:pos="3600"/>
+        </w:tabs>
+        <w:ind w:left="3600" w:hanging="360"/>
+      </w:pPr>
+      <w:rPr/>
+    </w:lvl>
+  </w:abstractNum>
+  <w:abstractNum w:abstractNumId="14">
+    <w:lvl w:ilvl="0">
+      <w:start w:val="1"/>
+      <w:numFmt w:val="bullet"/>
+      <w:lvlText w:val=""/>
+      <w:lvlJc w:val="left"/>
+      <w:pPr>
+        <w:tabs>
+          <w:tab w:val="num" w:pos="0"/>
+        </w:tabs>
+        <w:ind w:left="720" w:hanging="360"/>
+      </w:pPr>
+      <w:rPr>
+        <w:rFonts w:ascii="Symbol" w:hAnsi="Symbol" w:cs="Symbol" w:hint="default"/>
+      </w:rPr>
+    </w:lvl>
+    <w:lvl w:ilvl="1">
+      <w:start w:val="1"/>
+      <w:numFmt w:val="bullet"/>
+      <w:lvlText w:val="◦"/>
+      <w:lvlJc w:val="left"/>
+      <w:pPr>
+        <w:tabs>
+          <w:tab w:val="num" w:pos="0"/>
+        </w:tabs>
+        <w:ind w:left="1080" w:hanging="360"/>
+      </w:pPr>
+      <w:rPr>
+        <w:rFonts w:ascii="OpenSymbol" w:hAnsi="OpenSymbol" w:cs="OpenSymbol" w:hint="default"/>
+      </w:rPr>
+    </w:lvl>
+    <w:lvl w:ilvl="2">
+      <w:start w:val="1"/>
+      <w:numFmt w:val="decimal"/>
+      <w:lvlText w:val="%3."/>
+      <w:lvlJc w:val="left"/>
+      <w:pPr>
+        <w:tabs>
+          <w:tab w:val="num" w:pos="1440"/>
+        </w:tabs>
+        <w:ind w:left="1440" w:hanging="360"/>
+      </w:pPr>
+      <w:rPr/>
+    </w:lvl>
+    <w:lvl w:ilvl="3">
+      <w:start w:val="1"/>
+      <w:numFmt w:val="decimal"/>
+      <w:lvlText w:val="%4."/>
+      <w:lvlJc w:val="left"/>
+      <w:pPr>
+        <w:tabs>
+          <w:tab w:val="num" w:pos="1800"/>
+        </w:tabs>
+        <w:ind w:left="1800" w:hanging="360"/>
+      </w:pPr>
+      <w:rPr/>
+    </w:lvl>
+    <w:lvl w:ilvl="4">
+      <w:start w:val="1"/>
+      <w:numFmt w:val="decimal"/>
+      <w:lvlText w:val="%5."/>
+      <w:lvlJc w:val="left"/>
+      <w:pPr>
+        <w:tabs>
+          <w:tab w:val="num" w:pos="2160"/>
+        </w:tabs>
+        <w:ind w:left="2160" w:hanging="360"/>
+      </w:pPr>
+      <w:rPr/>
+    </w:lvl>
+    <w:lvl w:ilvl="5">
+      <w:start w:val="1"/>
+      <w:numFmt w:val="decimal"/>
+      <w:lvlText w:val="%6."/>
+      <w:lvlJc w:val="left"/>
+      <w:pPr>
+        <w:tabs>
+          <w:tab w:val="num" w:pos="2520"/>
+        </w:tabs>
+        <w:ind w:left="2520" w:hanging="360"/>
+      </w:pPr>
+      <w:rPr/>
+    </w:lvl>
+    <w:lvl w:ilvl="6">
+      <w:start w:val="1"/>
+      <w:numFmt w:val="decimal"/>
+      <w:lvlText w:val="%7."/>
+      <w:lvlJc w:val="left"/>
+      <w:pPr>
+        <w:tabs>
+          <w:tab w:val="num" w:pos="2880"/>
+        </w:tabs>
+        <w:ind w:left="2880" w:hanging="360"/>
+      </w:pPr>
+      <w:rPr/>
+    </w:lvl>
+    <w:lvl w:ilvl="7">
+      <w:start w:val="1"/>
+      <w:numFmt w:val="decimal"/>
+      <w:lvlText w:val="%8."/>
+      <w:lvlJc w:val="left"/>
+      <w:pPr>
+        <w:tabs>
+          <w:tab w:val="num" w:pos="3240"/>
+        </w:tabs>
+        <w:ind w:left="3240" w:hanging="360"/>
+      </w:pPr>
+      <w:rPr/>
+    </w:lvl>
+    <w:lvl w:ilvl="8">
+      <w:start w:val="1"/>
+      <w:numFmt w:val="decimal"/>
+      <w:lvlText w:val="%9."/>
+      <w:lvlJc w:val="left"/>
+      <w:pPr>
+        <w:tabs>
+          <w:tab w:val="num" w:pos="3600"/>
+        </w:tabs>
+        <w:ind w:left="3600" w:hanging="360"/>
+      </w:pPr>
+      <w:rPr/>
+    </w:lvl>
+  </w:abstractNum>
+  <w:abstractNum w:abstractNumId="15">
+    <w:lvl w:ilvl="0">
+      <w:start w:val="1"/>
+      <w:numFmt w:val="bullet"/>
+      <w:lvlText w:val=""/>
+      <w:lvlJc w:val="left"/>
+      <w:pPr>
+        <w:tabs>
+          <w:tab w:val="num" w:pos="0"/>
+        </w:tabs>
+        <w:ind w:left="720" w:hanging="360"/>
+      </w:pPr>
+      <w:rPr>
+        <w:rFonts w:ascii="Symbol" w:hAnsi="Symbol" w:cs="Symbol" w:hint="default"/>
+      </w:rPr>
+    </w:lvl>
+    <w:lvl w:ilvl="1">
+      <w:start w:val="1"/>
+      <w:numFmt w:val="bullet"/>
+      <w:lvlText w:val="◦"/>
+      <w:lvlJc w:val="left"/>
+      <w:pPr>
+        <w:tabs>
+          <w:tab w:val="num" w:pos="0"/>
+        </w:tabs>
+        <w:ind w:left="1080" w:hanging="360"/>
+      </w:pPr>
+      <w:rPr>
+        <w:rFonts w:ascii="OpenSymbol" w:hAnsi="OpenSymbol" w:cs="OpenSymbol" w:hint="default"/>
+      </w:rPr>
+    </w:lvl>
+    <w:lvl w:ilvl="2">
+      <w:start w:val="1"/>
+      <w:numFmt w:val="decimal"/>
+      <w:lvlText w:val="%3."/>
+      <w:lvlJc w:val="left"/>
+      <w:pPr>
+        <w:tabs>
+          <w:tab w:val="num" w:pos="1440"/>
+        </w:tabs>
+        <w:ind w:left="1440" w:hanging="360"/>
+      </w:pPr>
+      <w:rPr/>
+    </w:lvl>
+    <w:lvl w:ilvl="3">
+      <w:start w:val="1"/>
+      <w:numFmt w:val="decimal"/>
+      <w:lvlText w:val="%4."/>
+      <w:lvlJc w:val="left"/>
+      <w:pPr>
+        <w:tabs>
+          <w:tab w:val="num" w:pos="1800"/>
+        </w:tabs>
+        <w:ind w:left="1800" w:hanging="360"/>
+      </w:pPr>
+      <w:rPr/>
+    </w:lvl>
+    <w:lvl w:ilvl="4">
+      <w:start w:val="1"/>
+      <w:numFmt w:val="decimal"/>
+      <w:lvlText w:val="%5."/>
+      <w:lvlJc w:val="left"/>
+      <w:pPr>
+        <w:tabs>
+          <w:tab w:val="num" w:pos="2160"/>
+        </w:tabs>
+        <w:ind w:left="2160" w:hanging="360"/>
+      </w:pPr>
+      <w:rPr/>
+    </w:lvl>
+    <w:lvl w:ilvl="5">
+      <w:start w:val="1"/>
+      <w:numFmt w:val="decimal"/>
+      <w:lvlText w:val="%6."/>
+      <w:lvlJc w:val="left"/>
+      <w:pPr>
+        <w:tabs>
+          <w:tab w:val="num" w:pos="2520"/>
+        </w:tabs>
+        <w:ind w:left="2520" w:hanging="360"/>
+      </w:pPr>
+      <w:rPr/>
+    </w:lvl>
+    <w:lvl w:ilvl="6">
+      <w:start w:val="1"/>
+      <w:numFmt w:val="decimal"/>
+      <w:lvlText w:val="%7."/>
+      <w:lvlJc w:val="left"/>
+      <w:pPr>
+        <w:tabs>
+          <w:tab w:val="num" w:pos="2880"/>
+        </w:tabs>
+        <w:ind w:left="2880" w:hanging="360"/>
+      </w:pPr>
+      <w:rPr/>
+    </w:lvl>
+    <w:lvl w:ilvl="7">
+      <w:start w:val="1"/>
+      <w:numFmt w:val="decimal"/>
+      <w:lvlText w:val="%8."/>
+      <w:lvlJc w:val="left"/>
+      <w:pPr>
+        <w:tabs>
+          <w:tab w:val="num" w:pos="3240"/>
+        </w:tabs>
+        <w:ind w:left="3240" w:hanging="360"/>
+      </w:pPr>
+      <w:rPr/>
+    </w:lvl>
+    <w:lvl w:ilvl="8">
+      <w:start w:val="1"/>
+      <w:numFmt w:val="decimal"/>
+      <w:lvlText w:val="%9."/>
+      <w:lvlJc w:val="left"/>
+      <w:pPr>
+        <w:tabs>
+          <w:tab w:val="num" w:pos="3600"/>
+        </w:tabs>
+        <w:ind w:left="3600" w:hanging="360"/>
+      </w:pPr>
+      <w:rPr/>
+    </w:lvl>
+  </w:abstractNum>
+  <w:abstractNum w:abstractNumId="16">
+    <w:lvl w:ilvl="0">
+      <w:start w:val="1"/>
       <w:numFmt w:val="none"/>
       <w:suff w:val="nothing"/>
       <w:lvlText w:val=""/>
@@ -23818,46 +24402,67 @@
     <w:abstractNumId w:val="12"/>
   </w:num>
   <w:num w:numId="13">
-    <w:abstractNumId w:val="1"/>
+    <w:abstractNumId w:val="13"/>
+  </w:num>
+  <w:num w:numId="14">
+    <w:abstractNumId w:val="14"/>
+  </w:num>
+  <w:num w:numId="15">
+    <w:abstractNumId w:val="15"/>
+  </w:num>
+  <w:num w:numId="16">
+    <w:abstractNumId w:val="16"/>
+  </w:num>
+  <w:num w:numId="17">
+    <w:abstractNumId w:val="2"/>
     <w:lvlOverride w:ilvl="0">
       <w:startOverride w:val="1"/>
     </w:lvlOverride>
   </w:num>
-  <w:num w:numId="14">
-    <w:abstractNumId w:val="1"/>
-  </w:num>
-  <w:num w:numId="15">
-    <w:abstractNumId w:val="1"/>
-  </w:num>
-  <w:num w:numId="16">
-    <w:abstractNumId w:val="1"/>
-  </w:num>
-  <w:num w:numId="17">
-    <w:abstractNumId w:val="1"/>
-  </w:num>
   <w:num w:numId="18">
-    <w:abstractNumId w:val="1"/>
+    <w:abstractNumId w:val="2"/>
   </w:num>
   <w:num w:numId="19">
-    <w:abstractNumId w:val="1"/>
+    <w:abstractNumId w:val="2"/>
   </w:num>
   <w:num w:numId="20">
-    <w:abstractNumId w:val="1"/>
+    <w:abstractNumId w:val="2"/>
   </w:num>
   <w:num w:numId="21">
-    <w:abstractNumId w:val="1"/>
+    <w:abstractNumId w:val="2"/>
   </w:num>
   <w:num w:numId="22">
-    <w:abstractNumId w:val="1"/>
+    <w:abstractNumId w:val="2"/>
   </w:num>
   <w:num w:numId="23">
-    <w:abstractNumId w:val="1"/>
+    <w:abstractNumId w:val="2"/>
   </w:num>
   <w:num w:numId="24">
-    <w:abstractNumId w:val="1"/>
+    <w:abstractNumId w:val="2"/>
   </w:num>
   <w:num w:numId="25">
-    <w:abstractNumId w:val="1"/>
+    <w:abstractNumId w:val="2"/>
+  </w:num>
+  <w:num w:numId="26">
+    <w:abstractNumId w:val="2"/>
+  </w:num>
+  <w:num w:numId="27">
+    <w:abstractNumId w:val="2"/>
+  </w:num>
+  <w:num w:numId="28">
+    <w:abstractNumId w:val="2"/>
+  </w:num>
+  <w:num w:numId="29">
+    <w:abstractNumId w:val="2"/>
+  </w:num>
+  <w:num w:numId="30">
+    <w:abstractNumId w:val="2"/>
+  </w:num>
+  <w:num w:numId="31">
+    <w:abstractNumId w:val="2"/>
+  </w:num>
+  <w:num w:numId="32">
+    <w:abstractNumId w:val="2"/>
   </w:num>
 </w:numbering>
 </file>

--- a/Aula3/apostila_aula3_sass_css_avancado.docx
+++ b/Aula3/apostila_aula3_sass_css_avancado.docx
@@ -710,19 +710,134 @@
             </w:rPr>
             <w:fldChar w:fldCharType="separate"/>
           </w:r>
-          <w:hyperlink w:anchor="__RefHeading___Toc2831_3313738773">
+          <w:hyperlink w:anchor="__RefHeading___Toc8319_2487166897">
             <w:r>
               <w:rPr>
                 <w:rStyle w:val="Vnculodendice"/>
               </w:rPr>
-              <w:t>1. Preparação — Fluxo Git antes de começar</w:t>
-            </w:r>
-            <w:r>
-              <w:rPr>
-                <w:rStyle w:val="Vnculodendice"/>
-              </w:rPr>
+              <w:t>1. O que é CSS?</w:t>
               <w:tab/>
               <w:t>4</w:t>
+            </w:r>
+          </w:hyperlink>
+        </w:p>
+        <w:p>
+          <w:pPr>
+            <w:pStyle w:val="TOC2"/>
+            <w:tabs>
+              <w:tab w:val="clear" w:pos="8923"/>
+              <w:tab w:val="right" w:pos="9205" w:leader="dot"/>
+            </w:tabs>
+            <w:rPr/>
+          </w:pPr>
+          <w:hyperlink w:anchor="__RefHeading___Toc8321_2487166897">
+            <w:r>
+              <w:rPr>
+                <w:rStyle w:val="Vnculodendice"/>
+              </w:rPr>
+              <w:t>1.1. Estrutura de uma regra CSS</w:t>
+              <w:tab/>
+              <w:t>4</w:t>
+            </w:r>
+          </w:hyperlink>
+        </w:p>
+        <w:p>
+          <w:pPr>
+            <w:pStyle w:val="TOC2"/>
+            <w:tabs>
+              <w:tab w:val="clear" w:pos="8923"/>
+              <w:tab w:val="right" w:pos="9205" w:leader="dot"/>
+            </w:tabs>
+            <w:rPr/>
+          </w:pPr>
+          <w:hyperlink w:anchor="__RefHeading___Toc8323_2487166897">
+            <w:r>
+              <w:rPr>
+                <w:rStyle w:val="Vnculodendice"/>
+              </w:rPr>
+              <w:t>1.2. Principais características do CSS</w:t>
+              <w:tab/>
+              <w:t>4</w:t>
+            </w:r>
+          </w:hyperlink>
+        </w:p>
+        <w:p>
+          <w:pPr>
+            <w:pStyle w:val="TOC2"/>
+            <w:tabs>
+              <w:tab w:val="clear" w:pos="8923"/>
+              <w:tab w:val="right" w:pos="9205" w:leader="dot"/>
+            </w:tabs>
+            <w:rPr/>
+          </w:pPr>
+          <w:hyperlink w:anchor="__RefHeading___Toc8325_2487166897">
+            <w:r>
+              <w:rPr>
+                <w:rStyle w:val="Vnculodendice"/>
+              </w:rPr>
+              <w:t>1.3. Como o CSS é aplicado a um documento HTML</w:t>
+              <w:tab/>
+              <w:t>5</w:t>
+            </w:r>
+          </w:hyperlink>
+        </w:p>
+        <w:p>
+          <w:pPr>
+            <w:pStyle w:val="TOC2"/>
+            <w:tabs>
+              <w:tab w:val="clear" w:pos="8923"/>
+              <w:tab w:val="right" w:pos="9205" w:leader="dot"/>
+            </w:tabs>
+            <w:rPr/>
+          </w:pPr>
+          <w:hyperlink w:anchor="__RefHeading___Toc8327_2487166897">
+            <w:r>
+              <w:rPr>
+                <w:rStyle w:val="Vnculodendice"/>
+              </w:rPr>
+              <w:t>1.4. A cascata e a especificidade</w:t>
+              <w:tab/>
+              <w:t>6</w:t>
+            </w:r>
+          </w:hyperlink>
+        </w:p>
+        <w:p>
+          <w:pPr>
+            <w:pStyle w:val="TOC2"/>
+            <w:tabs>
+              <w:tab w:val="clear" w:pos="8923"/>
+              <w:tab w:val="right" w:pos="9205" w:leader="dot"/>
+            </w:tabs>
+            <w:rPr/>
+          </w:pPr>
+          <w:hyperlink w:anchor="__RefHeading___Toc8329_2487166897">
+            <w:r>
+              <w:rPr>
+                <w:rStyle w:val="Vnculodendice"/>
+              </w:rPr>
+              <w:t>1.5. O CSS no projeto Tech Store</w:t>
+              <w:tab/>
+              <w:t>6</w:t>
+            </w:r>
+          </w:hyperlink>
+        </w:p>
+        <w:p>
+          <w:pPr>
+            <w:pStyle w:val="TOC1"/>
+            <w:tabs>
+              <w:tab w:val="clear" w:pos="9206"/>
+              <w:tab w:val="right" w:pos="9205" w:leader="dot"/>
+            </w:tabs>
+            <w:rPr/>
+          </w:pPr>
+          <w:hyperlink w:anchor="__RefHeading___Toc2831_3313738773">
+            <w:r>
+              <w:rPr>
+                <w:rStyle w:val="Vnculodendice"/>
+              </w:rPr>
+              <w:t>1. Preparação — Fluxo Git antes de começar</w:t>
+              <w:tab/>
+              <w:t>8</w:t>
             </w:r>
           </w:hyperlink>
         </w:p>
@@ -742,7 +857,7 @@
               </w:rPr>
               <w:t>1.1. Merge da branch da Aula 2 na main</w:t>
               <w:tab/>
-              <w:t>4</w:t>
+              <w:t>8</w:t>
             </w:r>
           </w:hyperlink>
         </w:p>
@@ -762,7 +877,7 @@
               </w:rPr>
               <w:t>1.2. Criar a branch da Aula 3</w:t>
               <w:tab/>
-              <w:t>5</w:t>
+              <w:t>9</w:t>
             </w:r>
           </w:hyperlink>
         </w:p>
@@ -782,7 +897,7 @@
               </w:rPr>
               <w:t>2. Por que Sass? Os limites do CSS puro</w:t>
               <w:tab/>
-              <w:t>6</w:t>
+              <w:t>10</w:t>
             </w:r>
           </w:hyperlink>
         </w:p>
@@ -802,7 +917,7 @@
               </w:rPr>
               <w:t>2.1. Os problemas do CSS em projetos reais</w:t>
               <w:tab/>
-              <w:t>6</w:t>
+              <w:t>10</w:t>
             </w:r>
           </w:hyperlink>
         </w:p>
@@ -822,7 +937,7 @@
               </w:rPr>
               <w:t>2.2. O que é um pré-processador CSS</w:t>
               <w:tab/>
-              <w:t>7</w:t>
+              <w:t>11</w:t>
             </w:r>
           </w:hyperlink>
         </w:p>
@@ -842,7 +957,7 @@
               </w:rPr>
               <w:t>2.3. Sass vs LESS — qual usar?</w:t>
               <w:tab/>
-              <w:t>7</w:t>
+              <w:t>11</w:t>
             </w:r>
           </w:hyperlink>
         </w:p>
@@ -862,7 +977,7 @@
               </w:rPr>
               <w:t>3. Instalação e configuração no projeto</w:t>
               <w:tab/>
-              <w:t>8</w:t>
+              <w:t>12</w:t>
             </w:r>
           </w:hyperlink>
         </w:p>
@@ -882,7 +997,7 @@
               </w:rPr>
               <w:t>3.1. Instalar o Sass</w:t>
               <w:tab/>
-              <w:t>8</w:t>
+              <w:t>12</w:t>
             </w:r>
           </w:hyperlink>
         </w:p>
@@ -902,7 +1017,7 @@
               </w:rPr>
               <w:t>3.2. Estrutura de arquivos SCSS</w:t>
               <w:tab/>
-              <w:t>8</w:t>
+              <w:t>12</w:t>
             </w:r>
           </w:hyperlink>
         </w:p>
@@ -922,7 +1037,7 @@
               </w:rPr>
               <w:t>3.3. Configurar o Vite para compilar SCSS</w:t>
               <w:tab/>
-              <w:t>8</w:t>
+              <w:t>12</w:t>
             </w:r>
           </w:hyperlink>
         </w:p>
@@ -942,7 +1057,7 @@
               </w:rPr>
               <w:t>3.4. Alternativa: Sass standalone (sem Vite)</w:t>
               <w:tab/>
-              <w:t>9</w:t>
+              <w:t>13</w:t>
             </w:r>
           </w:hyperlink>
         </w:p>
@@ -962,7 +1077,7 @@
               </w:rPr>
               <w:t>4. Variáveis Sass</w:t>
               <w:tab/>
-              <w:t>10</w:t>
+              <w:t>14</w:t>
             </w:r>
           </w:hyperlink>
         </w:p>
@@ -982,7 +1097,7 @@
               </w:rPr>
               <w:t>4.1. Sintaxe e declaração</w:t>
               <w:tab/>
-              <w:t>10</w:t>
+              <w:t>14</w:t>
             </w:r>
           </w:hyperlink>
         </w:p>
@@ -1002,7 +1117,7 @@
               </w:rPr>
               <w:t>4.2. O arquivo _variaveis.scss do Tech Store</w:t>
               <w:tab/>
-              <w:t>10</w:t>
+              <w:t>14</w:t>
             </w:r>
           </w:hyperlink>
         </w:p>
@@ -1022,7 +1137,7 @@
               </w:rPr>
               <w:t>4.3. Variáveis Sass vs Custom Properties CSS</w:t>
               <w:tab/>
-              <w:t>11</w:t>
+              <w:t>15</w:t>
             </w:r>
           </w:hyperlink>
         </w:p>
@@ -1042,7 +1157,7 @@
               </w:rPr>
               <w:t>5. Nesting — hierarquia visual no código</w:t>
               <w:tab/>
-              <w:t>12</w:t>
+              <w:t>16</w:t>
             </w:r>
           </w:hyperlink>
         </w:p>
@@ -1062,7 +1177,7 @@
               </w:rPr>
               <w:t>5.1. Sintaxe básica</w:t>
               <w:tab/>
-              <w:t>12</w:t>
+              <w:t>16</w:t>
             </w:r>
           </w:hyperlink>
         </w:p>
@@ -1082,7 +1197,7 @@
               </w:rPr>
               <w:t>5.2. O seletor &amp; (parent selector)</w:t>
               <w:tab/>
-              <w:t>12</w:t>
+              <w:t>16</w:t>
             </w:r>
           </w:hyperlink>
         </w:p>
@@ -1102,7 +1217,7 @@
               </w:rPr>
               <w:t>5.3. Aplicação no Tech Store — _carousel.scss</w:t>
               <w:tab/>
-              <w:t>13</w:t>
+              <w:t>17</w:t>
             </w:r>
           </w:hyperlink>
         </w:p>
@@ -1122,7 +1237,7 @@
               </w:rPr>
               <w:t>6. Parciais e @use — modularização do CSS</w:t>
               <w:tab/>
-              <w:t>14</w:t>
+              <w:t>18</w:t>
             </w:r>
           </w:hyperlink>
         </w:p>
@@ -1142,7 +1257,7 @@
               </w:rPr>
               <w:t>6.1. Criando parciais</w:t>
               <w:tab/>
-              <w:t>14</w:t>
+              <w:t>18</w:t>
             </w:r>
           </w:hyperlink>
         </w:p>
@@ -1162,7 +1277,7 @@
               </w:rPr>
               <w:t>6.2. O arquivo style.scss principal</w:t>
               <w:tab/>
-              <w:t>14</w:t>
+              <w:t>18</w:t>
             </w:r>
           </w:hyperlink>
         </w:p>
@@ -1182,7 +1297,7 @@
               </w:rPr>
               <w:t>6.3. @use vs @import — qual usar</w:t>
               <w:tab/>
-              <w:t>15</w:t>
+              <w:t>19</w:t>
             </w:r>
           </w:hyperlink>
         </w:p>
@@ -1202,7 +1317,7 @@
               </w:rPr>
               <w:t>7. Mixins — blocos de CSS reutilizáveis</w:t>
               <w:tab/>
-              <w:t>16</w:t>
+              <w:t>20</w:t>
             </w:r>
           </w:hyperlink>
         </w:p>
@@ -1222,7 +1337,7 @@
               </w:rPr>
               <w:t>7.1. Definindo e usando mixins</w:t>
               <w:tab/>
-              <w:t>16</w:t>
+              <w:t>20</w:t>
             </w:r>
           </w:hyperlink>
         </w:p>
@@ -1242,7 +1357,7 @@
               </w:rPr>
               <w:t>7.2. Mixins com múltiplos parâmetros</w:t>
               <w:tab/>
-              <w:t>16</w:t>
+              <w:t>20</w:t>
             </w:r>
           </w:hyperlink>
         </w:p>
@@ -1262,7 +1377,7 @@
               </w:rPr>
               <w:t>7.3. @extend e %placeholders</w:t>
               <w:tab/>
-              <w:t>17</w:t>
+              <w:t>21</w:t>
             </w:r>
           </w:hyperlink>
         </w:p>
@@ -1282,7 +1397,7 @@
               </w:rPr>
               <w:t>8. Funções nativas do Sass</w:t>
               <w:tab/>
-              <w:t>18</w:t>
+              <w:t>22</w:t>
             </w:r>
           </w:hyperlink>
         </w:p>
@@ -1302,7 +1417,7 @@
               </w:rPr>
               <w:t>8.1. Funções de cor</w:t>
               <w:tab/>
-              <w:t>18</w:t>
+              <w:t>22</w:t>
             </w:r>
           </w:hyperlink>
         </w:p>
@@ -1322,7 +1437,7 @@
               </w:rPr>
               <w:t>8.2. Aplicação no projeto</w:t>
               <w:tab/>
-              <w:t>18</w:t>
+              <w:t>22</w:t>
             </w:r>
           </w:hyperlink>
         </w:p>
@@ -1342,7 +1457,7 @@
               </w:rPr>
               <w:t>8.3. Funções matemáticas</w:t>
               <w:tab/>
-              <w:t>18</w:t>
+              <w:t>22</w:t>
             </w:r>
           </w:hyperlink>
         </w:p>
@@ -1362,7 +1477,7 @@
               </w:rPr>
               <w:t>9. Custom Properties CSS e temas dinâmicos</w:t>
               <w:tab/>
-              <w:t>20</w:t>
+              <w:t>24</w:t>
             </w:r>
           </w:hyperlink>
         </w:p>
@@ -1382,7 +1497,7 @@
               </w:rPr>
               <w:t>9.1. Declaração e uso</w:t>
               <w:tab/>
-              <w:t>20</w:t>
+              <w:t>24</w:t>
             </w:r>
           </w:hyperlink>
         </w:p>
@@ -1402,7 +1517,7 @@
               </w:rPr>
               <w:t>9.2. Tema dark/light no Tech Store</w:t>
               <w:tab/>
-              <w:t>20</w:t>
+              <w:t>24</w:t>
             </w:r>
           </w:hyperlink>
         </w:p>
@@ -1422,7 +1537,7 @@
               </w:rPr>
               <w:t>9.3. Animações CSS — transition e @keyframes</w:t>
               <w:tab/>
-              <w:t>21</w:t>
+              <w:t>25</w:t>
             </w:r>
           </w:hyperlink>
         </w:p>
@@ -1442,7 +1557,7 @@
               </w:rPr>
               <w:t>9.4. Escopo e herança das Custom Properties</w:t>
               <w:tab/>
-              <w:t>22</w:t>
+              <w:t>26</w:t>
             </w:r>
           </w:hyperlink>
         </w:p>
@@ -1462,7 +1577,7 @@
               </w:rPr>
               <w:t>9.5. Valor de fallback — var() com padrão</w:t>
               <w:tab/>
-              <w:t>22</w:t>
+              <w:t>26</w:t>
             </w:r>
           </w:hyperlink>
         </w:p>
@@ -1482,7 +1597,7 @@
               </w:rPr>
               <w:t>9.6. Sistema de temas múltiplos em runtime</w:t>
               <w:tab/>
-              <w:t>23</w:t>
+              <w:t>27</w:t>
             </w:r>
           </w:hyperlink>
         </w:p>
@@ -1502,7 +1617,7 @@
               </w:rPr>
               <w:t>9.7. Controle de temas via JavaScript</w:t>
               <w:tab/>
-              <w:t>24</w:t>
+              <w:t>28</w:t>
             </w:r>
           </w:hyperlink>
         </w:p>
@@ -1522,7 +1637,7 @@
               </w:rPr>
               <w:t>9.8. Respondendo ao sistema operacional — prefers-color-scheme</w:t>
               <w:tab/>
-              <w:t>26</w:t>
+              <w:t>30</w:t>
             </w:r>
           </w:hyperlink>
         </w:p>
@@ -1542,7 +1657,7 @@
               </w:rPr>
               <w:t>9.9. Sass + Custom Properties — o fluxo completo</w:t>
               <w:tab/>
-              <w:t>26</w:t>
+              <w:t>30</w:t>
             </w:r>
           </w:hyperlink>
         </w:p>
@@ -1562,7 +1677,7 @@
               </w:rPr>
               <w:t>10. Projeto completo — SCSS</w:t>
               <w:tab/>
-              <w:t>29</w:t>
+              <w:t>32</w:t>
             </w:r>
           </w:hyperlink>
         </w:p>
@@ -1582,7 +1697,7 @@
               </w:rPr>
               <w:t>10.1. _variaveis.scss — completo</w:t>
               <w:tab/>
-              <w:t>29</w:t>
+              <w:t>32</w:t>
             </w:r>
           </w:hyperlink>
         </w:p>
@@ -1602,7 +1717,7 @@
               </w:rPr>
               <w:t>10.2. _navbar.scss</w:t>
               <w:tab/>
-              <w:t>29</w:t>
+              <w:t>32</w:t>
             </w:r>
           </w:hyperlink>
         </w:p>
@@ -1622,7 +1737,7 @@
               </w:rPr>
               <w:t>10.3. _cards.scss</w:t>
               <w:tab/>
-              <w:t>30</w:t>
+              <w:t>33</w:t>
             </w:r>
           </w:hyperlink>
         </w:p>
@@ -1642,7 +1757,7 @@
               </w:rPr>
               <w:t>10.4. _carousel.scss</w:t>
               <w:tab/>
-              <w:t>30</w:t>
+              <w:t>33</w:t>
             </w:r>
           </w:hyperlink>
         </w:p>
@@ -1662,7 +1777,7 @@
               </w:rPr>
               <w:t>10.5. style.scss — arquivo principal</w:t>
               <w:tab/>
-              <w:t>31</w:t>
+              <w:t>34</w:t>
             </w:r>
           </w:hyperlink>
         </w:p>
@@ -1682,7 +1797,7 @@
               </w:rPr>
               <w:t>11. Entregável — Projeto com SCSS integrado</w:t>
               <w:tab/>
-              <w:t>32</w:t>
+              <w:t>35</w:t>
             </w:r>
           </w:hyperlink>
         </w:p>
@@ -1702,7 +1817,7 @@
               </w:rPr>
               <w:t>11.1. O que deve estar no repositório</w:t>
               <w:tab/>
-              <w:t>32</w:t>
+              <w:t>35</w:t>
             </w:r>
           </w:hyperlink>
         </w:p>
@@ -1722,7 +1837,7 @@
               </w:rPr>
               <w:t>12. Referências e Materiais Complementares</w:t>
               <w:tab/>
-              <w:t>33</w:t>
+              <w:t>36</w:t>
             </w:r>
           </w:hyperlink>
         </w:p>
@@ -1742,7 +1857,7 @@
               </w:rPr>
               <w:t>12.1. Documentação oficial</w:t>
               <w:tab/>
-              <w:t>33</w:t>
+              <w:t>36</w:t>
             </w:r>
           </w:hyperlink>
         </w:p>
@@ -1762,7 +1877,7 @@
               </w:rPr>
               <w:t>12.2. Leituras complementares</w:t>
               <w:tab/>
-              <w:t>33</w:t>
+              <w:t>36</w:t>
             </w:r>
           </w:hyperlink>
           <w:r>
@@ -1807,8 +1922,2017 @@
         <w:spacing w:before="0" w:after="200"/>
         <w:rPr/>
       </w:pPr>
-      <w:bookmarkStart w:id="2" w:name="__RefHeading___Toc2831_3313738773"/>
+      <w:bookmarkStart w:id="2" w:name="__RefHeading___Toc8319_2487166897"/>
       <w:bookmarkEnd w:id="2"/>
+      <w:r>
+        <w:rPr>
+          <w:rFonts w:eastAsia="Arial" w:cs="Arial"/>
+          <w:b/>
+          <w:bCs/>
+          <w:color w:val="1B3A6B"/>
+          <w:sz w:val="36"/>
+          <w:szCs w:val="36"/>
+        </w:rPr>
+        <w:t>1. O que é CSS?</w:t>
+      </w:r>
+    </w:p>
+    <w:p>
+      <w:pPr>
+        <w:pStyle w:val="Normal"/>
+        <w:spacing w:lineRule="auto" w:line="360" w:before="80" w:after="100"/>
+        <w:rPr/>
+      </w:pPr>
+      <w:r>
+        <w:rPr>
+          <w:rFonts w:eastAsia="Arial" w:cs="Arial"/>
+          <w:color w:val="000000"/>
+          <w:sz w:val="22"/>
+          <w:szCs w:val="22"/>
+        </w:rPr>
+        <w:t>CSS (Cascading Style Sheets, ou Folhas de Estilo em Cascata) é uma linguagem de estilo utilizada para definir a aparência visual de páginas web criadas com HTML. Enquanto o HTML estrutura o conteúdo — textos, imagens, botões — o CSS controla o layout, as cores, as fontes, os espaçamentos e a responsividade.</w:t>
+      </w:r>
+    </w:p>
+    <w:p>
+      <w:pPr>
+        <w:pStyle w:val="Normal"/>
+        <w:spacing w:before="80" w:after="0"/>
+        <w:rPr/>
+      </w:pPr>
+      <w:r>
+        <w:rPr/>
+      </w:r>
+    </w:p>
+    <w:p>
+      <w:pPr>
+        <w:pStyle w:val="Normal"/>
+        <w:spacing w:lineRule="auto" w:line="360" w:before="80" w:after="100"/>
+        <w:rPr/>
+      </w:pPr>
+      <w:r>
+        <w:rPr>
+          <w:rFonts w:eastAsia="Arial" w:cs="Arial"/>
+          <w:color w:val="000000"/>
+          <w:sz w:val="22"/>
+          <w:szCs w:val="22"/>
+        </w:rPr>
+        <w:t>A separação entre conteúdo (HTML) e apresentação (CSS) é um dos pilares do desenvolvimento front-end moderno: facilita a manutenção, permite que um mesmo conteúdo seja exibido de formas diferentes em contextos distintos (tela, impressão, leitor de tela) e permite que designers e desenvolvedores trabalhem em paralelo.</w:t>
+      </w:r>
+    </w:p>
+    <w:p>
+      <w:pPr>
+        <w:pStyle w:val="Normal"/>
+        <w:spacing w:before="200" w:after="0"/>
+        <w:rPr/>
+      </w:pPr>
+      <w:r>
+        <w:rPr/>
+      </w:r>
+    </w:p>
+    <w:p>
+      <w:pPr>
+        <w:pStyle w:val="Heading2"/>
+        <w:spacing w:before="280" w:after="120"/>
+        <w:rPr/>
+      </w:pPr>
+      <w:bookmarkStart w:id="3" w:name="__RefHeading___Toc8321_2487166897"/>
+      <w:bookmarkEnd w:id="3"/>
+      <w:r>
+        <w:rPr>
+          <w:rFonts w:eastAsia="Arial" w:cs="Arial"/>
+          <w:b/>
+          <w:bCs/>
+          <w:color w:val="2E6DA4"/>
+          <w:sz w:val="28"/>
+          <w:szCs w:val="28"/>
+        </w:rPr>
+        <w:t>1.1. Estrutura de uma regra CSS</w:t>
+      </w:r>
+    </w:p>
+    <w:p>
+      <w:pPr>
+        <w:pStyle w:val="Normal"/>
+        <w:spacing w:lineRule="auto" w:line="360" w:before="80" w:after="100"/>
+        <w:rPr/>
+      </w:pPr>
+      <w:r>
+        <w:rPr>
+          <w:rFonts w:eastAsia="Arial" w:cs="Arial"/>
+          <w:color w:val="000000"/>
+          <w:sz w:val="22"/>
+          <w:szCs w:val="22"/>
+        </w:rPr>
+        <w:t>O CSS funciona com regras compostas por um seletor e um bloco de declarações. Cada declaração define uma propriedade e seu valor:</w:t>
+      </w:r>
+    </w:p>
+    <w:p>
+      <w:pPr>
+        <w:pStyle w:val="Normal"/>
+        <w:spacing w:before="80" w:after="0"/>
+        <w:rPr/>
+      </w:pPr>
+      <w:r>
+        <w:rPr/>
+      </w:r>
+    </w:p>
+    <w:tbl>
+      <w:tblPr>
+        <w:tblW w:w="9360" w:type="dxa"/>
+        <w:jc w:val="left"/>
+        <w:tblInd w:w="92" w:type="dxa"/>
+        <w:tblLayout w:type="fixed"/>
+        <w:tblCellMar>
+          <w:top w:w="120" w:type="dxa"/>
+          <w:left w:w="200" w:type="dxa"/>
+          <w:bottom w:w="120" w:type="dxa"/>
+          <w:right w:w="200" w:type="dxa"/>
+        </w:tblCellMar>
+      </w:tblPr>
+      <w:tblGrid>
+        <w:gridCol w:w="9360"/>
+      </w:tblGrid>
+      <w:tr>
+        <w:trPr/>
+        <w:tc>
+          <w:tcPr>
+            <w:tcW w:w="9360" w:type="dxa"/>
+            <w:tcBorders>
+              <w:top w:val="single" w:sz="4" w:space="0" w:color="2E6DA4"/>
+              <w:left w:val="single" w:sz="16" w:space="0" w:color="2E6DA4"/>
+              <w:bottom w:val="single" w:sz="4" w:space="0" w:color="2E6DA4"/>
+              <w:right w:val="single" w:sz="4" w:space="0" w:color="2E6DA4"/>
+            </w:tcBorders>
+            <w:shd w:fill="EEF4FA" w:val="clear"/>
+          </w:tcPr>
+          <w:p>
+            <w:pPr>
+              <w:pStyle w:val="Normal"/>
+              <w:spacing w:before="24" w:after="24"/>
+              <w:rPr/>
+            </w:pPr>
+            <w:r>
+              <w:rPr>
+                <w:rFonts w:eastAsia="Liberation Mono" w:cs="Liberation Mono" w:ascii="Liberation Mono" w:hAnsi="Liberation Mono"/>
+                <w:color w:val="1B3A6B"/>
+                <w:sz w:val="18"/>
+                <w:szCs w:val="18"/>
+              </w:rPr>
+              <w:t>seletor {</w:t>
+            </w:r>
+          </w:p>
+          <w:p>
+            <w:pPr>
+              <w:pStyle w:val="Normal"/>
+              <w:spacing w:before="24" w:after="24"/>
+              <w:rPr/>
+            </w:pPr>
+            <w:r>
+              <w:rPr>
+                <w:rFonts w:eastAsia="Liberation Mono" w:cs="Liberation Mono" w:ascii="Liberation Mono" w:hAnsi="Liberation Mono"/>
+                <w:color w:val="1B3A6B"/>
+                <w:sz w:val="18"/>
+                <w:szCs w:val="18"/>
+              </w:rPr>
+              <w:t xml:space="preserve">  </w:t>
+            </w:r>
+            <w:r>
+              <w:rPr>
+                <w:rFonts w:eastAsia="Liberation Mono" w:cs="Liberation Mono" w:ascii="Liberation Mono" w:hAnsi="Liberation Mono"/>
+                <w:color w:val="1B3A6B"/>
+                <w:sz w:val="18"/>
+                <w:szCs w:val="18"/>
+              </w:rPr>
+              <w:t>propriedade: valor;</w:t>
+            </w:r>
+          </w:p>
+          <w:p>
+            <w:pPr>
+              <w:pStyle w:val="Normal"/>
+              <w:spacing w:before="24" w:after="24"/>
+              <w:rPr/>
+            </w:pPr>
+            <w:r>
+              <w:rPr>
+                <w:rFonts w:eastAsia="Liberation Mono" w:cs="Liberation Mono" w:ascii="Liberation Mono" w:hAnsi="Liberation Mono"/>
+                <w:color w:val="1B3A6B"/>
+                <w:sz w:val="18"/>
+                <w:szCs w:val="18"/>
+              </w:rPr>
+              <w:t xml:space="preserve">  </w:t>
+            </w:r>
+            <w:r>
+              <w:rPr>
+                <w:rFonts w:eastAsia="Liberation Mono" w:cs="Liberation Mono" w:ascii="Liberation Mono" w:hAnsi="Liberation Mono"/>
+                <w:color w:val="1B3A6B"/>
+                <w:sz w:val="18"/>
+                <w:szCs w:val="18"/>
+              </w:rPr>
+              <w:t>propriedade: valor;</w:t>
+            </w:r>
+          </w:p>
+          <w:p>
+            <w:pPr>
+              <w:pStyle w:val="Normal"/>
+              <w:spacing w:before="24" w:after="24"/>
+              <w:rPr/>
+            </w:pPr>
+            <w:r>
+              <w:rPr>
+                <w:rFonts w:eastAsia="Liberation Mono" w:cs="Liberation Mono" w:ascii="Liberation Mono" w:hAnsi="Liberation Mono"/>
+                <w:color w:val="1B3A6B"/>
+                <w:sz w:val="18"/>
+                <w:szCs w:val="18"/>
+              </w:rPr>
+              <w:t>}</w:t>
+            </w:r>
+          </w:p>
+          <w:p>
+            <w:pPr>
+              <w:pStyle w:val="Normal"/>
+              <w:spacing w:before="24" w:after="24"/>
+              <w:rPr/>
+            </w:pPr>
+            <w:r>
+              <w:rPr/>
+            </w:r>
+          </w:p>
+          <w:p>
+            <w:pPr>
+              <w:pStyle w:val="Normal"/>
+              <w:spacing w:before="24" w:after="24"/>
+              <w:rPr/>
+            </w:pPr>
+            <w:r>
+              <w:rPr>
+                <w:rFonts w:eastAsia="Liberation Mono" w:cs="Liberation Mono" w:ascii="Liberation Mono" w:hAnsi="Liberation Mono"/>
+                <w:color w:val="1B3A6B"/>
+                <w:sz w:val="18"/>
+                <w:szCs w:val="18"/>
+              </w:rPr>
+              <w:t>/* Exemplo prático */</w:t>
+            </w:r>
+          </w:p>
+          <w:p>
+            <w:pPr>
+              <w:pStyle w:val="Normal"/>
+              <w:spacing w:before="24" w:after="24"/>
+              <w:rPr/>
+            </w:pPr>
+            <w:r>
+              <w:rPr>
+                <w:rFonts w:eastAsia="Liberation Mono" w:cs="Liberation Mono" w:ascii="Liberation Mono" w:hAnsi="Liberation Mono"/>
+                <w:color w:val="1B3A6B"/>
+                <w:sz w:val="18"/>
+                <w:szCs w:val="18"/>
+              </w:rPr>
+              <w:t>h1 {</w:t>
+            </w:r>
+          </w:p>
+          <w:p>
+            <w:pPr>
+              <w:pStyle w:val="Normal"/>
+              <w:spacing w:before="24" w:after="24"/>
+              <w:rPr/>
+            </w:pPr>
+            <w:r>
+              <w:rPr>
+                <w:rFonts w:eastAsia="Liberation Mono" w:cs="Liberation Mono" w:ascii="Liberation Mono" w:hAnsi="Liberation Mono"/>
+                <w:color w:val="1B3A6B"/>
+                <w:sz w:val="18"/>
+                <w:szCs w:val="18"/>
+              </w:rPr>
+              <w:t xml:space="preserve">  </w:t>
+            </w:r>
+            <w:r>
+              <w:rPr>
+                <w:rFonts w:eastAsia="Liberation Mono" w:cs="Liberation Mono" w:ascii="Liberation Mono" w:hAnsi="Liberation Mono"/>
+                <w:color w:val="1B3A6B"/>
+                <w:sz w:val="18"/>
+                <w:szCs w:val="18"/>
+              </w:rPr>
+              <w:t>color: blue;       /* cor do texto */</w:t>
+            </w:r>
+          </w:p>
+          <w:p>
+            <w:pPr>
+              <w:pStyle w:val="Normal"/>
+              <w:spacing w:before="24" w:after="24"/>
+              <w:rPr/>
+            </w:pPr>
+            <w:r>
+              <w:rPr>
+                <w:rFonts w:eastAsia="Liberation Mono" w:cs="Liberation Mono" w:ascii="Liberation Mono" w:hAnsi="Liberation Mono"/>
+                <w:color w:val="1B3A6B"/>
+                <w:sz w:val="18"/>
+                <w:szCs w:val="18"/>
+              </w:rPr>
+              <w:t xml:space="preserve">  </w:t>
+            </w:r>
+            <w:r>
+              <w:rPr>
+                <w:rFonts w:eastAsia="Liberation Mono" w:cs="Liberation Mono" w:ascii="Liberation Mono" w:hAnsi="Liberation Mono"/>
+                <w:color w:val="1B3A6B"/>
+                <w:sz w:val="18"/>
+                <w:szCs w:val="18"/>
+              </w:rPr>
+              <w:t>font-size: 20px;   /* tamanho da fonte */</w:t>
+            </w:r>
+          </w:p>
+          <w:p>
+            <w:pPr>
+              <w:pStyle w:val="Normal"/>
+              <w:spacing w:before="24" w:after="24"/>
+              <w:rPr/>
+            </w:pPr>
+            <w:r>
+              <w:rPr>
+                <w:rFonts w:eastAsia="Liberation Mono" w:cs="Liberation Mono" w:ascii="Liberation Mono" w:hAnsi="Liberation Mono"/>
+                <w:color w:val="1B3A6B"/>
+                <w:sz w:val="18"/>
+                <w:szCs w:val="18"/>
+              </w:rPr>
+              <w:t>}</w:t>
+            </w:r>
+          </w:p>
+        </w:tc>
+      </w:tr>
+    </w:tbl>
+    <w:p>
+      <w:pPr>
+        <w:pStyle w:val="Normal"/>
+        <w:spacing w:before="120" w:after="0"/>
+        <w:rPr/>
+      </w:pPr>
+      <w:r>
+        <w:rPr/>
+      </w:r>
+    </w:p>
+    <w:p>
+      <w:pPr>
+        <w:pStyle w:val="Normal"/>
+        <w:spacing w:lineRule="auto" w:line="341" w:before="60" w:after="60"/>
+        <w:rPr/>
+      </w:pPr>
+      <w:r>
+        <w:rPr>
+          <w:rFonts w:eastAsia="Arial" w:cs="Arial"/>
+          <w:color w:val="000000"/>
+          <w:sz w:val="22"/>
+          <w:szCs w:val="22"/>
+        </w:rPr>
+        <w:t xml:space="preserve">  •  </w:t>
+      </w:r>
+      <w:r>
+        <w:rPr>
+          <w:rFonts w:eastAsia="Arial" w:cs="Arial"/>
+          <w:color w:val="000000"/>
+          <w:sz w:val="22"/>
+          <w:szCs w:val="22"/>
+        </w:rPr>
+        <w:t xml:space="preserve">Seletor: </w:t>
+      </w:r>
+      <w:r>
+        <w:rPr>
+          <w:rFonts w:eastAsia="Liberation Mono" w:cs="Liberation Mono" w:ascii="Liberation Mono" w:hAnsi="Liberation Mono"/>
+          <w:color w:val="993C1D"/>
+          <w:sz w:val="19"/>
+          <w:szCs w:val="19"/>
+        </w:rPr>
+        <w:t>h1</w:t>
+      </w:r>
+      <w:r>
+        <w:rPr>
+          <w:rFonts w:eastAsia="Arial" w:cs="Arial"/>
+          <w:color w:val="000000"/>
+          <w:sz w:val="22"/>
+          <w:szCs w:val="22"/>
+        </w:rPr>
+        <w:t xml:space="preserve"> — indica qual elemento HTML será estilizado.</w:t>
+      </w:r>
+    </w:p>
+    <w:p>
+      <w:pPr>
+        <w:pStyle w:val="Normal"/>
+        <w:spacing w:lineRule="auto" w:line="341" w:before="60" w:after="60"/>
+        <w:rPr/>
+      </w:pPr>
+      <w:r>
+        <w:rPr>
+          <w:rFonts w:eastAsia="Arial" w:cs="Arial"/>
+          <w:color w:val="000000"/>
+          <w:sz w:val="22"/>
+          <w:szCs w:val="22"/>
+        </w:rPr>
+        <w:t xml:space="preserve">  •  </w:t>
+      </w:r>
+      <w:r>
+        <w:rPr>
+          <w:rFonts w:eastAsia="Arial" w:cs="Arial"/>
+          <w:color w:val="000000"/>
+          <w:sz w:val="22"/>
+          <w:szCs w:val="22"/>
+        </w:rPr>
+        <w:t xml:space="preserve">Propriedade: </w:t>
+      </w:r>
+      <w:r>
+        <w:rPr>
+          <w:rFonts w:eastAsia="Liberation Mono" w:cs="Liberation Mono" w:ascii="Liberation Mono" w:hAnsi="Liberation Mono"/>
+          <w:color w:val="993C1D"/>
+          <w:sz w:val="19"/>
+          <w:szCs w:val="19"/>
+        </w:rPr>
+        <w:t>color</w:t>
+      </w:r>
+      <w:r>
+        <w:rPr>
+          <w:rFonts w:eastAsia="Arial" w:cs="Arial"/>
+          <w:color w:val="000000"/>
+          <w:sz w:val="22"/>
+          <w:szCs w:val="22"/>
+        </w:rPr>
+        <w:t xml:space="preserve"> — o aspecto visual a ser definido.</w:t>
+      </w:r>
+    </w:p>
+    <w:p>
+      <w:pPr>
+        <w:pStyle w:val="Normal"/>
+        <w:spacing w:lineRule="auto" w:line="341" w:before="60" w:after="60"/>
+        <w:rPr/>
+      </w:pPr>
+      <w:r>
+        <w:rPr>
+          <w:rFonts w:eastAsia="Arial" w:cs="Arial"/>
+          <w:color w:val="000000"/>
+          <w:sz w:val="22"/>
+          <w:szCs w:val="22"/>
+        </w:rPr>
+        <w:t xml:space="preserve">  •  </w:t>
+      </w:r>
+      <w:r>
+        <w:rPr>
+          <w:rFonts w:eastAsia="Arial" w:cs="Arial"/>
+          <w:color w:val="000000"/>
+          <w:sz w:val="22"/>
+          <w:szCs w:val="22"/>
+        </w:rPr>
+        <w:t xml:space="preserve">Valor: </w:t>
+      </w:r>
+      <w:r>
+        <w:rPr>
+          <w:rFonts w:eastAsia="Liberation Mono" w:cs="Liberation Mono" w:ascii="Liberation Mono" w:hAnsi="Liberation Mono"/>
+          <w:color w:val="993C1D"/>
+          <w:sz w:val="19"/>
+          <w:szCs w:val="19"/>
+        </w:rPr>
+        <w:t>blue</w:t>
+      </w:r>
+      <w:r>
+        <w:rPr>
+          <w:rFonts w:eastAsia="Arial" w:cs="Arial"/>
+          <w:color w:val="000000"/>
+          <w:sz w:val="22"/>
+          <w:szCs w:val="22"/>
+        </w:rPr>
+        <w:t xml:space="preserve"> — o valor atribuído àquela propriedade.</w:t>
+      </w:r>
+    </w:p>
+    <w:p>
+      <w:pPr>
+        <w:pStyle w:val="Normal"/>
+        <w:spacing w:before="200" w:after="0"/>
+        <w:rPr/>
+      </w:pPr>
+      <w:r>
+        <w:rPr/>
+      </w:r>
+    </w:p>
+    <w:p>
+      <w:pPr>
+        <w:pStyle w:val="Heading2"/>
+        <w:spacing w:before="280" w:after="120"/>
+        <w:rPr/>
+      </w:pPr>
+      <w:bookmarkStart w:id="4" w:name="__RefHeading___Toc8323_2487166897"/>
+      <w:bookmarkEnd w:id="4"/>
+      <w:r>
+        <w:rPr>
+          <w:rFonts w:eastAsia="Arial" w:cs="Arial"/>
+          <w:b/>
+          <w:bCs/>
+          <w:color w:val="2E6DA4"/>
+          <w:sz w:val="28"/>
+          <w:szCs w:val="28"/>
+        </w:rPr>
+        <w:t>1.2. Principais características do CSS</w:t>
+      </w:r>
+    </w:p>
+    <w:p>
+      <w:pPr>
+        <w:pStyle w:val="Normal"/>
+        <w:spacing w:before="80" w:after="0"/>
+        <w:rPr/>
+      </w:pPr>
+      <w:r>
+        <w:rPr/>
+      </w:r>
+    </w:p>
+    <w:p>
+      <w:pPr>
+        <w:pStyle w:val="Normal"/>
+        <w:spacing w:lineRule="auto" w:line="341" w:before="60" w:after="60"/>
+        <w:rPr/>
+      </w:pPr>
+      <w:r>
+        <w:rPr>
+          <w:rFonts w:eastAsia="Arial" w:cs="Arial"/>
+          <w:color w:val="000000"/>
+          <w:sz w:val="22"/>
+          <w:szCs w:val="22"/>
+        </w:rPr>
+        <w:t xml:space="preserve">  •  </w:t>
+      </w:r>
+      <w:r>
+        <w:rPr>
+          <w:rFonts w:eastAsia="Arial" w:cs="Arial"/>
+          <w:color w:val="000000"/>
+          <w:sz w:val="22"/>
+          <w:szCs w:val="22"/>
+        </w:rPr>
+        <w:t>Separação de conteúdo e estilo — o HTML define o que é o elemento (ex: parágrafo, título); o CSS define como ele aparece (cor, tamanho, espaçamento).</w:t>
+      </w:r>
+    </w:p>
+    <w:p>
+      <w:pPr>
+        <w:pStyle w:val="Normal"/>
+        <w:spacing w:lineRule="auto" w:line="341" w:before="60" w:after="60"/>
+        <w:rPr/>
+      </w:pPr>
+      <w:r>
+        <w:rPr>
+          <w:rFonts w:eastAsia="Arial" w:cs="Arial"/>
+          <w:color w:val="000000"/>
+          <w:sz w:val="22"/>
+          <w:szCs w:val="22"/>
+        </w:rPr>
+        <w:t xml:space="preserve">  •  </w:t>
+      </w:r>
+      <w:r>
+        <w:rPr>
+          <w:rFonts w:eastAsia="Arial" w:cs="Arial"/>
+          <w:color w:val="000000"/>
+          <w:sz w:val="22"/>
+          <w:szCs w:val="22"/>
+        </w:rPr>
+        <w:t xml:space="preserve">A cascata — regras podem ser sobrepostas por outras com base em especificidade e ordem de leitura. Um </w:t>
+      </w:r>
+      <w:r>
+        <w:rPr>
+          <w:rFonts w:eastAsia="Liberation Mono" w:cs="Liberation Mono" w:ascii="Liberation Mono" w:hAnsi="Liberation Mono"/>
+          <w:color w:val="993C1D"/>
+          <w:sz w:val="19"/>
+          <w:szCs w:val="19"/>
+        </w:rPr>
+        <w:t>h1 { color: red }</w:t>
+      </w:r>
+      <w:r>
+        <w:rPr>
+          <w:rFonts w:eastAsia="Arial" w:cs="Arial"/>
+          <w:color w:val="000000"/>
+          <w:sz w:val="22"/>
+          <w:szCs w:val="22"/>
+        </w:rPr>
+        <w:t xml:space="preserve"> pode ser sobrescrito por uma classe mais específica definida depois.</w:t>
+      </w:r>
+    </w:p>
+    <w:p>
+      <w:pPr>
+        <w:pStyle w:val="Normal"/>
+        <w:spacing w:lineRule="auto" w:line="341" w:before="60" w:after="60"/>
+        <w:rPr/>
+      </w:pPr>
+      <w:r>
+        <w:rPr>
+          <w:rFonts w:eastAsia="Arial" w:cs="Arial"/>
+          <w:color w:val="000000"/>
+          <w:sz w:val="22"/>
+          <w:szCs w:val="22"/>
+        </w:rPr>
+        <w:t xml:space="preserve">  •  </w:t>
+      </w:r>
+      <w:r>
+        <w:rPr>
+          <w:rFonts w:eastAsia="Arial" w:cs="Arial"/>
+          <w:color w:val="000000"/>
+          <w:sz w:val="22"/>
+          <w:szCs w:val="22"/>
+        </w:rPr>
+        <w:t>Herança — propriedades como cor e fonte se propagam dos elementos pai para os filhos, reduzindo a necessidade de repetição.</w:t>
+      </w:r>
+    </w:p>
+    <w:p>
+      <w:pPr>
+        <w:pStyle w:val="Normal"/>
+        <w:spacing w:lineRule="auto" w:line="341" w:before="60" w:after="60"/>
+        <w:rPr/>
+      </w:pPr>
+      <w:r>
+        <w:rPr>
+          <w:rFonts w:eastAsia="Arial" w:cs="Arial"/>
+          <w:color w:val="000000"/>
+          <w:sz w:val="22"/>
+          <w:szCs w:val="22"/>
+        </w:rPr>
+        <w:t xml:space="preserve">  •  </w:t>
+      </w:r>
+      <w:r>
+        <w:rPr>
+          <w:rFonts w:eastAsia="Arial" w:cs="Arial"/>
+          <w:color w:val="000000"/>
+          <w:sz w:val="22"/>
+          <w:szCs w:val="22"/>
+        </w:rPr>
+        <w:t>Responsividade — com media queries é possível adaptar o layout para diferentes tamanhos de tela (celular, tablet, desktop) usando o mesmo arquivo CSS.</w:t>
+      </w:r>
+    </w:p>
+    <w:p>
+      <w:pPr>
+        <w:pStyle w:val="Normal"/>
+        <w:spacing w:lineRule="auto" w:line="341" w:before="60" w:after="60"/>
+        <w:rPr/>
+      </w:pPr>
+      <w:r>
+        <w:rPr>
+          <w:rFonts w:eastAsia="Arial" w:cs="Arial"/>
+          <w:color w:val="000000"/>
+          <w:sz w:val="22"/>
+          <w:szCs w:val="22"/>
+        </w:rPr>
+        <w:t xml:space="preserve">  •  </w:t>
+      </w:r>
+      <w:r>
+        <w:rPr>
+          <w:rFonts w:eastAsia="Arial" w:cs="Arial"/>
+          <w:color w:val="000000"/>
+          <w:sz w:val="22"/>
+          <w:szCs w:val="22"/>
+        </w:rPr>
+        <w:t>Animações e interações — CSS permite criar transições suaves, animações com @keyframes e efeitos de interação como hover e focus, sem JavaScript.</w:t>
+      </w:r>
+    </w:p>
+    <w:p>
+      <w:pPr>
+        <w:pStyle w:val="Normal"/>
+        <w:spacing w:lineRule="auto" w:line="341" w:before="60" w:after="60"/>
+        <w:rPr/>
+      </w:pPr>
+      <w:r>
+        <w:rPr>
+          <w:rFonts w:eastAsia="Arial" w:cs="Arial"/>
+          <w:color w:val="000000"/>
+          <w:sz w:val="22"/>
+          <w:szCs w:val="22"/>
+        </w:rPr>
+        <w:t xml:space="preserve">  •  </w:t>
+      </w:r>
+      <w:r>
+        <w:rPr>
+          <w:rFonts w:eastAsia="Arial" w:cs="Arial"/>
+          <w:color w:val="000000"/>
+          <w:sz w:val="22"/>
+          <w:szCs w:val="22"/>
+        </w:rPr>
+        <w:t>Versatilidade — o CSS moderno (Grid, Flexbox, Custom Properties) permite construir layouts complexos com código limpo e sem dependências externas.</w:t>
+      </w:r>
+    </w:p>
+    <w:p>
+      <w:pPr>
+        <w:pStyle w:val="Normal"/>
+        <w:spacing w:before="200" w:after="0"/>
+        <w:rPr/>
+      </w:pPr>
+      <w:r>
+        <w:rPr/>
+      </w:r>
+    </w:p>
+    <w:p>
+      <w:pPr>
+        <w:pStyle w:val="Heading2"/>
+        <w:spacing w:before="280" w:after="120"/>
+        <w:rPr/>
+      </w:pPr>
+      <w:bookmarkStart w:id="5" w:name="__RefHeading___Toc8325_2487166897"/>
+      <w:bookmarkEnd w:id="5"/>
+      <w:r>
+        <w:rPr>
+          <w:rFonts w:eastAsia="Arial" w:cs="Arial"/>
+          <w:b/>
+          <w:bCs/>
+          <w:color w:val="2E6DA4"/>
+          <w:sz w:val="28"/>
+          <w:szCs w:val="28"/>
+        </w:rPr>
+        <w:t>1.3. Como o CSS é aplicado a um documento HTML</w:t>
+      </w:r>
+    </w:p>
+    <w:p>
+      <w:pPr>
+        <w:pStyle w:val="Normal"/>
+        <w:spacing w:lineRule="auto" w:line="360" w:before="80" w:after="100"/>
+        <w:rPr/>
+      </w:pPr>
+      <w:r>
+        <w:rPr>
+          <w:rFonts w:eastAsia="Arial" w:cs="Arial"/>
+          <w:color w:val="000000"/>
+          <w:sz w:val="22"/>
+          <w:szCs w:val="22"/>
+        </w:rPr>
+        <w:t>Existem três formas de aplicar CSS a uma página HTML, cada uma com seu contexto de uso:</w:t>
+      </w:r>
+    </w:p>
+    <w:p>
+      <w:pPr>
+        <w:pStyle w:val="Normal"/>
+        <w:spacing w:before="80" w:after="0"/>
+        <w:rPr/>
+      </w:pPr>
+      <w:r>
+        <w:rPr/>
+      </w:r>
+    </w:p>
+    <w:tbl>
+      <w:tblPr>
+        <w:tblW w:w="9360" w:type="dxa"/>
+        <w:jc w:val="left"/>
+        <w:tblInd w:w="92" w:type="dxa"/>
+        <w:tblLayout w:type="fixed"/>
+        <w:tblCellMar>
+          <w:top w:w="120" w:type="dxa"/>
+          <w:left w:w="200" w:type="dxa"/>
+          <w:bottom w:w="120" w:type="dxa"/>
+          <w:right w:w="200" w:type="dxa"/>
+        </w:tblCellMar>
+      </w:tblPr>
+      <w:tblGrid>
+        <w:gridCol w:w="9360"/>
+      </w:tblGrid>
+      <w:tr>
+        <w:trPr/>
+        <w:tc>
+          <w:tcPr>
+            <w:tcW w:w="9360" w:type="dxa"/>
+            <w:tcBorders>
+              <w:top w:val="single" w:sz="4" w:space="0" w:color="2E6DA4"/>
+              <w:left w:val="single" w:sz="16" w:space="0" w:color="2E6DA4"/>
+              <w:bottom w:val="single" w:sz="4" w:space="0" w:color="2E6DA4"/>
+              <w:right w:val="single" w:sz="4" w:space="0" w:color="2E6DA4"/>
+            </w:tcBorders>
+            <w:shd w:fill="EEF4FA" w:val="clear"/>
+          </w:tcPr>
+          <w:p>
+            <w:pPr>
+              <w:pStyle w:val="Normal"/>
+              <w:spacing w:before="24" w:after="24"/>
+              <w:rPr/>
+            </w:pPr>
+            <w:r>
+              <w:rPr>
+                <w:rFonts w:eastAsia="Liberation Mono" w:cs="Liberation Mono" w:ascii="Liberation Mono" w:hAnsi="Liberation Mono"/>
+                <w:color w:val="1B3A6B"/>
+                <w:sz w:val="18"/>
+                <w:szCs w:val="18"/>
+              </w:rPr>
+              <w:t>&lt;!-- 1. Externo (recomendado): arquivo .css separado --&gt;</w:t>
+            </w:r>
+          </w:p>
+          <w:p>
+            <w:pPr>
+              <w:pStyle w:val="Normal"/>
+              <w:spacing w:before="24" w:after="24"/>
+              <w:rPr/>
+            </w:pPr>
+            <w:r>
+              <w:rPr>
+                <w:rFonts w:eastAsia="Liberation Mono" w:cs="Liberation Mono" w:ascii="Liberation Mono" w:hAnsi="Liberation Mono"/>
+                <w:color w:val="1B3A6B"/>
+                <w:sz w:val="18"/>
+                <w:szCs w:val="18"/>
+              </w:rPr>
+              <w:t>&lt;link rel="stylesheet" href="css/style.css"&gt;</w:t>
+            </w:r>
+          </w:p>
+          <w:p>
+            <w:pPr>
+              <w:pStyle w:val="Normal"/>
+              <w:spacing w:before="24" w:after="24"/>
+              <w:rPr/>
+            </w:pPr>
+            <w:r>
+              <w:rPr/>
+            </w:r>
+          </w:p>
+          <w:p>
+            <w:pPr>
+              <w:pStyle w:val="Normal"/>
+              <w:spacing w:before="24" w:after="24"/>
+              <w:rPr/>
+            </w:pPr>
+            <w:r>
+              <w:rPr>
+                <w:rFonts w:eastAsia="Liberation Mono" w:cs="Liberation Mono" w:ascii="Liberation Mono" w:hAnsi="Liberation Mono"/>
+                <w:color w:val="1B3A6B"/>
+                <w:sz w:val="18"/>
+                <w:szCs w:val="18"/>
+              </w:rPr>
+              <w:t>&lt;!-- 2. Interno: dentro do próprio HTML, na tag &lt;style&gt; --&gt;</w:t>
+            </w:r>
+          </w:p>
+          <w:p>
+            <w:pPr>
+              <w:pStyle w:val="Normal"/>
+              <w:spacing w:before="24" w:after="24"/>
+              <w:rPr/>
+            </w:pPr>
+            <w:r>
+              <w:rPr>
+                <w:rFonts w:eastAsia="Liberation Mono" w:cs="Liberation Mono" w:ascii="Liberation Mono" w:hAnsi="Liberation Mono"/>
+                <w:color w:val="1B3A6B"/>
+                <w:sz w:val="18"/>
+                <w:szCs w:val="18"/>
+              </w:rPr>
+              <w:t>&lt;style&gt;</w:t>
+            </w:r>
+          </w:p>
+          <w:p>
+            <w:pPr>
+              <w:pStyle w:val="Normal"/>
+              <w:spacing w:before="24" w:after="24"/>
+              <w:rPr/>
+            </w:pPr>
+            <w:r>
+              <w:rPr>
+                <w:rFonts w:eastAsia="Liberation Mono" w:cs="Liberation Mono" w:ascii="Liberation Mono" w:hAnsi="Liberation Mono"/>
+                <w:color w:val="1B3A6B"/>
+                <w:sz w:val="18"/>
+                <w:szCs w:val="18"/>
+              </w:rPr>
+              <w:t xml:space="preserve">  </w:t>
+            </w:r>
+            <w:r>
+              <w:rPr>
+                <w:rFonts w:eastAsia="Liberation Mono" w:cs="Liberation Mono" w:ascii="Liberation Mono" w:hAnsi="Liberation Mono"/>
+                <w:color w:val="1B3A6B"/>
+                <w:sz w:val="18"/>
+                <w:szCs w:val="18"/>
+              </w:rPr>
+              <w:t>body { background: #f5f5f5; }</w:t>
+            </w:r>
+          </w:p>
+          <w:p>
+            <w:pPr>
+              <w:pStyle w:val="Normal"/>
+              <w:spacing w:before="24" w:after="24"/>
+              <w:rPr/>
+            </w:pPr>
+            <w:r>
+              <w:rPr>
+                <w:rFonts w:eastAsia="Liberation Mono" w:cs="Liberation Mono" w:ascii="Liberation Mono" w:hAnsi="Liberation Mono"/>
+                <w:color w:val="1B3A6B"/>
+                <w:sz w:val="18"/>
+                <w:szCs w:val="18"/>
+              </w:rPr>
+              <w:t>&lt;/style&gt;</w:t>
+            </w:r>
+          </w:p>
+          <w:p>
+            <w:pPr>
+              <w:pStyle w:val="Normal"/>
+              <w:spacing w:before="24" w:after="24"/>
+              <w:rPr/>
+            </w:pPr>
+            <w:r>
+              <w:rPr/>
+            </w:r>
+          </w:p>
+          <w:p>
+            <w:pPr>
+              <w:pStyle w:val="Normal"/>
+              <w:spacing w:before="24" w:after="24"/>
+              <w:rPr/>
+            </w:pPr>
+            <w:r>
+              <w:rPr>
+                <w:rFonts w:eastAsia="Liberation Mono" w:cs="Liberation Mono" w:ascii="Liberation Mono" w:hAnsi="Liberation Mono"/>
+                <w:color w:val="1B3A6B"/>
+                <w:sz w:val="18"/>
+                <w:szCs w:val="18"/>
+              </w:rPr>
+              <w:t>&lt;!-- 3. Inline: diretamente no atributo style do elemento --&gt;</w:t>
+            </w:r>
+          </w:p>
+          <w:p>
+            <w:pPr>
+              <w:pStyle w:val="Normal"/>
+              <w:spacing w:before="24" w:after="24"/>
+              <w:rPr/>
+            </w:pPr>
+            <w:r>
+              <w:rPr>
+                <w:rFonts w:eastAsia="Liberation Mono" w:cs="Liberation Mono" w:ascii="Liberation Mono" w:hAnsi="Liberation Mono"/>
+                <w:color w:val="1B3A6B"/>
+                <w:sz w:val="18"/>
+                <w:szCs w:val="18"/>
+              </w:rPr>
+              <w:t>&lt;p style="color: red;"&gt;Texto em vermelho&lt;/p&gt;</w:t>
+            </w:r>
+          </w:p>
+        </w:tc>
+      </w:tr>
+    </w:tbl>
+    <w:p>
+      <w:pPr>
+        <w:pStyle w:val="Normal"/>
+        <w:spacing w:before="120" w:after="0"/>
+        <w:rPr/>
+      </w:pPr>
+      <w:r>
+        <w:rPr/>
+      </w:r>
+    </w:p>
+    <w:tbl>
+      <w:tblPr>
+        <w:tblW w:w="9360" w:type="dxa"/>
+        <w:jc w:val="left"/>
+        <w:tblInd w:w="72" w:type="dxa"/>
+        <w:tblLayout w:type="fixed"/>
+        <w:tblCellMar>
+          <w:top w:w="120" w:type="dxa"/>
+          <w:left w:w="180" w:type="dxa"/>
+          <w:bottom w:w="120" w:type="dxa"/>
+          <w:right w:w="180" w:type="dxa"/>
+        </w:tblCellMar>
+      </w:tblPr>
+      <w:tblGrid>
+        <w:gridCol w:w="9360"/>
+      </w:tblGrid>
+      <w:tr>
+        <w:trPr/>
+        <w:tc>
+          <w:tcPr>
+            <w:tcW w:w="9360" w:type="dxa"/>
+            <w:tcBorders>
+              <w:top w:val="single" w:sz="12" w:space="0" w:color="185FA5"/>
+              <w:left w:val="single" w:sz="12" w:space="0" w:color="185FA5"/>
+              <w:bottom w:val="single" w:sz="4" w:space="0" w:color="185FA5"/>
+              <w:right w:val="single" w:sz="4" w:space="0" w:color="185FA5"/>
+            </w:tcBorders>
+            <w:shd w:fill="E6F1FB" w:val="clear"/>
+          </w:tcPr>
+          <w:p>
+            <w:pPr>
+              <w:pStyle w:val="Normal"/>
+              <w:spacing w:before="60" w:after="80"/>
+              <w:rPr/>
+            </w:pPr>
+            <w:r>
+              <w:rPr>
+                <w:rFonts w:eastAsia="Arial" w:cs="Arial"/>
+                <w:b/>
+                <w:bCs/>
+                <w:color w:val="000000"/>
+                <w:sz w:val="22"/>
+                <w:szCs w:val="22"/>
+              </w:rPr>
+              <w:t>Boa prática: sempre prefira CSS externo</w:t>
+            </w:r>
+          </w:p>
+          <w:p>
+            <w:pPr>
+              <w:pStyle w:val="Normal"/>
+              <w:spacing w:lineRule="auto" w:line="331" w:before="40" w:after="40"/>
+              <w:rPr/>
+            </w:pPr>
+            <w:r>
+              <w:rPr>
+                <w:rFonts w:eastAsia="Arial" w:cs="Arial"/>
+                <w:color w:val="000000"/>
+                <w:sz w:val="21"/>
+                <w:szCs w:val="21"/>
+              </w:rPr>
+              <w:t>O CSS externo (arquivo .css separado e linkado no HTML) é a abordagem recomendada porque:</w:t>
+            </w:r>
+          </w:p>
+          <w:p>
+            <w:pPr>
+              <w:pStyle w:val="Normal"/>
+              <w:spacing w:lineRule="auto" w:line="331" w:before="40" w:after="40"/>
+              <w:rPr/>
+            </w:pPr>
+            <w:r>
+              <w:rPr>
+                <w:rFonts w:eastAsia="Arial" w:cs="Arial"/>
+                <w:color w:val="000000"/>
+                <w:sz w:val="21"/>
+                <w:szCs w:val="21"/>
+              </w:rPr>
+              <w:t xml:space="preserve">  •  </w:t>
+            </w:r>
+            <w:r>
+              <w:rPr>
+                <w:rFonts w:eastAsia="Arial" w:cs="Arial"/>
+                <w:color w:val="000000"/>
+                <w:sz w:val="21"/>
+                <w:szCs w:val="21"/>
+              </w:rPr>
+              <w:t>Separa completamente o conteúdo do estilo — HTML e CSS podem ser editados de forma independente.</w:t>
+            </w:r>
+          </w:p>
+          <w:p>
+            <w:pPr>
+              <w:pStyle w:val="Normal"/>
+              <w:spacing w:lineRule="auto" w:line="331" w:before="40" w:after="40"/>
+              <w:rPr/>
+            </w:pPr>
+            <w:r>
+              <w:rPr>
+                <w:rFonts w:eastAsia="Arial" w:cs="Arial"/>
+                <w:color w:val="000000"/>
+                <w:sz w:val="21"/>
+                <w:szCs w:val="21"/>
+              </w:rPr>
+              <w:t xml:space="preserve">  •  </w:t>
+            </w:r>
+            <w:r>
+              <w:rPr>
+                <w:rFonts w:eastAsia="Arial" w:cs="Arial"/>
+                <w:color w:val="000000"/>
+                <w:sz w:val="21"/>
+                <w:szCs w:val="21"/>
+              </w:rPr>
+              <w:t>O arquivo CSS é cacheado pelo browser — carrega uma vez e serve para todas as páginas do site.</w:t>
+            </w:r>
+          </w:p>
+          <w:p>
+            <w:pPr>
+              <w:pStyle w:val="Normal"/>
+              <w:spacing w:lineRule="auto" w:line="331" w:before="40" w:after="40"/>
+              <w:rPr/>
+            </w:pPr>
+            <w:r>
+              <w:rPr>
+                <w:rFonts w:eastAsia="Arial" w:cs="Arial"/>
+                <w:color w:val="000000"/>
+                <w:sz w:val="21"/>
+                <w:szCs w:val="21"/>
+              </w:rPr>
+              <w:t xml:space="preserve">  •  </w:t>
+            </w:r>
+            <w:r>
+              <w:rPr>
+                <w:rFonts w:eastAsia="Arial" w:cs="Arial"/>
+                <w:color w:val="000000"/>
+                <w:sz w:val="21"/>
+                <w:szCs w:val="21"/>
+              </w:rPr>
+              <w:t>Facilita a manutenção: alterar a cor de todos os títulos exige mudar uma linha em um único arquivo.</w:t>
+            </w:r>
+          </w:p>
+          <w:p>
+            <w:pPr>
+              <w:pStyle w:val="Normal"/>
+              <w:spacing w:lineRule="auto" w:line="331" w:before="40" w:after="40"/>
+              <w:rPr/>
+            </w:pPr>
+            <w:r>
+              <w:rPr>
+                <w:rFonts w:eastAsia="Arial" w:cs="Arial"/>
+                <w:color w:val="000000"/>
+                <w:sz w:val="21"/>
+                <w:szCs w:val="21"/>
+              </w:rPr>
+              <w:t>O CSS inline deve ser evitado, pois mistura apresentação e estrutura e tem a maior especificidade, dificultando sobreposições.</w:t>
+            </w:r>
+          </w:p>
+        </w:tc>
+      </w:tr>
+    </w:tbl>
+    <w:p>
+      <w:pPr>
+        <w:pStyle w:val="Normal"/>
+        <w:spacing w:before="200" w:after="0"/>
+        <w:rPr/>
+      </w:pPr>
+      <w:r>
+        <w:rPr/>
+      </w:r>
+    </w:p>
+    <w:p>
+      <w:pPr>
+        <w:pStyle w:val="Heading2"/>
+        <w:spacing w:before="280" w:after="120"/>
+        <w:rPr/>
+      </w:pPr>
+      <w:bookmarkStart w:id="6" w:name="__RefHeading___Toc8327_2487166897"/>
+      <w:bookmarkEnd w:id="6"/>
+      <w:r>
+        <w:rPr>
+          <w:rFonts w:eastAsia="Arial" w:cs="Arial"/>
+          <w:b/>
+          <w:bCs/>
+          <w:color w:val="2E6DA4"/>
+          <w:sz w:val="28"/>
+          <w:szCs w:val="28"/>
+        </w:rPr>
+        <w:t>1.4. A cascata e a especificidade</w:t>
+      </w:r>
+    </w:p>
+    <w:p>
+      <w:pPr>
+        <w:pStyle w:val="Normal"/>
+        <w:spacing w:lineRule="auto" w:line="360" w:before="80" w:after="100"/>
+        <w:rPr/>
+      </w:pPr>
+      <w:r>
+        <w:rPr>
+          <w:rFonts w:eastAsia="Arial" w:cs="Arial"/>
+          <w:color w:val="000000"/>
+          <w:sz w:val="22"/>
+          <w:szCs w:val="22"/>
+        </w:rPr>
+        <w:t>O 'C' de CSS vem de Cascading — em cascata. Quando várias regras se aplicam ao mesmo elemento, o browser precisa decidir qual prevalece. Essa decisão segue três critérios, nessa ordem de prioridade:</w:t>
+      </w:r>
+    </w:p>
+    <w:p>
+      <w:pPr>
+        <w:pStyle w:val="Normal"/>
+        <w:spacing w:before="80" w:after="0"/>
+        <w:rPr/>
+      </w:pPr>
+      <w:r>
+        <w:rPr/>
+      </w:r>
+    </w:p>
+    <w:p>
+      <w:pPr>
+        <w:pStyle w:val="Normal"/>
+        <w:spacing w:lineRule="auto" w:line="341" w:before="60" w:after="60"/>
+        <w:rPr/>
+      </w:pPr>
+      <w:r>
+        <w:rPr>
+          <w:rFonts w:eastAsia="Arial" w:cs="Arial"/>
+          <w:color w:val="000000"/>
+          <w:sz w:val="22"/>
+          <w:szCs w:val="22"/>
+        </w:rPr>
+        <w:t xml:space="preserve">  •  </w:t>
+      </w:r>
+      <w:r>
+        <w:rPr>
+          <w:rFonts w:eastAsia="Arial" w:cs="Arial"/>
+          <w:color w:val="000000"/>
+          <w:sz w:val="22"/>
+          <w:szCs w:val="22"/>
+        </w:rPr>
+        <w:t>Especificidade — uma classe (.card) tem mais peso que um elemento (p); um ID (#cabecalho) tem mais peso que uma classe; inline style tem o maior peso de todos.</w:t>
+      </w:r>
+    </w:p>
+    <w:p>
+      <w:pPr>
+        <w:pStyle w:val="Normal"/>
+        <w:spacing w:lineRule="auto" w:line="341" w:before="60" w:after="60"/>
+        <w:rPr/>
+      </w:pPr>
+      <w:r>
+        <w:rPr>
+          <w:rFonts w:eastAsia="Arial" w:cs="Arial"/>
+          <w:color w:val="000000"/>
+          <w:sz w:val="22"/>
+          <w:szCs w:val="22"/>
+        </w:rPr>
+        <w:t xml:space="preserve">  •  </w:t>
+      </w:r>
+      <w:r>
+        <w:rPr>
+          <w:rFonts w:eastAsia="Arial" w:cs="Arial"/>
+          <w:color w:val="000000"/>
+          <w:sz w:val="22"/>
+          <w:szCs w:val="22"/>
+        </w:rPr>
+        <w:t>Ordem de leitura — entre regras de mesma especificidade, a última declarada no arquivo vence.</w:t>
+      </w:r>
+    </w:p>
+    <w:p>
+      <w:pPr>
+        <w:pStyle w:val="Normal"/>
+        <w:spacing w:lineRule="auto" w:line="341" w:before="60" w:after="60"/>
+        <w:rPr/>
+      </w:pPr>
+      <w:r>
+        <w:rPr>
+          <w:rFonts w:eastAsia="Arial" w:cs="Arial"/>
+          <w:color w:val="000000"/>
+          <w:sz w:val="22"/>
+          <w:szCs w:val="22"/>
+        </w:rPr>
+        <w:t xml:space="preserve">  •  </w:t>
+      </w:r>
+      <w:r>
+        <w:rPr>
+          <w:rFonts w:eastAsia="Arial" w:cs="Arial"/>
+          <w:color w:val="000000"/>
+          <w:sz w:val="22"/>
+          <w:szCs w:val="22"/>
+        </w:rPr>
+        <w:t>Herança — propriedades herdadas do elemento pai têm o menor peso e são facilmente sobrescritas.</w:t>
+      </w:r>
+    </w:p>
+    <w:p>
+      <w:pPr>
+        <w:pStyle w:val="Normal"/>
+        <w:spacing w:before="120" w:after="0"/>
+        <w:rPr/>
+      </w:pPr>
+      <w:r>
+        <w:rPr/>
+      </w:r>
+    </w:p>
+    <w:tbl>
+      <w:tblPr>
+        <w:tblW w:w="9360" w:type="dxa"/>
+        <w:jc w:val="left"/>
+        <w:tblInd w:w="92" w:type="dxa"/>
+        <w:tblLayout w:type="fixed"/>
+        <w:tblCellMar>
+          <w:top w:w="120" w:type="dxa"/>
+          <w:left w:w="200" w:type="dxa"/>
+          <w:bottom w:w="120" w:type="dxa"/>
+          <w:right w:w="200" w:type="dxa"/>
+        </w:tblCellMar>
+      </w:tblPr>
+      <w:tblGrid>
+        <w:gridCol w:w="9360"/>
+      </w:tblGrid>
+      <w:tr>
+        <w:trPr/>
+        <w:tc>
+          <w:tcPr>
+            <w:tcW w:w="9360" w:type="dxa"/>
+            <w:tcBorders>
+              <w:top w:val="single" w:sz="4" w:space="0" w:color="2E6DA4"/>
+              <w:left w:val="single" w:sz="16" w:space="0" w:color="2E6DA4"/>
+              <w:bottom w:val="single" w:sz="4" w:space="0" w:color="2E6DA4"/>
+              <w:right w:val="single" w:sz="4" w:space="0" w:color="2E6DA4"/>
+            </w:tcBorders>
+            <w:shd w:fill="EEF4FA" w:val="clear"/>
+          </w:tcPr>
+          <w:p>
+            <w:pPr>
+              <w:pStyle w:val="Normal"/>
+              <w:spacing w:before="24" w:after="24"/>
+              <w:rPr/>
+            </w:pPr>
+            <w:r>
+              <w:rPr>
+                <w:rFonts w:eastAsia="Liberation Mono" w:cs="Liberation Mono" w:ascii="Liberation Mono" w:hAnsi="Liberation Mono"/>
+                <w:color w:val="1B3A6B"/>
+                <w:sz w:val="18"/>
+                <w:szCs w:val="18"/>
+              </w:rPr>
+              <w:t>/* Especificidade crescente — a última regra com maior peso vence */</w:t>
+            </w:r>
+          </w:p>
+          <w:p>
+            <w:pPr>
+              <w:pStyle w:val="Normal"/>
+              <w:spacing w:before="24" w:after="24"/>
+              <w:rPr/>
+            </w:pPr>
+            <w:r>
+              <w:rPr/>
+            </w:r>
+          </w:p>
+          <w:p>
+            <w:pPr>
+              <w:pStyle w:val="Normal"/>
+              <w:spacing w:before="24" w:after="24"/>
+              <w:rPr/>
+            </w:pPr>
+            <w:r>
+              <w:rPr>
+                <w:rFonts w:eastAsia="Liberation Mono" w:cs="Liberation Mono" w:ascii="Liberation Mono" w:hAnsi="Liberation Mono"/>
+                <w:color w:val="1B3A6B"/>
+                <w:sz w:val="18"/>
+                <w:szCs w:val="18"/>
+              </w:rPr>
+              <w:t>p           { color: black; }    /* especificidade: 0,0,1 */</w:t>
+            </w:r>
+          </w:p>
+          <w:p>
+            <w:pPr>
+              <w:pStyle w:val="Normal"/>
+              <w:spacing w:before="24" w:after="24"/>
+              <w:rPr/>
+            </w:pPr>
+            <w:r>
+              <w:rPr>
+                <w:rFonts w:eastAsia="Liberation Mono" w:cs="Liberation Mono" w:ascii="Liberation Mono" w:hAnsi="Liberation Mono"/>
+                <w:color w:val="1B3A6B"/>
+                <w:sz w:val="18"/>
+                <w:szCs w:val="18"/>
+              </w:rPr>
+              <w:t>.destaque   { color: blue;  }    /* especificidade: 0,1,0 */</w:t>
+            </w:r>
+          </w:p>
+          <w:p>
+            <w:pPr>
+              <w:pStyle w:val="Normal"/>
+              <w:spacing w:before="24" w:after="24"/>
+              <w:rPr/>
+            </w:pPr>
+            <w:r>
+              <w:rPr>
+                <w:rFonts w:eastAsia="Liberation Mono" w:cs="Liberation Mono" w:ascii="Liberation Mono" w:hAnsi="Liberation Mono"/>
+                <w:color w:val="1B3A6B"/>
+                <w:sz w:val="18"/>
+                <w:szCs w:val="18"/>
+              </w:rPr>
+              <w:t>#principal  { color: green; }    /* especificidade: 1,0,0 */</w:t>
+            </w:r>
+          </w:p>
+          <w:p>
+            <w:pPr>
+              <w:pStyle w:val="Normal"/>
+              <w:spacing w:before="24" w:after="24"/>
+              <w:rPr/>
+            </w:pPr>
+            <w:r>
+              <w:rPr/>
+            </w:r>
+          </w:p>
+          <w:p>
+            <w:pPr>
+              <w:pStyle w:val="Normal"/>
+              <w:spacing w:before="24" w:after="24"/>
+              <w:rPr/>
+            </w:pPr>
+            <w:r>
+              <w:rPr>
+                <w:rFonts w:eastAsia="Liberation Mono" w:cs="Liberation Mono" w:ascii="Liberation Mono" w:hAnsi="Liberation Mono"/>
+                <w:color w:val="1B3A6B"/>
+                <w:sz w:val="18"/>
+                <w:szCs w:val="18"/>
+              </w:rPr>
+              <w:t xml:space="preserve">/* O &lt;p id='principal' class='destaque' </w:t>
+            </w:r>
+            <w:r>
+              <w:rPr>
+                <w:rFonts w:eastAsia="Liberation Mono" w:cs="Liberation Mono" w:ascii="Liberation Mono" w:hAnsi="Liberation Mono"/>
+                <w:color w:val="1B3A6B"/>
+                <w:sz w:val="18"/>
+                <w:szCs w:val="18"/>
+              </w:rPr>
+              <w:t>style=’color:red’</w:t>
+            </w:r>
+            <w:r>
+              <w:rPr>
+                <w:rFonts w:eastAsia="Liberation Mono" w:cs="Liberation Mono" w:ascii="Liberation Mono" w:hAnsi="Liberation Mono"/>
+                <w:color w:val="1B3A6B"/>
+                <w:sz w:val="18"/>
+                <w:szCs w:val="18"/>
+              </w:rPr>
+              <w:t>&gt; ficará verde */</w:t>
+            </w:r>
+          </w:p>
+        </w:tc>
+      </w:tr>
+    </w:tbl>
+    <w:p>
+      <w:pPr>
+        <w:pStyle w:val="Normal"/>
+        <w:spacing w:before="200" w:after="0"/>
+        <w:rPr/>
+      </w:pPr>
+      <w:r>
+        <w:rPr/>
+      </w:r>
+    </w:p>
+    <w:p>
+      <w:pPr>
+        <w:pStyle w:val="Heading2"/>
+        <w:spacing w:before="280" w:after="120"/>
+        <w:rPr/>
+      </w:pPr>
+      <w:bookmarkStart w:id="7" w:name="__RefHeading___Toc8329_2487166897"/>
+      <w:bookmarkEnd w:id="7"/>
+      <w:r>
+        <w:rPr>
+          <w:rFonts w:eastAsia="Arial" w:cs="Arial"/>
+          <w:b/>
+          <w:bCs/>
+          <w:color w:val="2E6DA4"/>
+          <w:sz w:val="28"/>
+          <w:szCs w:val="28"/>
+        </w:rPr>
+        <w:t>1.5. O CSS no projeto Tech Store</w:t>
+      </w:r>
+    </w:p>
+    <w:p>
+      <w:pPr>
+        <w:pStyle w:val="Normal"/>
+        <w:spacing w:lineRule="auto" w:line="360" w:before="80" w:after="100"/>
+        <w:rPr/>
+      </w:pPr>
+      <w:r>
+        <w:rPr>
+          <w:rFonts w:eastAsia="Arial" w:cs="Arial"/>
+          <w:color w:val="000000"/>
+          <w:sz w:val="22"/>
+          <w:szCs w:val="22"/>
+        </w:rPr>
+        <w:t>O projeto Tech Store que você está desenvolvendo já utiliza CSS em duas camadas: o Bootstrap 5 (framework CSS externo) e o arquivo css/style.css com customizações próprias. Ao longo desta aula, você irá evoluir esse arquivo para SCSS — a mesma linguagem, com superpoderes.</w:t>
+      </w:r>
+    </w:p>
+    <w:p>
+      <w:pPr>
+        <w:pStyle w:val="Normal"/>
+        <w:spacing w:before="80" w:after="0"/>
+        <w:rPr/>
+      </w:pPr>
+      <w:r>
+        <w:rPr/>
+      </w:r>
+    </w:p>
+    <w:tbl>
+      <w:tblPr>
+        <w:tblW w:w="9360" w:type="dxa"/>
+        <w:jc w:val="left"/>
+        <w:tblInd w:w="92" w:type="dxa"/>
+        <w:tblLayout w:type="fixed"/>
+        <w:tblCellMar>
+          <w:top w:w="120" w:type="dxa"/>
+          <w:left w:w="200" w:type="dxa"/>
+          <w:bottom w:w="120" w:type="dxa"/>
+          <w:right w:w="200" w:type="dxa"/>
+        </w:tblCellMar>
+      </w:tblPr>
+      <w:tblGrid>
+        <w:gridCol w:w="9360"/>
+      </w:tblGrid>
+      <w:tr>
+        <w:trPr/>
+        <w:tc>
+          <w:tcPr>
+            <w:tcW w:w="9360" w:type="dxa"/>
+            <w:tcBorders>
+              <w:top w:val="single" w:sz="4" w:space="0" w:color="2E6DA4"/>
+              <w:left w:val="single" w:sz="16" w:space="0" w:color="2E6DA4"/>
+              <w:bottom w:val="single" w:sz="4" w:space="0" w:color="2E6DA4"/>
+              <w:right w:val="single" w:sz="4" w:space="0" w:color="2E6DA4"/>
+            </w:tcBorders>
+            <w:shd w:fill="EEF4FA" w:val="clear"/>
+          </w:tcPr>
+          <w:p>
+            <w:pPr>
+              <w:pStyle w:val="Normal"/>
+              <w:spacing w:before="24" w:after="24"/>
+              <w:rPr/>
+            </w:pPr>
+            <w:r>
+              <w:rPr>
+                <w:rFonts w:eastAsia="Liberation Mono" w:cs="Liberation Mono" w:ascii="Liberation Mono" w:hAnsi="Liberation Mono"/>
+                <w:color w:val="1B3A6B"/>
+                <w:sz w:val="18"/>
+                <w:szCs w:val="18"/>
+              </w:rPr>
+              <w:t>/* css/style.css atual do Tech Store */</w:t>
+            </w:r>
+          </w:p>
+          <w:p>
+            <w:pPr>
+              <w:pStyle w:val="Normal"/>
+              <w:spacing w:before="24" w:after="24"/>
+              <w:rPr/>
+            </w:pPr>
+            <w:r>
+              <w:rPr/>
+            </w:r>
+          </w:p>
+          <w:p>
+            <w:pPr>
+              <w:pStyle w:val="Normal"/>
+              <w:spacing w:before="24" w:after="24"/>
+              <w:rPr/>
+            </w:pPr>
+            <w:r>
+              <w:rPr>
+                <w:rFonts w:eastAsia="Liberation Mono" w:cs="Liberation Mono" w:ascii="Liberation Mono" w:hAnsi="Liberation Mono"/>
+                <w:color w:val="1B3A6B"/>
+                <w:sz w:val="18"/>
+                <w:szCs w:val="18"/>
+              </w:rPr>
+              <w:t>/* Customização do carousel */</w:t>
+            </w:r>
+          </w:p>
+          <w:p>
+            <w:pPr>
+              <w:pStyle w:val="Normal"/>
+              <w:spacing w:before="24" w:after="24"/>
+              <w:rPr/>
+            </w:pPr>
+            <w:r>
+              <w:rPr>
+                <w:rFonts w:eastAsia="Liberation Mono" w:cs="Liberation Mono" w:ascii="Liberation Mono" w:hAnsi="Liberation Mono"/>
+                <w:color w:val="1B3A6B"/>
+                <w:sz w:val="18"/>
+                <w:szCs w:val="18"/>
+              </w:rPr>
+              <w:t>#slider .carousel-item img {</w:t>
+            </w:r>
+          </w:p>
+          <w:p>
+            <w:pPr>
+              <w:pStyle w:val="Normal"/>
+              <w:spacing w:before="24" w:after="24"/>
+              <w:rPr/>
+            </w:pPr>
+            <w:r>
+              <w:rPr>
+                <w:rFonts w:eastAsia="Liberation Mono" w:cs="Liberation Mono" w:ascii="Liberation Mono" w:hAnsi="Liberation Mono"/>
+                <w:color w:val="1B3A6B"/>
+                <w:sz w:val="18"/>
+                <w:szCs w:val="18"/>
+              </w:rPr>
+              <w:t xml:space="preserve">  </w:t>
+            </w:r>
+            <w:r>
+              <w:rPr>
+                <w:rFonts w:eastAsia="Liberation Mono" w:cs="Liberation Mono" w:ascii="Liberation Mono" w:hAnsi="Liberation Mono"/>
+                <w:color w:val="1B3A6B"/>
+                <w:sz w:val="18"/>
+                <w:szCs w:val="18"/>
+              </w:rPr>
+              <w:t>height: 500px;</w:t>
+            </w:r>
+          </w:p>
+          <w:p>
+            <w:pPr>
+              <w:pStyle w:val="Normal"/>
+              <w:spacing w:before="24" w:after="24"/>
+              <w:rPr/>
+            </w:pPr>
+            <w:r>
+              <w:rPr>
+                <w:rFonts w:eastAsia="Liberation Mono" w:cs="Liberation Mono" w:ascii="Liberation Mono" w:hAnsi="Liberation Mono"/>
+                <w:color w:val="1B3A6B"/>
+                <w:sz w:val="18"/>
+                <w:szCs w:val="18"/>
+              </w:rPr>
+              <w:t xml:space="preserve">  </w:t>
+            </w:r>
+            <w:r>
+              <w:rPr>
+                <w:rFonts w:eastAsia="Liberation Mono" w:cs="Liberation Mono" w:ascii="Liberation Mono" w:hAnsi="Liberation Mono"/>
+                <w:color w:val="1B3A6B"/>
+                <w:sz w:val="18"/>
+                <w:szCs w:val="18"/>
+              </w:rPr>
+              <w:t>object-fit: cover;</w:t>
+            </w:r>
+          </w:p>
+          <w:p>
+            <w:pPr>
+              <w:pStyle w:val="Normal"/>
+              <w:spacing w:before="24" w:after="24"/>
+              <w:rPr/>
+            </w:pPr>
+            <w:r>
+              <w:rPr>
+                <w:rFonts w:eastAsia="Liberation Mono" w:cs="Liberation Mono" w:ascii="Liberation Mono" w:hAnsi="Liberation Mono"/>
+                <w:color w:val="1B3A6B"/>
+                <w:sz w:val="18"/>
+                <w:szCs w:val="18"/>
+              </w:rPr>
+              <w:t xml:space="preserve">  </w:t>
+            </w:r>
+            <w:r>
+              <w:rPr>
+                <w:rFonts w:eastAsia="Liberation Mono" w:cs="Liberation Mono" w:ascii="Liberation Mono" w:hAnsi="Liberation Mono"/>
+                <w:color w:val="1B3A6B"/>
+                <w:sz w:val="18"/>
+                <w:szCs w:val="18"/>
+              </w:rPr>
+              <w:t>object-position: center;</w:t>
+            </w:r>
+          </w:p>
+          <w:p>
+            <w:pPr>
+              <w:pStyle w:val="Normal"/>
+              <w:spacing w:before="24" w:after="24"/>
+              <w:rPr/>
+            </w:pPr>
+            <w:r>
+              <w:rPr>
+                <w:rFonts w:eastAsia="Liberation Mono" w:cs="Liberation Mono" w:ascii="Liberation Mono" w:hAnsi="Liberation Mono"/>
+                <w:color w:val="1B3A6B"/>
+                <w:sz w:val="18"/>
+                <w:szCs w:val="18"/>
+              </w:rPr>
+              <w:t xml:space="preserve">  </w:t>
+            </w:r>
+            <w:r>
+              <w:rPr>
+                <w:rFonts w:eastAsia="Liberation Mono" w:cs="Liberation Mono" w:ascii="Liberation Mono" w:hAnsi="Liberation Mono"/>
+                <w:color w:val="1B3A6B"/>
+                <w:sz w:val="18"/>
+                <w:szCs w:val="18"/>
+              </w:rPr>
+              <w:t>padding-bottom: 20px;</w:t>
+            </w:r>
+          </w:p>
+          <w:p>
+            <w:pPr>
+              <w:pStyle w:val="Normal"/>
+              <w:spacing w:before="24" w:after="24"/>
+              <w:rPr/>
+            </w:pPr>
+            <w:r>
+              <w:rPr>
+                <w:rFonts w:eastAsia="Liberation Mono" w:cs="Liberation Mono" w:ascii="Liberation Mono" w:hAnsi="Liberation Mono"/>
+                <w:color w:val="1B3A6B"/>
+                <w:sz w:val="18"/>
+                <w:szCs w:val="18"/>
+              </w:rPr>
+              <w:t>}</w:t>
+            </w:r>
+          </w:p>
+          <w:p>
+            <w:pPr>
+              <w:pStyle w:val="Normal"/>
+              <w:spacing w:before="24" w:after="24"/>
+              <w:rPr/>
+            </w:pPr>
+            <w:r>
+              <w:rPr/>
+            </w:r>
+          </w:p>
+          <w:p>
+            <w:pPr>
+              <w:pStyle w:val="Normal"/>
+              <w:spacing w:before="24" w:after="24"/>
+              <w:rPr/>
+            </w:pPr>
+            <w:r>
+              <w:rPr>
+                <w:rFonts w:eastAsia="Liberation Mono" w:cs="Liberation Mono" w:ascii="Liberation Mono" w:hAnsi="Liberation Mono"/>
+                <w:color w:val="1B3A6B"/>
+                <w:sz w:val="18"/>
+                <w:szCs w:val="18"/>
+              </w:rPr>
+              <w:t>/* Padronização das imagens nos cards */</w:t>
+            </w:r>
+          </w:p>
+          <w:p>
+            <w:pPr>
+              <w:pStyle w:val="Normal"/>
+              <w:spacing w:before="24" w:after="24"/>
+              <w:rPr/>
+            </w:pPr>
+            <w:r>
+              <w:rPr>
+                <w:rFonts w:eastAsia="Liberation Mono" w:cs="Liberation Mono" w:ascii="Liberation Mono" w:hAnsi="Liberation Mono"/>
+                <w:color w:val="1B3A6B"/>
+                <w:sz w:val="18"/>
+                <w:szCs w:val="18"/>
+              </w:rPr>
+              <w:t>.img-produto {</w:t>
+            </w:r>
+          </w:p>
+          <w:p>
+            <w:pPr>
+              <w:pStyle w:val="Normal"/>
+              <w:spacing w:before="24" w:after="24"/>
+              <w:rPr/>
+            </w:pPr>
+            <w:r>
+              <w:rPr>
+                <w:rFonts w:eastAsia="Liberation Mono" w:cs="Liberation Mono" w:ascii="Liberation Mono" w:hAnsi="Liberation Mono"/>
+                <w:color w:val="1B3A6B"/>
+                <w:sz w:val="18"/>
+                <w:szCs w:val="18"/>
+              </w:rPr>
+              <w:t xml:space="preserve">  </w:t>
+            </w:r>
+            <w:r>
+              <w:rPr>
+                <w:rFonts w:eastAsia="Liberation Mono" w:cs="Liberation Mono" w:ascii="Liberation Mono" w:hAnsi="Liberation Mono"/>
+                <w:color w:val="1B3A6B"/>
+                <w:sz w:val="18"/>
+                <w:szCs w:val="18"/>
+              </w:rPr>
+              <w:t>width: 100%;</w:t>
+            </w:r>
+          </w:p>
+          <w:p>
+            <w:pPr>
+              <w:pStyle w:val="Normal"/>
+              <w:spacing w:before="24" w:after="24"/>
+              <w:rPr/>
+            </w:pPr>
+            <w:r>
+              <w:rPr>
+                <w:rFonts w:eastAsia="Liberation Mono" w:cs="Liberation Mono" w:ascii="Liberation Mono" w:hAnsi="Liberation Mono"/>
+                <w:color w:val="1B3A6B"/>
+                <w:sz w:val="18"/>
+                <w:szCs w:val="18"/>
+              </w:rPr>
+              <w:t xml:space="preserve">  </w:t>
+            </w:r>
+            <w:r>
+              <w:rPr>
+                <w:rFonts w:eastAsia="Liberation Mono" w:cs="Liberation Mono" w:ascii="Liberation Mono" w:hAnsi="Liberation Mono"/>
+                <w:color w:val="1B3A6B"/>
+                <w:sz w:val="18"/>
+                <w:szCs w:val="18"/>
+              </w:rPr>
+              <w:t>height: 220px;</w:t>
+            </w:r>
+          </w:p>
+          <w:p>
+            <w:pPr>
+              <w:pStyle w:val="Normal"/>
+              <w:spacing w:before="24" w:after="24"/>
+              <w:rPr/>
+            </w:pPr>
+            <w:r>
+              <w:rPr>
+                <w:rFonts w:eastAsia="Liberation Mono" w:cs="Liberation Mono" w:ascii="Liberation Mono" w:hAnsi="Liberation Mono"/>
+                <w:color w:val="1B3A6B"/>
+                <w:sz w:val="18"/>
+                <w:szCs w:val="18"/>
+              </w:rPr>
+              <w:t xml:space="preserve">  </w:t>
+            </w:r>
+            <w:r>
+              <w:rPr>
+                <w:rFonts w:eastAsia="Liberation Mono" w:cs="Liberation Mono" w:ascii="Liberation Mono" w:hAnsi="Liberation Mono"/>
+                <w:color w:val="1B3A6B"/>
+                <w:sz w:val="18"/>
+                <w:szCs w:val="18"/>
+              </w:rPr>
+              <w:t>object-fit: cover;</w:t>
+            </w:r>
+          </w:p>
+          <w:p>
+            <w:pPr>
+              <w:pStyle w:val="Normal"/>
+              <w:spacing w:before="24" w:after="24"/>
+              <w:rPr/>
+            </w:pPr>
+            <w:r>
+              <w:rPr>
+                <w:rFonts w:eastAsia="Liberation Mono" w:cs="Liberation Mono" w:ascii="Liberation Mono" w:hAnsi="Liberation Mono"/>
+                <w:color w:val="1B3A6B"/>
+                <w:sz w:val="18"/>
+                <w:szCs w:val="18"/>
+              </w:rPr>
+              <w:t xml:space="preserve">  </w:t>
+            </w:r>
+            <w:r>
+              <w:rPr>
+                <w:rFonts w:eastAsia="Liberation Mono" w:cs="Liberation Mono" w:ascii="Liberation Mono" w:hAnsi="Liberation Mono"/>
+                <w:color w:val="1B3A6B"/>
+                <w:sz w:val="18"/>
+                <w:szCs w:val="18"/>
+              </w:rPr>
+              <w:t>object-position: center;</w:t>
+            </w:r>
+          </w:p>
+          <w:p>
+            <w:pPr>
+              <w:pStyle w:val="Normal"/>
+              <w:spacing w:before="24" w:after="24"/>
+              <w:rPr/>
+            </w:pPr>
+            <w:r>
+              <w:rPr>
+                <w:rFonts w:eastAsia="Liberation Mono" w:cs="Liberation Mono" w:ascii="Liberation Mono" w:hAnsi="Liberation Mono"/>
+                <w:color w:val="1B3A6B"/>
+                <w:sz w:val="18"/>
+                <w:szCs w:val="18"/>
+              </w:rPr>
+              <w:t>}</w:t>
+            </w:r>
+          </w:p>
+          <w:p>
+            <w:pPr>
+              <w:pStyle w:val="Normal"/>
+              <w:spacing w:before="24" w:after="24"/>
+              <w:rPr/>
+            </w:pPr>
+            <w:r>
+              <w:rPr/>
+            </w:r>
+          </w:p>
+          <w:p>
+            <w:pPr>
+              <w:pStyle w:val="Normal"/>
+              <w:spacing w:before="24" w:after="24"/>
+              <w:rPr/>
+            </w:pPr>
+            <w:r>
+              <w:rPr>
+                <w:rFonts w:eastAsia="Liberation Mono" w:cs="Liberation Mono" w:ascii="Liberation Mono" w:hAnsi="Liberation Mono"/>
+                <w:color w:val="1B3A6B"/>
+                <w:sz w:val="18"/>
+                <w:szCs w:val="18"/>
+              </w:rPr>
+              <w:t>/* Problema: valores repetidos, sem variáveis, sem organização */</w:t>
+            </w:r>
+          </w:p>
+          <w:p>
+            <w:pPr>
+              <w:pStyle w:val="Normal"/>
+              <w:spacing w:before="24" w:after="24"/>
+              <w:rPr/>
+            </w:pPr>
+            <w:r>
+              <w:rPr>
+                <w:rFonts w:eastAsia="Liberation Mono" w:cs="Liberation Mono" w:ascii="Liberation Mono" w:hAnsi="Liberation Mono"/>
+                <w:color w:val="1B3A6B"/>
+                <w:sz w:val="18"/>
+                <w:szCs w:val="18"/>
+              </w:rPr>
+              <w:t>/* Solução: Sass — que veremos a seguir */</w:t>
+            </w:r>
+          </w:p>
+        </w:tc>
+      </w:tr>
+    </w:tbl>
+    <w:p>
+      <w:pPr>
+        <w:pStyle w:val="Normal"/>
+        <w:spacing w:before="120" w:after="0"/>
+        <w:rPr/>
+      </w:pPr>
+      <w:r>
+        <w:rPr/>
+      </w:r>
+    </w:p>
+    <w:tbl>
+      <w:tblPr>
+        <w:tblW w:w="9360" w:type="dxa"/>
+        <w:jc w:val="left"/>
+        <w:tblInd w:w="72" w:type="dxa"/>
+        <w:tblLayout w:type="fixed"/>
+        <w:tblCellMar>
+          <w:top w:w="120" w:type="dxa"/>
+          <w:left w:w="180" w:type="dxa"/>
+          <w:bottom w:w="120" w:type="dxa"/>
+          <w:right w:w="180" w:type="dxa"/>
+        </w:tblCellMar>
+      </w:tblPr>
+      <w:tblGrid>
+        <w:gridCol w:w="9360"/>
+      </w:tblGrid>
+      <w:tr>
+        <w:trPr/>
+        <w:tc>
+          <w:tcPr>
+            <w:tcW w:w="9360" w:type="dxa"/>
+            <w:tcBorders>
+              <w:top w:val="single" w:sz="12" w:space="0" w:color="3B6D11"/>
+              <w:left w:val="single" w:sz="12" w:space="0" w:color="3B6D11"/>
+              <w:bottom w:val="single" w:sz="4" w:space="0" w:color="3B6D11"/>
+              <w:right w:val="single" w:sz="4" w:space="0" w:color="3B6D11"/>
+            </w:tcBorders>
+            <w:shd w:fill="EAF3DE" w:val="clear"/>
+          </w:tcPr>
+          <w:p>
+            <w:pPr>
+              <w:pStyle w:val="Normal"/>
+              <w:spacing w:before="60" w:after="80"/>
+              <w:rPr/>
+            </w:pPr>
+            <w:r>
+              <w:rPr>
+                <w:rFonts w:eastAsia="Arial" w:cs="Arial"/>
+                <w:b/>
+                <w:bCs/>
+                <w:color w:val="000000"/>
+                <w:sz w:val="22"/>
+                <w:szCs w:val="22"/>
+              </w:rPr>
+              <w:t>O que vem a seguir nesta apostila</w:t>
+            </w:r>
+          </w:p>
+          <w:p>
+            <w:pPr>
+              <w:pStyle w:val="Normal"/>
+              <w:spacing w:lineRule="auto" w:line="331" w:before="40" w:after="40"/>
+              <w:rPr/>
+            </w:pPr>
+            <w:r>
+              <w:rPr>
+                <w:rFonts w:eastAsia="Arial" w:cs="Arial"/>
+                <w:color w:val="000000"/>
+                <w:sz w:val="21"/>
+                <w:szCs w:val="21"/>
+              </w:rPr>
+              <w:t>Agora que você revisou os fundamentos do CSS, os próximos capítulos mostram como o Sass resolve as limitações do CSS puro:</w:t>
+            </w:r>
+          </w:p>
+          <w:p>
+            <w:pPr>
+              <w:pStyle w:val="Normal"/>
+              <w:spacing w:lineRule="auto" w:line="331" w:before="40" w:after="40"/>
+              <w:rPr/>
+            </w:pPr>
+            <w:r>
+              <w:rPr>
+                <w:rFonts w:eastAsia="Arial" w:cs="Arial"/>
+                <w:color w:val="000000"/>
+                <w:sz w:val="21"/>
+                <w:szCs w:val="21"/>
+              </w:rPr>
+              <w:t xml:space="preserve">  •  </w:t>
+            </w:r>
+            <w:r>
+              <w:rPr>
+                <w:rFonts w:eastAsia="Arial" w:cs="Arial"/>
+                <w:color w:val="000000"/>
+                <w:sz w:val="21"/>
+                <w:szCs w:val="21"/>
+              </w:rPr>
+              <w:t>Capítulo 2: por que o CSS puro tem limites em projetos grandes</w:t>
+            </w:r>
+          </w:p>
+          <w:p>
+            <w:pPr>
+              <w:pStyle w:val="Normal"/>
+              <w:spacing w:lineRule="auto" w:line="331" w:before="40" w:after="40"/>
+              <w:rPr/>
+            </w:pPr>
+            <w:r>
+              <w:rPr>
+                <w:rFonts w:eastAsia="Arial" w:cs="Arial"/>
+                <w:color w:val="000000"/>
+                <w:sz w:val="21"/>
+                <w:szCs w:val="21"/>
+              </w:rPr>
+              <w:t xml:space="preserve">  •  </w:t>
+            </w:r>
+            <w:r>
+              <w:rPr>
+                <w:rFonts w:eastAsia="Arial" w:cs="Arial"/>
+                <w:color w:val="000000"/>
+                <w:sz w:val="21"/>
+                <w:szCs w:val="21"/>
+              </w:rPr>
+              <w:t>Capítulo 3 em diante: variáveis, nesting, mixins, Custom Properties e muito mais</w:t>
+            </w:r>
+          </w:p>
+          <w:p>
+            <w:pPr>
+              <w:pStyle w:val="Normal"/>
+              <w:spacing w:lineRule="auto" w:line="331" w:before="40" w:after="40"/>
+              <w:rPr/>
+            </w:pPr>
+            <w:r>
+              <w:rPr>
+                <w:rFonts w:eastAsia="Arial" w:cs="Arial"/>
+                <w:color w:val="000000"/>
+                <w:sz w:val="21"/>
+                <w:szCs w:val="21"/>
+              </w:rPr>
+              <w:t>O arquivo css/style.css do Tech Store será o ponto de partida de todos os exemplos.</w:t>
+            </w:r>
+          </w:p>
+        </w:tc>
+      </w:tr>
+    </w:tbl>
+    <w:p>
+      <w:pPr>
+        <w:pStyle w:val="Normal"/>
+        <w:rPr/>
+      </w:pPr>
+      <w:r>
+        <w:rPr/>
+      </w:r>
+      <w:r>
+        <w:br w:type="page"/>
+      </w:r>
+    </w:p>
+    <w:p>
+      <w:pPr>
+        <w:pStyle w:val="Heading1"/>
+        <w:pBdr>
+          <w:bottom w:val="single" w:sz="6" w:space="6" w:color="2E6DA4"/>
+        </w:pBdr>
+        <w:spacing w:before="0" w:after="200"/>
+        <w:rPr/>
+      </w:pPr>
+      <w:bookmarkStart w:id="8" w:name="__RefHeading___Toc2831_3313738773"/>
+      <w:bookmarkEnd w:id="8"/>
       <w:r>
         <w:rPr>
           <w:rFonts w:eastAsia="Arial" w:cs="Arial"/>
@@ -1853,8 +3977,8 @@
         <w:spacing w:before="280" w:after="120"/>
         <w:rPr/>
       </w:pPr>
-      <w:bookmarkStart w:id="3" w:name="__RefHeading___Toc2833_3313738773"/>
-      <w:bookmarkEnd w:id="3"/>
+      <w:bookmarkStart w:id="9" w:name="__RefHeading___Toc2833_3313738773"/>
+      <w:bookmarkEnd w:id="9"/>
       <w:r>
         <w:rPr>
           <w:rFonts w:eastAsia="Arial" w:cs="Arial"/>
@@ -2400,8 +4524,8 @@
         <w:spacing w:before="280" w:after="120"/>
         <w:rPr/>
       </w:pPr>
-      <w:bookmarkStart w:id="4" w:name="__RefHeading___Toc2835_3313738773"/>
-      <w:bookmarkEnd w:id="4"/>
+      <w:bookmarkStart w:id="10" w:name="__RefHeading___Toc2835_3313738773"/>
+      <w:bookmarkEnd w:id="10"/>
       <w:r>
         <w:rPr>
           <w:rFonts w:eastAsia="Arial" w:cs="Arial"/>
@@ -2843,8 +4967,8 @@
         <w:spacing w:before="0" w:after="200"/>
         <w:rPr/>
       </w:pPr>
-      <w:bookmarkStart w:id="5" w:name="__RefHeading___Toc2837_3313738773"/>
-      <w:bookmarkEnd w:id="5"/>
+      <w:bookmarkStart w:id="11" w:name="__RefHeading___Toc2837_3313738773"/>
+      <w:bookmarkEnd w:id="11"/>
       <w:r>
         <w:rPr>
           <w:rFonts w:eastAsia="Arial" w:cs="Arial"/>
@@ -2889,8 +5013,8 @@
         <w:spacing w:before="280" w:after="120"/>
         <w:rPr/>
       </w:pPr>
-      <w:bookmarkStart w:id="6" w:name="__RefHeading___Toc2839_3313738773"/>
-      <w:bookmarkEnd w:id="6"/>
+      <w:bookmarkStart w:id="12" w:name="__RefHeading___Toc2839_3313738773"/>
+      <w:bookmarkEnd w:id="12"/>
       <w:r>
         <w:rPr>
           <w:rFonts w:eastAsia="Arial" w:cs="Arial"/>
@@ -3517,8 +5641,8 @@
         <w:spacing w:before="0" w:after="120"/>
         <w:rPr/>
       </w:pPr>
-      <w:bookmarkStart w:id="7" w:name="__RefHeading___Toc2841_3313738773"/>
-      <w:bookmarkEnd w:id="7"/>
+      <w:bookmarkStart w:id="13" w:name="__RefHeading___Toc2841_3313738773"/>
+      <w:bookmarkEnd w:id="13"/>
       <w:r>
         <w:rPr>
           <w:rFonts w:eastAsia="Arial" w:cs="Arial"/>
@@ -3712,8 +5836,8 @@
         <w:spacing w:before="280" w:after="120"/>
         <w:rPr/>
       </w:pPr>
-      <w:bookmarkStart w:id="8" w:name="__RefHeading___Toc2843_3313738773"/>
-      <w:bookmarkEnd w:id="8"/>
+      <w:bookmarkStart w:id="14" w:name="__RefHeading___Toc2843_3313738773"/>
+      <w:bookmarkEnd w:id="14"/>
       <w:r>
         <w:rPr>
           <w:rFonts w:eastAsia="Arial" w:cs="Arial"/>
@@ -3740,15 +5864,15 @@
         </w:tblCellMar>
       </w:tblPr>
       <w:tblGrid>
-        <w:gridCol w:w="2795"/>
-        <w:gridCol w:w="3285"/>
+        <w:gridCol w:w="2796"/>
+        <w:gridCol w:w="3284"/>
         <w:gridCol w:w="3280"/>
       </w:tblGrid>
       <w:tr>
         <w:trPr/>
         <w:tc>
           <w:tcPr>
-            <w:tcW w:w="2795" w:type="dxa"/>
+            <w:tcW w:w="2796" w:type="dxa"/>
             <w:tcBorders>
               <w:top w:val="single" w:sz="2" w:space="0" w:color="CCCCCC"/>
               <w:left w:val="single" w:sz="2" w:space="0" w:color="CCCCCC"/>
@@ -3777,7 +5901,7 @@
         </w:tc>
         <w:tc>
           <w:tcPr>
-            <w:tcW w:w="3285" w:type="dxa"/>
+            <w:tcW w:w="3284" w:type="dxa"/>
             <w:tcBorders>
               <w:top w:val="single" w:sz="2" w:space="0" w:color="CCCCCC"/>
               <w:left w:val="single" w:sz="2" w:space="0" w:color="CCCCCC"/>
@@ -3838,7 +5962,7 @@
         <w:trPr/>
         <w:tc>
           <w:tcPr>
-            <w:tcW w:w="2795" w:type="dxa"/>
+            <w:tcW w:w="2796" w:type="dxa"/>
             <w:tcBorders>
               <w:top w:val="single" w:sz="2" w:space="0" w:color="CCCCCC"/>
               <w:left w:val="single" w:sz="2" w:space="0" w:color="CCCCCC"/>
@@ -3871,7 +5995,7 @@
         </w:tc>
         <w:tc>
           <w:tcPr>
-            <w:tcW w:w="3285" w:type="dxa"/>
+            <w:tcW w:w="3284" w:type="dxa"/>
             <w:tcBorders>
               <w:top w:val="single" w:sz="2" w:space="0" w:color="CCCCCC"/>
               <w:left w:val="single" w:sz="2" w:space="0" w:color="CCCCCC"/>
@@ -3936,7 +6060,7 @@
         <w:trPr/>
         <w:tc>
           <w:tcPr>
-            <w:tcW w:w="2795" w:type="dxa"/>
+            <w:tcW w:w="2796" w:type="dxa"/>
             <w:tcBorders>
               <w:top w:val="single" w:sz="2" w:space="0" w:color="CCCCCC"/>
               <w:left w:val="single" w:sz="2" w:space="0" w:color="CCCCCC"/>
@@ -3969,7 +6093,7 @@
         </w:tc>
         <w:tc>
           <w:tcPr>
-            <w:tcW w:w="3285" w:type="dxa"/>
+            <w:tcW w:w="3284" w:type="dxa"/>
             <w:tcBorders>
               <w:top w:val="single" w:sz="2" w:space="0" w:color="CCCCCC"/>
               <w:left w:val="single" w:sz="2" w:space="0" w:color="CCCCCC"/>
@@ -4034,7 +6158,7 @@
         <w:trPr/>
         <w:tc>
           <w:tcPr>
-            <w:tcW w:w="2795" w:type="dxa"/>
+            <w:tcW w:w="2796" w:type="dxa"/>
             <w:tcBorders>
               <w:top w:val="single" w:sz="2" w:space="0" w:color="CCCCCC"/>
               <w:left w:val="single" w:sz="2" w:space="0" w:color="CCCCCC"/>
@@ -4067,7 +6191,7 @@
         </w:tc>
         <w:tc>
           <w:tcPr>
-            <w:tcW w:w="3285" w:type="dxa"/>
+            <w:tcW w:w="3284" w:type="dxa"/>
             <w:tcBorders>
               <w:top w:val="single" w:sz="2" w:space="0" w:color="CCCCCC"/>
               <w:left w:val="single" w:sz="2" w:space="0" w:color="CCCCCC"/>
@@ -4132,7 +6256,7 @@
         <w:trPr/>
         <w:tc>
           <w:tcPr>
-            <w:tcW w:w="2795" w:type="dxa"/>
+            <w:tcW w:w="2796" w:type="dxa"/>
             <w:tcBorders>
               <w:top w:val="single" w:sz="2" w:space="0" w:color="CCCCCC"/>
               <w:left w:val="single" w:sz="2" w:space="0" w:color="CCCCCC"/>
@@ -4165,7 +6289,7 @@
         </w:tc>
         <w:tc>
           <w:tcPr>
-            <w:tcW w:w="3285" w:type="dxa"/>
+            <w:tcW w:w="3284" w:type="dxa"/>
             <w:tcBorders>
               <w:top w:val="single" w:sz="2" w:space="0" w:color="CCCCCC"/>
               <w:left w:val="single" w:sz="2" w:space="0" w:color="CCCCCC"/>
@@ -4230,7 +6354,7 @@
         <w:trPr/>
         <w:tc>
           <w:tcPr>
-            <w:tcW w:w="2795" w:type="dxa"/>
+            <w:tcW w:w="2796" w:type="dxa"/>
             <w:tcBorders>
               <w:top w:val="single" w:sz="2" w:space="0" w:color="CCCCCC"/>
               <w:left w:val="single" w:sz="2" w:space="0" w:color="CCCCCC"/>
@@ -4263,7 +6387,7 @@
         </w:tc>
         <w:tc>
           <w:tcPr>
-            <w:tcW w:w="3285" w:type="dxa"/>
+            <w:tcW w:w="3284" w:type="dxa"/>
             <w:tcBorders>
               <w:top w:val="single" w:sz="2" w:space="0" w:color="CCCCCC"/>
               <w:left w:val="single" w:sz="2" w:space="0" w:color="CCCCCC"/>
@@ -4328,7 +6452,7 @@
         <w:trPr/>
         <w:tc>
           <w:tcPr>
-            <w:tcW w:w="2795" w:type="dxa"/>
+            <w:tcW w:w="2796" w:type="dxa"/>
             <w:tcBorders>
               <w:top w:val="single" w:sz="2" w:space="0" w:color="CCCCCC"/>
               <w:left w:val="single" w:sz="2" w:space="0" w:color="CCCCCC"/>
@@ -4361,7 +6485,7 @@
         </w:tc>
         <w:tc>
           <w:tcPr>
-            <w:tcW w:w="3285" w:type="dxa"/>
+            <w:tcW w:w="3284" w:type="dxa"/>
             <w:tcBorders>
               <w:top w:val="single" w:sz="2" w:space="0" w:color="CCCCCC"/>
               <w:left w:val="single" w:sz="2" w:space="0" w:color="CCCCCC"/>
@@ -4586,8 +6710,8 @@
         <w:spacing w:before="0" w:after="200"/>
         <w:rPr/>
       </w:pPr>
-      <w:bookmarkStart w:id="9" w:name="__RefHeading___Toc2845_3313738773"/>
-      <w:bookmarkEnd w:id="9"/>
+      <w:bookmarkStart w:id="15" w:name="__RefHeading___Toc2845_3313738773"/>
+      <w:bookmarkEnd w:id="15"/>
       <w:r>
         <w:rPr>
           <w:rFonts w:eastAsia="Arial" w:cs="Arial"/>
@@ -4632,8 +6756,8 @@
         <w:spacing w:before="280" w:after="120"/>
         <w:rPr/>
       </w:pPr>
-      <w:bookmarkStart w:id="10" w:name="__RefHeading___Toc2847_3313738773"/>
-      <w:bookmarkEnd w:id="10"/>
+      <w:bookmarkStart w:id="16" w:name="__RefHeading___Toc2847_3313738773"/>
+      <w:bookmarkEnd w:id="16"/>
       <w:r>
         <w:rPr>
           <w:rFonts w:eastAsia="Arial" w:cs="Arial"/>
@@ -4726,8 +6850,8 @@
         <w:spacing w:before="280" w:after="120"/>
         <w:rPr/>
       </w:pPr>
-      <w:bookmarkStart w:id="11" w:name="__RefHeading___Toc2849_3313738773"/>
-      <w:bookmarkEnd w:id="11"/>
+      <w:bookmarkStart w:id="17" w:name="__RefHeading___Toc2849_3313738773"/>
+      <w:bookmarkEnd w:id="17"/>
       <w:r>
         <w:rPr>
           <w:rFonts w:eastAsia="Arial" w:cs="Arial"/>
@@ -5155,8 +7279,8 @@
         <w:spacing w:before="280" w:after="120"/>
         <w:rPr/>
       </w:pPr>
-      <w:bookmarkStart w:id="12" w:name="__RefHeading___Toc2851_3313738773"/>
-      <w:bookmarkEnd w:id="12"/>
+      <w:bookmarkStart w:id="18" w:name="__RefHeading___Toc2851_3313738773"/>
+      <w:bookmarkEnd w:id="18"/>
       <w:r>
         <w:rPr>
           <w:rFonts w:eastAsia="Arial" w:cs="Arial"/>
@@ -5451,8 +7575,8 @@
         <w:spacing w:before="280" w:after="120"/>
         <w:rPr/>
       </w:pPr>
-      <w:bookmarkStart w:id="13" w:name="__RefHeading___Toc2853_3313738773"/>
-      <w:bookmarkEnd w:id="13"/>
+      <w:bookmarkStart w:id="19" w:name="__RefHeading___Toc2853_3313738773"/>
+      <w:bookmarkEnd w:id="19"/>
       <w:r>
         <w:rPr>
           <w:rFonts w:eastAsia="Arial" w:cs="Arial"/>
@@ -5801,8 +7925,8 @@
         <w:spacing w:before="0" w:after="200"/>
         <w:rPr/>
       </w:pPr>
-      <w:bookmarkStart w:id="14" w:name="__RefHeading___Toc2855_3313738773"/>
-      <w:bookmarkEnd w:id="14"/>
+      <w:bookmarkStart w:id="20" w:name="__RefHeading___Toc2855_3313738773"/>
+      <w:bookmarkEnd w:id="20"/>
       <w:r>
         <w:rPr>
           <w:rFonts w:eastAsia="Arial" w:cs="Arial"/>
@@ -5847,8 +7971,8 @@
         <w:spacing w:before="280" w:after="120"/>
         <w:rPr/>
       </w:pPr>
-      <w:bookmarkStart w:id="15" w:name="__RefHeading___Toc2857_3313738773"/>
-      <w:bookmarkEnd w:id="15"/>
+      <w:bookmarkStart w:id="21" w:name="__RefHeading___Toc2857_3313738773"/>
+      <w:bookmarkEnd w:id="21"/>
       <w:r>
         <w:rPr>
           <w:rFonts w:eastAsia="Arial" w:cs="Arial"/>
@@ -6139,8 +8263,8 @@
         <w:spacing w:before="280" w:after="120"/>
         <w:rPr/>
       </w:pPr>
-      <w:bookmarkStart w:id="16" w:name="__RefHeading___Toc2859_3313738773"/>
-      <w:bookmarkEnd w:id="16"/>
+      <w:bookmarkStart w:id="22" w:name="__RefHeading___Toc2859_3313738773"/>
+      <w:bookmarkEnd w:id="22"/>
       <w:r>
         <w:rPr>
           <w:rFonts w:eastAsia="Arial" w:cs="Arial"/>
@@ -6571,8 +8695,8 @@
         <w:spacing w:before="280" w:after="120"/>
         <w:rPr/>
       </w:pPr>
-      <w:bookmarkStart w:id="17" w:name="__RefHeading___Toc2861_3313738773"/>
-      <w:bookmarkEnd w:id="17"/>
+      <w:bookmarkStart w:id="23" w:name="__RefHeading___Toc2861_3313738773"/>
+      <w:bookmarkEnd w:id="23"/>
       <w:r>
         <w:rPr>
           <w:rFonts w:eastAsia="Arial" w:cs="Arial"/>
@@ -6625,15 +8749,15 @@
         </w:tblCellMar>
       </w:tblPr>
       <w:tblGrid>
-        <w:gridCol w:w="2795"/>
-        <w:gridCol w:w="3285"/>
+        <w:gridCol w:w="2796"/>
+        <w:gridCol w:w="3284"/>
         <w:gridCol w:w="3280"/>
       </w:tblGrid>
       <w:tr>
         <w:trPr/>
         <w:tc>
           <w:tcPr>
-            <w:tcW w:w="2795" w:type="dxa"/>
+            <w:tcW w:w="2796" w:type="dxa"/>
             <w:tcBorders>
               <w:top w:val="single" w:sz="2" w:space="0" w:color="CCCCCC"/>
               <w:left w:val="single" w:sz="2" w:space="0" w:color="CCCCCC"/>
@@ -6662,7 +8786,7 @@
         </w:tc>
         <w:tc>
           <w:tcPr>
-            <w:tcW w:w="3285" w:type="dxa"/>
+            <w:tcW w:w="3284" w:type="dxa"/>
             <w:tcBorders>
               <w:top w:val="single" w:sz="2" w:space="0" w:color="CCCCCC"/>
               <w:left w:val="single" w:sz="2" w:space="0" w:color="CCCCCC"/>
@@ -6723,7 +8847,7 @@
         <w:trPr/>
         <w:tc>
           <w:tcPr>
-            <w:tcW w:w="2795" w:type="dxa"/>
+            <w:tcW w:w="2796" w:type="dxa"/>
             <w:tcBorders>
               <w:top w:val="single" w:sz="2" w:space="0" w:color="CCCCCC"/>
               <w:left w:val="single" w:sz="2" w:space="0" w:color="CCCCCC"/>
@@ -6756,7 +8880,7 @@
         </w:tc>
         <w:tc>
           <w:tcPr>
-            <w:tcW w:w="3285" w:type="dxa"/>
+            <w:tcW w:w="3284" w:type="dxa"/>
             <w:tcBorders>
               <w:top w:val="single" w:sz="2" w:space="0" w:color="CCCCCC"/>
               <w:left w:val="single" w:sz="2" w:space="0" w:color="CCCCCC"/>
@@ -6821,7 +8945,7 @@
         <w:trPr/>
         <w:tc>
           <w:tcPr>
-            <w:tcW w:w="2795" w:type="dxa"/>
+            <w:tcW w:w="2796" w:type="dxa"/>
             <w:tcBorders>
               <w:top w:val="single" w:sz="2" w:space="0" w:color="CCCCCC"/>
               <w:left w:val="single" w:sz="2" w:space="0" w:color="CCCCCC"/>
@@ -6854,7 +8978,7 @@
         </w:tc>
         <w:tc>
           <w:tcPr>
-            <w:tcW w:w="3285" w:type="dxa"/>
+            <w:tcW w:w="3284" w:type="dxa"/>
             <w:tcBorders>
               <w:top w:val="single" w:sz="2" w:space="0" w:color="CCCCCC"/>
               <w:left w:val="single" w:sz="2" w:space="0" w:color="CCCCCC"/>
@@ -6919,7 +9043,7 @@
         <w:trPr/>
         <w:tc>
           <w:tcPr>
-            <w:tcW w:w="2795" w:type="dxa"/>
+            <w:tcW w:w="2796" w:type="dxa"/>
             <w:tcBorders>
               <w:top w:val="single" w:sz="2" w:space="0" w:color="CCCCCC"/>
               <w:left w:val="single" w:sz="2" w:space="0" w:color="CCCCCC"/>
@@ -6952,7 +9076,7 @@
         </w:tc>
         <w:tc>
           <w:tcPr>
-            <w:tcW w:w="3285" w:type="dxa"/>
+            <w:tcW w:w="3284" w:type="dxa"/>
             <w:tcBorders>
               <w:top w:val="single" w:sz="2" w:space="0" w:color="CCCCCC"/>
               <w:left w:val="single" w:sz="2" w:space="0" w:color="CCCCCC"/>
@@ -7017,7 +9141,7 @@
         <w:trPr/>
         <w:tc>
           <w:tcPr>
-            <w:tcW w:w="2795" w:type="dxa"/>
+            <w:tcW w:w="2796" w:type="dxa"/>
             <w:tcBorders>
               <w:top w:val="single" w:sz="2" w:space="0" w:color="CCCCCC"/>
               <w:left w:val="single" w:sz="2" w:space="0" w:color="CCCCCC"/>
@@ -7050,7 +9174,7 @@
         </w:tc>
         <w:tc>
           <w:tcPr>
-            <w:tcW w:w="3285" w:type="dxa"/>
+            <w:tcW w:w="3284" w:type="dxa"/>
             <w:tcBorders>
               <w:top w:val="single" w:sz="2" w:space="0" w:color="CCCCCC"/>
               <w:left w:val="single" w:sz="2" w:space="0" w:color="CCCCCC"/>
@@ -7115,7 +9239,7 @@
         <w:trPr/>
         <w:tc>
           <w:tcPr>
-            <w:tcW w:w="2795" w:type="dxa"/>
+            <w:tcW w:w="2796" w:type="dxa"/>
             <w:tcBorders>
               <w:top w:val="single" w:sz="2" w:space="0" w:color="CCCCCC"/>
               <w:left w:val="single" w:sz="2" w:space="0" w:color="CCCCCC"/>
@@ -7148,7 +9272,7 @@
         </w:tc>
         <w:tc>
           <w:tcPr>
-            <w:tcW w:w="3285" w:type="dxa"/>
+            <w:tcW w:w="3284" w:type="dxa"/>
             <w:tcBorders>
               <w:top w:val="single" w:sz="2" w:space="0" w:color="CCCCCC"/>
               <w:left w:val="single" w:sz="2" w:space="0" w:color="CCCCCC"/>
@@ -7213,7 +9337,7 @@
         <w:trPr/>
         <w:tc>
           <w:tcPr>
-            <w:tcW w:w="2795" w:type="dxa"/>
+            <w:tcW w:w="2796" w:type="dxa"/>
             <w:tcBorders>
               <w:top w:val="single" w:sz="2" w:space="0" w:color="CCCCCC"/>
               <w:left w:val="single" w:sz="2" w:space="0" w:color="CCCCCC"/>
@@ -7246,7 +9370,7 @@
         </w:tc>
         <w:tc>
           <w:tcPr>
-            <w:tcW w:w="3285" w:type="dxa"/>
+            <w:tcW w:w="3284" w:type="dxa"/>
             <w:tcBorders>
               <w:top w:val="single" w:sz="2" w:space="0" w:color="CCCCCC"/>
               <w:left w:val="single" w:sz="2" w:space="0" w:color="CCCCCC"/>
@@ -7329,8 +9453,8 @@
         <w:spacing w:before="0" w:after="200"/>
         <w:rPr/>
       </w:pPr>
-      <w:bookmarkStart w:id="18" w:name="__RefHeading___Toc2863_3313738773"/>
-      <w:bookmarkEnd w:id="18"/>
+      <w:bookmarkStart w:id="24" w:name="__RefHeading___Toc2863_3313738773"/>
+      <w:bookmarkEnd w:id="24"/>
       <w:r>
         <w:rPr>
           <w:rFonts w:eastAsia="Arial" w:cs="Arial"/>
@@ -7375,8 +9499,8 @@
         <w:spacing w:before="280" w:after="120"/>
         <w:rPr/>
       </w:pPr>
-      <w:bookmarkStart w:id="19" w:name="__RefHeading___Toc2865_3313738773"/>
-      <w:bookmarkEnd w:id="19"/>
+      <w:bookmarkStart w:id="25" w:name="__RefHeading___Toc2865_3313738773"/>
+      <w:bookmarkEnd w:id="25"/>
       <w:r>
         <w:rPr>
           <w:rFonts w:eastAsia="Arial" w:cs="Arial"/>
@@ -7685,8 +9809,8 @@
         <w:spacing w:before="280" w:after="120"/>
         <w:rPr/>
       </w:pPr>
-      <w:bookmarkStart w:id="20" w:name="__RefHeading___Toc2867_3313738773"/>
-      <w:bookmarkEnd w:id="20"/>
+      <w:bookmarkStart w:id="26" w:name="__RefHeading___Toc2867_3313738773"/>
+      <w:bookmarkEnd w:id="26"/>
       <w:r>
         <w:rPr>
           <w:rFonts w:eastAsia="Arial" w:cs="Arial"/>
@@ -8140,8 +10264,8 @@
         <w:spacing w:before="280" w:after="120"/>
         <w:rPr/>
       </w:pPr>
-      <w:bookmarkStart w:id="21" w:name="__RefHeading___Toc2869_3313738773"/>
-      <w:bookmarkEnd w:id="21"/>
+      <w:bookmarkStart w:id="27" w:name="__RefHeading___Toc2869_3313738773"/>
+      <w:bookmarkEnd w:id="27"/>
       <w:r>
         <w:rPr>
           <w:rFonts w:eastAsia="Arial" w:cs="Arial"/>
@@ -8724,8 +10848,8 @@
         <w:spacing w:before="0" w:after="200"/>
         <w:rPr/>
       </w:pPr>
-      <w:bookmarkStart w:id="22" w:name="__RefHeading___Toc2871_3313738773"/>
-      <w:bookmarkEnd w:id="22"/>
+      <w:bookmarkStart w:id="28" w:name="__RefHeading___Toc2871_3313738773"/>
+      <w:bookmarkEnd w:id="28"/>
       <w:r>
         <w:rPr>
           <w:rFonts w:eastAsia="Arial" w:cs="Arial"/>
@@ -8770,8 +10894,8 @@
         <w:spacing w:before="280" w:after="120"/>
         <w:rPr/>
       </w:pPr>
-      <w:bookmarkStart w:id="23" w:name="__RefHeading___Toc2873_3313738773"/>
-      <w:bookmarkEnd w:id="23"/>
+      <w:bookmarkStart w:id="29" w:name="__RefHeading___Toc2873_3313738773"/>
+      <w:bookmarkEnd w:id="29"/>
       <w:r>
         <w:rPr>
           <w:rFonts w:eastAsia="Arial" w:cs="Arial"/>
@@ -9272,8 +11396,8 @@
         <w:spacing w:before="280" w:after="120"/>
         <w:rPr/>
       </w:pPr>
-      <w:bookmarkStart w:id="24" w:name="__RefHeading___Toc2875_3313738773"/>
-      <w:bookmarkEnd w:id="24"/>
+      <w:bookmarkStart w:id="30" w:name="__RefHeading___Toc2875_3313738773"/>
+      <w:bookmarkEnd w:id="30"/>
       <w:r>
         <w:rPr>
           <w:rFonts w:eastAsia="Arial" w:cs="Arial"/>
@@ -9508,8 +11632,8 @@
         <w:spacing w:before="280" w:after="120"/>
         <w:rPr/>
       </w:pPr>
-      <w:bookmarkStart w:id="25" w:name="__RefHeading___Toc2877_3313738773"/>
-      <w:bookmarkEnd w:id="25"/>
+      <w:bookmarkStart w:id="31" w:name="__RefHeading___Toc2877_3313738773"/>
+      <w:bookmarkEnd w:id="31"/>
       <w:r>
         <w:rPr>
           <w:rFonts w:eastAsia="Arial" w:cs="Arial"/>
@@ -9738,8 +11862,8 @@
         <w:spacing w:before="0" w:after="200"/>
         <w:rPr/>
       </w:pPr>
-      <w:bookmarkStart w:id="26" w:name="__RefHeading___Toc2879_3313738773"/>
-      <w:bookmarkEnd w:id="26"/>
+      <w:bookmarkStart w:id="32" w:name="__RefHeading___Toc2879_3313738773"/>
+      <w:bookmarkEnd w:id="32"/>
       <w:r>
         <w:rPr>
           <w:rFonts w:eastAsia="Arial" w:cs="Arial"/>
@@ -9784,8 +11908,8 @@
         <w:spacing w:before="280" w:after="120"/>
         <w:rPr/>
       </w:pPr>
-      <w:bookmarkStart w:id="27" w:name="__RefHeading___Toc2881_3313738773"/>
-      <w:bookmarkEnd w:id="27"/>
+      <w:bookmarkStart w:id="33" w:name="__RefHeading___Toc2881_3313738773"/>
+      <w:bookmarkEnd w:id="33"/>
       <w:r>
         <w:rPr>
           <w:rFonts w:eastAsia="Arial" w:cs="Arial"/>
@@ -10227,8 +12351,8 @@
         <w:spacing w:before="280" w:after="120"/>
         <w:rPr/>
       </w:pPr>
-      <w:bookmarkStart w:id="28" w:name="__RefHeading___Toc2883_3313738773"/>
-      <w:bookmarkEnd w:id="28"/>
+      <w:bookmarkStart w:id="34" w:name="__RefHeading___Toc2883_3313738773"/>
+      <w:bookmarkEnd w:id="34"/>
       <w:r>
         <w:rPr>
           <w:rFonts w:eastAsia="Arial" w:cs="Arial"/>
@@ -10587,8 +12711,8 @@
         <w:spacing w:before="280" w:after="120"/>
         <w:rPr/>
       </w:pPr>
-      <w:bookmarkStart w:id="29" w:name="__RefHeading___Toc2885_3313738773"/>
-      <w:bookmarkEnd w:id="29"/>
+      <w:bookmarkStart w:id="35" w:name="__RefHeading___Toc2885_3313738773"/>
+      <w:bookmarkEnd w:id="35"/>
       <w:r>
         <w:rPr>
           <w:rFonts w:eastAsia="Arial" w:cs="Arial"/>
@@ -11045,8 +13169,8 @@
         <w:spacing w:before="0" w:after="200"/>
         <w:rPr/>
       </w:pPr>
-      <w:bookmarkStart w:id="30" w:name="__RefHeading___Toc2887_3313738773"/>
-      <w:bookmarkEnd w:id="30"/>
+      <w:bookmarkStart w:id="36" w:name="__RefHeading___Toc2887_3313738773"/>
+      <w:bookmarkEnd w:id="36"/>
       <w:r>
         <w:rPr>
           <w:rFonts w:eastAsia="Arial" w:cs="Arial"/>
@@ -11091,8 +13215,8 @@
         <w:spacing w:before="280" w:after="120"/>
         <w:rPr/>
       </w:pPr>
-      <w:bookmarkStart w:id="31" w:name="__RefHeading___Toc2889_3313738773"/>
-      <w:bookmarkEnd w:id="31"/>
+      <w:bookmarkStart w:id="37" w:name="__RefHeading___Toc2889_3313738773"/>
+      <w:bookmarkEnd w:id="37"/>
       <w:r>
         <w:rPr>
           <w:rFonts w:eastAsia="Arial" w:cs="Arial"/>
@@ -11493,8 +13617,8 @@
         <w:spacing w:before="280" w:after="120"/>
         <w:rPr/>
       </w:pPr>
-      <w:bookmarkStart w:id="32" w:name="__RefHeading___Toc2891_3313738773"/>
-      <w:bookmarkEnd w:id="32"/>
+      <w:bookmarkStart w:id="38" w:name="__RefHeading___Toc2891_3313738773"/>
+      <w:bookmarkEnd w:id="38"/>
       <w:r>
         <w:rPr>
           <w:rFonts w:eastAsia="Arial" w:cs="Arial"/>
@@ -11845,8 +13969,8 @@
         <w:spacing w:before="280" w:after="120"/>
         <w:rPr/>
       </w:pPr>
-      <w:bookmarkStart w:id="33" w:name="__RefHeading___Toc2893_3313738773"/>
-      <w:bookmarkEnd w:id="33"/>
+      <w:bookmarkStart w:id="39" w:name="__RefHeading___Toc2893_3313738773"/>
+      <w:bookmarkEnd w:id="39"/>
       <w:r>
         <w:rPr>
           <w:rFonts w:eastAsia="Arial" w:cs="Arial"/>
@@ -12086,8 +14210,8 @@
         <w:spacing w:before="0" w:after="200"/>
         <w:rPr/>
       </w:pPr>
-      <w:bookmarkStart w:id="34" w:name="__RefHeading___Toc2895_3313738773"/>
-      <w:bookmarkEnd w:id="34"/>
+      <w:bookmarkStart w:id="40" w:name="__RefHeading___Toc2895_3313738773"/>
+      <w:bookmarkEnd w:id="40"/>
       <w:r>
         <w:rPr>
           <w:rFonts w:eastAsia="Arial" w:cs="Arial"/>
@@ -12132,8 +14256,8 @@
         <w:spacing w:before="280" w:after="120"/>
         <w:rPr/>
       </w:pPr>
-      <w:bookmarkStart w:id="35" w:name="__RefHeading___Toc2897_3313738773"/>
-      <w:bookmarkEnd w:id="35"/>
+      <w:bookmarkStart w:id="41" w:name="__RefHeading___Toc2897_3313738773"/>
+      <w:bookmarkEnd w:id="41"/>
       <w:r>
         <w:rPr>
           <w:rFonts w:eastAsia="Arial" w:cs="Arial"/>
@@ -12475,8 +14599,8 @@
         <w:spacing w:before="280" w:after="120"/>
         <w:rPr/>
       </w:pPr>
-      <w:bookmarkStart w:id="36" w:name="__RefHeading___Toc2899_3313738773"/>
-      <w:bookmarkEnd w:id="36"/>
+      <w:bookmarkStart w:id="42" w:name="__RefHeading___Toc2899_3313738773"/>
+      <w:bookmarkEnd w:id="42"/>
       <w:r>
         <w:rPr>
           <w:rFonts w:eastAsia="Arial" w:cs="Arial"/>
@@ -13278,8 +15402,8 @@
         <w:spacing w:before="280" w:after="120"/>
         <w:rPr/>
       </w:pPr>
-      <w:bookmarkStart w:id="37" w:name="__RefHeading___Toc2901_3313738773"/>
-      <w:bookmarkEnd w:id="37"/>
+      <w:bookmarkStart w:id="43" w:name="__RefHeading___Toc2901_3313738773"/>
+      <w:bookmarkEnd w:id="43"/>
       <w:r>
         <w:rPr>
           <w:rFonts w:eastAsia="Arial" w:cs="Arial"/>
@@ -13872,8 +15996,8 @@
         <w:spacing w:before="280" w:after="120"/>
         <w:rPr/>
       </w:pPr>
-      <w:bookmarkStart w:id="38" w:name="__RefHeading___Toc2903_3313738773"/>
-      <w:bookmarkEnd w:id="38"/>
+      <w:bookmarkStart w:id="44" w:name="__RefHeading___Toc2903_3313738773"/>
+      <w:bookmarkEnd w:id="44"/>
       <w:r>
         <w:rPr>
           <w:rFonts w:eastAsia="Arial" w:cs="Arial"/>
@@ -14224,8 +16348,8 @@
         <w:spacing w:before="280" w:after="120"/>
         <w:rPr/>
       </w:pPr>
-      <w:bookmarkStart w:id="39" w:name="__RefHeading___Toc2905_3313738773"/>
-      <w:bookmarkEnd w:id="39"/>
+      <w:bookmarkStart w:id="45" w:name="__RefHeading___Toc2905_3313738773"/>
+      <w:bookmarkEnd w:id="45"/>
       <w:r>
         <w:rPr>
           <w:rFonts w:eastAsia="Arial" w:cs="Arial"/>
@@ -14540,8 +16664,8 @@
         <w:spacing w:before="280" w:after="120"/>
         <w:rPr/>
       </w:pPr>
-      <w:bookmarkStart w:id="40" w:name="__RefHeading___Toc2907_3313738773"/>
-      <w:bookmarkEnd w:id="40"/>
+      <w:bookmarkStart w:id="46" w:name="__RefHeading___Toc2907_3313738773"/>
+      <w:bookmarkEnd w:id="46"/>
       <w:r>
         <w:rPr>
           <w:rFonts w:eastAsia="Arial" w:cs="Arial"/>
@@ -16454,8 +18578,8 @@
         <w:spacing w:before="280" w:after="120"/>
         <w:rPr/>
       </w:pPr>
-      <w:bookmarkStart w:id="41" w:name="__RefHeading___Toc2909_3313738773"/>
-      <w:bookmarkEnd w:id="41"/>
+      <w:bookmarkStart w:id="47" w:name="__RefHeading___Toc2909_3313738773"/>
+      <w:bookmarkEnd w:id="47"/>
       <w:r>
         <w:rPr>
           <w:rFonts w:eastAsia="Arial" w:cs="Arial"/>
@@ -17555,8 +19679,8 @@
         <w:spacing w:before="280" w:after="120"/>
         <w:rPr/>
       </w:pPr>
-      <w:bookmarkStart w:id="42" w:name="__RefHeading___Toc2911_3313738773"/>
-      <w:bookmarkEnd w:id="42"/>
+      <w:bookmarkStart w:id="48" w:name="__RefHeading___Toc2911_3313738773"/>
+      <w:bookmarkEnd w:id="48"/>
       <w:r>
         <w:rPr>
           <w:rFonts w:eastAsia="Arial" w:cs="Arial"/>
@@ -18369,8 +20493,8 @@
         <w:spacing w:before="280" w:after="120"/>
         <w:rPr/>
       </w:pPr>
-      <w:bookmarkStart w:id="43" w:name="__RefHeading___Toc2913_3313738773"/>
-      <w:bookmarkEnd w:id="43"/>
+      <w:bookmarkStart w:id="49" w:name="__RefHeading___Toc2913_3313738773"/>
+      <w:bookmarkEnd w:id="49"/>
       <w:r>
         <w:rPr>
           <w:rFonts w:eastAsia="Arial" w:cs="Arial"/>
@@ -18911,8 +21035,8 @@
         <w:spacing w:before="0" w:after="200"/>
         <w:rPr/>
       </w:pPr>
-      <w:bookmarkStart w:id="44" w:name="__RefHeading___Toc2915_3313738773"/>
-      <w:bookmarkEnd w:id="44"/>
+      <w:bookmarkStart w:id="50" w:name="__RefHeading___Toc2915_3313738773"/>
+      <w:bookmarkEnd w:id="50"/>
       <w:r>
         <w:rPr>
           <w:rFonts w:eastAsia="Arial" w:cs="Arial"/>
@@ -18957,8 +21081,8 @@
         <w:spacing w:before="280" w:after="120"/>
         <w:rPr/>
       </w:pPr>
-      <w:bookmarkStart w:id="45" w:name="__RefHeading___Toc2917_3313738773"/>
-      <w:bookmarkEnd w:id="45"/>
+      <w:bookmarkStart w:id="51" w:name="__RefHeading___Toc2917_3313738773"/>
+      <w:bookmarkEnd w:id="51"/>
       <w:r>
         <w:rPr>
           <w:rFonts w:eastAsia="Arial" w:cs="Arial"/>
@@ -19564,8 +21688,8 @@
         <w:spacing w:before="280" w:after="120"/>
         <w:rPr/>
       </w:pPr>
-      <w:bookmarkStart w:id="46" w:name="__RefHeading___Toc2919_3313738773"/>
-      <w:bookmarkEnd w:id="46"/>
+      <w:bookmarkStart w:id="52" w:name="__RefHeading___Toc2919_3313738773"/>
+      <w:bookmarkEnd w:id="52"/>
       <w:r>
         <w:rPr>
           <w:rFonts w:eastAsia="Arial" w:cs="Arial"/>
@@ -20070,8 +22194,8 @@
         <w:spacing w:before="280" w:after="120"/>
         <w:rPr/>
       </w:pPr>
-      <w:bookmarkStart w:id="47" w:name="__RefHeading___Toc2921_3313738773"/>
-      <w:bookmarkEnd w:id="47"/>
+      <w:bookmarkStart w:id="53" w:name="__RefHeading___Toc2921_3313738773"/>
+      <w:bookmarkEnd w:id="53"/>
       <w:r>
         <w:rPr>
           <w:rFonts w:eastAsia="Arial" w:cs="Arial"/>
@@ -20664,8 +22788,8 @@
         <w:spacing w:before="280" w:after="120"/>
         <w:rPr/>
       </w:pPr>
-      <w:bookmarkStart w:id="48" w:name="__RefHeading___Toc2923_3313738773"/>
-      <w:bookmarkEnd w:id="48"/>
+      <w:bookmarkStart w:id="54" w:name="__RefHeading___Toc2923_3313738773"/>
+      <w:bookmarkEnd w:id="54"/>
       <w:r>
         <w:rPr>
           <w:rFonts w:eastAsia="Arial" w:cs="Arial"/>
@@ -21177,8 +23301,8 @@
         <w:spacing w:before="280" w:after="120"/>
         <w:rPr/>
       </w:pPr>
-      <w:bookmarkStart w:id="49" w:name="__RefHeading___Toc2925_3313738773"/>
-      <w:bookmarkEnd w:id="49"/>
+      <w:bookmarkStart w:id="55" w:name="__RefHeading___Toc2925_3313738773"/>
+      <w:bookmarkEnd w:id="55"/>
       <w:r>
         <w:rPr>
           <w:rFonts w:eastAsia="Arial" w:cs="Arial"/>
@@ -21474,8 +23598,8 @@
         <w:spacing w:before="0" w:after="200"/>
         <w:rPr/>
       </w:pPr>
-      <w:bookmarkStart w:id="50" w:name="__RefHeading___Toc2927_3313738773"/>
-      <w:bookmarkEnd w:id="50"/>
+      <w:bookmarkStart w:id="56" w:name="__RefHeading___Toc2927_3313738773"/>
+      <w:bookmarkEnd w:id="56"/>
       <w:r>
         <w:rPr>
           <w:rFonts w:eastAsia="Arial" w:cs="Arial"/>
@@ -21527,8 +23651,8 @@
           <w:szCs w:val="28"/>
         </w:rPr>
       </w:pPr>
-      <w:bookmarkStart w:id="51" w:name="__RefHeading___Toc2929_3313738773"/>
-      <w:bookmarkEnd w:id="51"/>
+      <w:bookmarkStart w:id="57" w:name="__RefHeading___Toc2929_3313738773"/>
+      <w:bookmarkEnd w:id="57"/>
       <w:r>
         <w:rPr>
           <w:rFonts w:eastAsia="Arial" w:cs="Arial"/>
@@ -21539,6 +23663,131 @@
           <w:szCs w:val="28"/>
         </w:rPr>
         <w:t>11.1. O que deve estar no repositório</w:t>
+      </w:r>
+    </w:p>
+    <w:p>
+      <w:pPr>
+        <w:pStyle w:val="ListParagraph"/>
+        <w:numPr>
+          <w:ilvl w:val="0"/>
+          <w:numId w:val="12"/>
+        </w:numPr>
+        <w:spacing w:lineRule="auto" w:line="341" w:before="60" w:after="60"/>
+        <w:rPr>
+          <w:rFonts w:eastAsia="Arial" w:cs="Arial"/>
+          <w:color w:val="000000"/>
+          <w:sz w:val="22"/>
+          <w:szCs w:val="22"/>
+        </w:rPr>
+      </w:pPr>
+      <w:r>
+        <w:rPr>
+          <w:rFonts w:eastAsia="Arial" w:cs="Arial"/>
+          <w:color w:val="000000"/>
+          <w:sz w:val="22"/>
+          <w:szCs w:val="22"/>
+        </w:rPr>
+        <w:t>Envie para main o código da funcionalidade de ferramentas de desenvolvimento, caso esteja concluido;</w:t>
+      </w:r>
+    </w:p>
+    <w:p>
+      <w:pPr>
+        <w:pStyle w:val="ListParagraph"/>
+        <w:numPr>
+          <w:ilvl w:val="0"/>
+          <w:numId w:val="13"/>
+        </w:numPr>
+        <w:spacing w:lineRule="auto" w:line="341" w:before="60" w:after="60"/>
+        <w:rPr>
+          <w:rFonts w:eastAsia="Arial" w:cs="Arial"/>
+          <w:color w:val="000000"/>
+          <w:sz w:val="22"/>
+          <w:szCs w:val="22"/>
+        </w:rPr>
+      </w:pPr>
+      <w:r>
+        <w:rPr>
+          <w:rFonts w:eastAsia="Arial" w:cs="Arial"/>
+          <w:color w:val="000000"/>
+          <w:sz w:val="22"/>
+          <w:szCs w:val="22"/>
+        </w:rPr>
+        <w:t>Criar branch feature-sass a partir da main atualizada;</w:t>
+      </w:r>
+    </w:p>
+    <w:p>
+      <w:pPr>
+        <w:pStyle w:val="ListParagraph"/>
+        <w:numPr>
+          <w:ilvl w:val="0"/>
+          <w:numId w:val="14"/>
+        </w:numPr>
+        <w:spacing w:lineRule="auto" w:line="341" w:before="60" w:after="60"/>
+        <w:rPr>
+          <w:rFonts w:eastAsia="Arial" w:cs="Arial"/>
+          <w:color w:val="000000"/>
+          <w:sz w:val="22"/>
+          <w:szCs w:val="22"/>
+        </w:rPr>
+      </w:pPr>
+      <w:r>
+        <w:rPr>
+          <w:rFonts w:eastAsia="Arial" w:cs="Arial"/>
+          <w:color w:val="000000"/>
+          <w:sz w:val="22"/>
+          <w:szCs w:val="22"/>
+        </w:rPr>
+        <w:t>Deve adicionar ao projeto a opção de sass;</w:t>
+      </w:r>
+    </w:p>
+    <w:p>
+      <w:pPr>
+        <w:pStyle w:val="ListParagraph"/>
+        <w:numPr>
+          <w:ilvl w:val="0"/>
+          <w:numId w:val="15"/>
+        </w:numPr>
+        <w:spacing w:lineRule="auto" w:line="341" w:before="60" w:after="60"/>
+        <w:rPr>
+          <w:rFonts w:eastAsia="Arial" w:cs="Arial"/>
+          <w:color w:val="000000"/>
+          <w:sz w:val="22"/>
+          <w:szCs w:val="22"/>
+        </w:rPr>
+      </w:pPr>
+      <w:r>
+        <w:rPr>
+          <w:rFonts w:eastAsia="Arial" w:cs="Arial"/>
+          <w:color w:val="000000"/>
+          <w:sz w:val="22"/>
+          <w:szCs w:val="22"/>
+        </w:rPr>
+        <w:t>A tipografia do site/aplicação deve possuir variáveis para font-style, font-weight e font-color, crie isso utilizando sass (scss);</w:t>
+      </w:r>
+    </w:p>
+    <w:p>
+      <w:pPr>
+        <w:pStyle w:val="ListParagraph"/>
+        <w:numPr>
+          <w:ilvl w:val="0"/>
+          <w:numId w:val="16"/>
+        </w:numPr>
+        <w:spacing w:lineRule="auto" w:line="341" w:before="60" w:after="60"/>
+        <w:rPr>
+          <w:rFonts w:eastAsia="Arial" w:cs="Arial"/>
+          <w:color w:val="000000"/>
+          <w:sz w:val="22"/>
+          <w:szCs w:val="22"/>
+        </w:rPr>
+      </w:pPr>
+      <w:r>
+        <w:rPr>
+          <w:rFonts w:eastAsia="Arial" w:cs="Arial"/>
+          <w:color w:val="000000"/>
+          <w:sz w:val="22"/>
+          <w:szCs w:val="22"/>
+        </w:rPr>
+        <w:t>Adicione dois novos temas de cores ao site/aplicação (você pode escolher quais conjuntos de estilos vai utilizar em cada tema);</w:t>
       </w:r>
     </w:p>
     <w:p>
@@ -21563,7 +23812,7 @@
           <w:sz w:val="22"/>
           <w:szCs w:val="22"/>
         </w:rPr>
-        <w:t>Envie para main o código da funcionalidade de ferramentas de desenvolvimento, caso esteja concluido;</w:t>
+        <w:t>O layout do site/aplicação deve ser responsivo;</w:t>
       </w:r>
     </w:p>
     <w:p>
@@ -21584,131 +23833,8 @@
       <w:r>
         <w:rPr>
           <w:rFonts w:eastAsia="Arial" w:cs="Arial"/>
-          <w:color w:val="000000"/>
-          <w:sz w:val="22"/>
-          <w:szCs w:val="22"/>
-        </w:rPr>
-        <w:t>Criar branch feature-sass a partir da main atualizada;</w:t>
-      </w:r>
-    </w:p>
-    <w:p>
-      <w:pPr>
-        <w:pStyle w:val="ListParagraph"/>
-        <w:numPr>
-          <w:ilvl w:val="0"/>
-          <w:numId w:val="19"/>
-        </w:numPr>
-        <w:spacing w:lineRule="auto" w:line="341" w:before="60" w:after="60"/>
-        <w:rPr>
-          <w:rFonts w:eastAsia="Arial" w:cs="Arial"/>
-          <w:color w:val="000000"/>
-          <w:sz w:val="22"/>
-          <w:szCs w:val="22"/>
-        </w:rPr>
-      </w:pPr>
-      <w:r>
-        <w:rPr>
-          <w:rFonts w:eastAsia="Arial" w:cs="Arial"/>
-          <w:color w:val="000000"/>
-          <w:sz w:val="22"/>
-          <w:szCs w:val="22"/>
-        </w:rPr>
-        <w:t>Deve adicionar ao projeto a opção de sass;</w:t>
-      </w:r>
-    </w:p>
-    <w:p>
-      <w:pPr>
-        <w:pStyle w:val="ListParagraph"/>
-        <w:numPr>
-          <w:ilvl w:val="0"/>
-          <w:numId w:val="20"/>
-        </w:numPr>
-        <w:spacing w:lineRule="auto" w:line="341" w:before="60" w:after="60"/>
-        <w:rPr>
-          <w:rFonts w:eastAsia="Arial" w:cs="Arial"/>
-          <w:color w:val="000000"/>
-          <w:sz w:val="22"/>
-          <w:szCs w:val="22"/>
-        </w:rPr>
-      </w:pPr>
-      <w:r>
-        <w:rPr>
-          <w:rFonts w:eastAsia="Arial" w:cs="Arial"/>
-          <w:color w:val="000000"/>
-          <w:sz w:val="22"/>
-          <w:szCs w:val="22"/>
-        </w:rPr>
-        <w:t>A tipografia do site/aplicação deve possuir variáveis para font-style, font-weight e font-color, crie isso utilizando sass (scss);</w:t>
-      </w:r>
-    </w:p>
-    <w:p>
-      <w:pPr>
-        <w:pStyle w:val="ListParagraph"/>
-        <w:numPr>
-          <w:ilvl w:val="0"/>
-          <w:numId w:val="21"/>
-        </w:numPr>
-        <w:spacing w:lineRule="auto" w:line="341" w:before="60" w:after="60"/>
-        <w:rPr>
-          <w:rFonts w:eastAsia="Arial" w:cs="Arial"/>
-          <w:color w:val="000000"/>
-          <w:sz w:val="22"/>
-          <w:szCs w:val="22"/>
-        </w:rPr>
-      </w:pPr>
-      <w:r>
-        <w:rPr>
-          <w:rFonts w:eastAsia="Arial" w:cs="Arial"/>
-          <w:color w:val="000000"/>
-          <w:sz w:val="22"/>
-          <w:szCs w:val="22"/>
-        </w:rPr>
-        <w:t>Adicione dois novos temas de cores ao site/aplicação (você pode escolher quais conjuntos de estilos vai utilizar em cada tema);</w:t>
-      </w:r>
-    </w:p>
-    <w:p>
-      <w:pPr>
-        <w:pStyle w:val="ListParagraph"/>
-        <w:numPr>
-          <w:ilvl w:val="0"/>
-          <w:numId w:val="22"/>
-        </w:numPr>
-        <w:spacing w:lineRule="auto" w:line="341" w:before="60" w:after="60"/>
-        <w:rPr>
-          <w:rFonts w:eastAsia="Arial" w:cs="Arial"/>
-          <w:color w:val="000000"/>
-          <w:sz w:val="22"/>
-          <w:szCs w:val="22"/>
-        </w:rPr>
-      </w:pPr>
-      <w:r>
-        <w:rPr>
-          <w:rFonts w:eastAsia="Arial" w:cs="Arial"/>
-          <w:color w:val="000000"/>
-          <w:sz w:val="22"/>
-          <w:szCs w:val="22"/>
-        </w:rPr>
-        <w:t>O layout do site/aplicação deve ser responsivo;</w:t>
-      </w:r>
-    </w:p>
-    <w:p>
-      <w:pPr>
-        <w:pStyle w:val="ListParagraph"/>
-        <w:numPr>
-          <w:ilvl w:val="0"/>
-          <w:numId w:val="23"/>
-        </w:numPr>
-        <w:spacing w:lineRule="auto" w:line="341" w:before="60" w:after="60"/>
-        <w:rPr>
-          <w:rFonts w:eastAsia="Arial" w:cs="Arial"/>
-          <w:color w:val="000000"/>
-          <w:sz w:val="22"/>
-          <w:szCs w:val="22"/>
-        </w:rPr>
-      </w:pPr>
-      <w:r>
-        <w:rPr>
-          <w:rFonts w:eastAsia="Arial" w:cs="Arial"/>
+          <w:b/>
+          <w:bCs/>
           <w:color w:val="000000"/>
           <w:sz w:val="22"/>
           <w:szCs w:val="22"/>
@@ -21783,8 +23909,8 @@
         <w:spacing w:before="0" w:after="200"/>
         <w:rPr/>
       </w:pPr>
-      <w:bookmarkStart w:id="52" w:name="__RefHeading___Toc2935_3313738773"/>
-      <w:bookmarkEnd w:id="52"/>
+      <w:bookmarkStart w:id="58" w:name="__RefHeading___Toc2935_3313738773"/>
+      <w:bookmarkEnd w:id="58"/>
       <w:r>
         <w:rPr>
           <w:rFonts w:eastAsia="Arial" w:cs="Arial"/>
@@ -21803,8 +23929,8 @@
         <w:spacing w:before="280" w:after="120"/>
         <w:rPr/>
       </w:pPr>
-      <w:bookmarkStart w:id="53" w:name="__RefHeading___Toc2937_3313738773"/>
-      <w:bookmarkEnd w:id="53"/>
+      <w:bookmarkStart w:id="59" w:name="__RefHeading___Toc2937_3313738773"/>
+      <w:bookmarkEnd w:id="59"/>
       <w:r>
         <w:rPr>
           <w:rFonts w:eastAsia="Arial" w:cs="Arial"/>
@@ -21822,7 +23948,7 @@
         <w:pStyle w:val="ListParagraph"/>
         <w:numPr>
           <w:ilvl w:val="0"/>
-          <w:numId w:val="24"/>
+          <w:numId w:val="19"/>
         </w:numPr>
         <w:spacing w:lineRule="auto" w:line="341" w:before="60" w:after="60"/>
         <w:rPr/>
@@ -21842,7 +23968,7 @@
         <w:pStyle w:val="ListParagraph"/>
         <w:numPr>
           <w:ilvl w:val="0"/>
-          <w:numId w:val="25"/>
+          <w:numId w:val="20"/>
         </w:numPr>
         <w:spacing w:lineRule="auto" w:line="341" w:before="60" w:after="60"/>
         <w:rPr/>
@@ -21862,7 +23988,7 @@
         <w:pStyle w:val="ListParagraph"/>
         <w:numPr>
           <w:ilvl w:val="0"/>
-          <w:numId w:val="26"/>
+          <w:numId w:val="21"/>
         </w:numPr>
         <w:spacing w:lineRule="auto" w:line="341" w:before="60" w:after="60"/>
         <w:rPr/>
@@ -21882,7 +24008,7 @@
         <w:pStyle w:val="ListParagraph"/>
         <w:numPr>
           <w:ilvl w:val="0"/>
-          <w:numId w:val="27"/>
+          <w:numId w:val="22"/>
         </w:numPr>
         <w:spacing w:lineRule="auto" w:line="341" w:before="60" w:after="60"/>
         <w:rPr/>
@@ -21902,7 +24028,7 @@
         <w:pStyle w:val="ListParagraph"/>
         <w:numPr>
           <w:ilvl w:val="0"/>
-          <w:numId w:val="28"/>
+          <w:numId w:val="23"/>
         </w:numPr>
         <w:spacing w:lineRule="auto" w:line="341" w:before="60" w:after="60"/>
         <w:rPr/>
@@ -21922,7 +24048,7 @@
         <w:pStyle w:val="ListParagraph"/>
         <w:numPr>
           <w:ilvl w:val="0"/>
-          <w:numId w:val="29"/>
+          <w:numId w:val="24"/>
         </w:numPr>
         <w:spacing w:lineRule="auto" w:line="341" w:before="60" w:after="60"/>
         <w:rPr/>
@@ -21953,8 +24079,8 @@
         <w:spacing w:before="280" w:after="120"/>
         <w:rPr/>
       </w:pPr>
-      <w:bookmarkStart w:id="54" w:name="__RefHeading___Toc2939_3313738773"/>
-      <w:bookmarkEnd w:id="54"/>
+      <w:bookmarkStart w:id="60" w:name="__RefHeading___Toc2939_3313738773"/>
+      <w:bookmarkEnd w:id="60"/>
       <w:r>
         <w:rPr>
           <w:rFonts w:eastAsia="Arial" w:cs="Arial"/>
@@ -21972,7 +24098,7 @@
         <w:pStyle w:val="ListParagraph"/>
         <w:numPr>
           <w:ilvl w:val="0"/>
-          <w:numId w:val="30"/>
+          <w:numId w:val="25"/>
         </w:numPr>
         <w:spacing w:lineRule="auto" w:line="341" w:before="60" w:after="60"/>
         <w:rPr/>
@@ -21992,7 +24118,7 @@
         <w:pStyle w:val="ListParagraph"/>
         <w:numPr>
           <w:ilvl w:val="0"/>
-          <w:numId w:val="31"/>
+          <w:numId w:val="26"/>
         </w:numPr>
         <w:spacing w:lineRule="auto" w:line="341" w:before="60" w:after="60"/>
         <w:rPr/>
@@ -22012,7 +24138,7 @@
         <w:pStyle w:val="ListParagraph"/>
         <w:numPr>
           <w:ilvl w:val="0"/>
-          <w:numId w:val="32"/>
+          <w:numId w:val="27"/>
         </w:numPr>
         <w:spacing w:lineRule="auto" w:line="341" w:before="60" w:after="60"/>
         <w:rPr/>
@@ -22233,7 +24359,7 @@
           </w:r>
           <w:r>
             <w:rPr/>
-            <w:t>32</w:t>
+            <w:t>36</w:t>
           </w:r>
           <w:r>
             <w:rPr/>
@@ -22262,7 +24388,7 @@
           </w:r>
           <w:r>
             <w:rPr/>
-            <w:t>32</w:t>
+            <w:t>36</w:t>
           </w:r>
           <w:r>
             <w:rPr/>
@@ -22357,7 +24483,7 @@
           </w:r>
           <w:r>
             <w:rPr/>
-            <w:t>32</w:t>
+            <w:t>36</w:t>
           </w:r>
           <w:r>
             <w:rPr/>
@@ -22386,7 +24512,7 @@
           </w:r>
           <w:r>
             <w:rPr/>
-            <w:t>32</w:t>
+            <w:t>36</w:t>
           </w:r>
           <w:r>
             <w:rPr/>
@@ -23632,621 +25758,6 @@
     </w:lvl>
   </w:abstractNum>
   <w:abstractNum w:abstractNumId="11">
-    <w:lvl w:ilvl="0">
-      <w:start w:val="1"/>
-      <w:numFmt w:val="bullet"/>
-      <w:lvlText w:val=""/>
-      <w:lvlJc w:val="left"/>
-      <w:pPr>
-        <w:tabs>
-          <w:tab w:val="num" w:pos="0"/>
-        </w:tabs>
-        <w:ind w:left="720" w:hanging="360"/>
-      </w:pPr>
-      <w:rPr>
-        <w:rFonts w:ascii="Symbol" w:hAnsi="Symbol" w:cs="Symbol" w:hint="default"/>
-      </w:rPr>
-    </w:lvl>
-    <w:lvl w:ilvl="1">
-      <w:start w:val="1"/>
-      <w:numFmt w:val="bullet"/>
-      <w:lvlText w:val="◦"/>
-      <w:lvlJc w:val="left"/>
-      <w:pPr>
-        <w:tabs>
-          <w:tab w:val="num" w:pos="0"/>
-        </w:tabs>
-        <w:ind w:left="1080" w:hanging="360"/>
-      </w:pPr>
-      <w:rPr>
-        <w:rFonts w:ascii="OpenSymbol" w:hAnsi="OpenSymbol" w:cs="OpenSymbol" w:hint="default"/>
-      </w:rPr>
-    </w:lvl>
-    <w:lvl w:ilvl="2">
-      <w:start w:val="1"/>
-      <w:numFmt w:val="decimal"/>
-      <w:lvlText w:val="%3."/>
-      <w:lvlJc w:val="left"/>
-      <w:pPr>
-        <w:tabs>
-          <w:tab w:val="num" w:pos="1440"/>
-        </w:tabs>
-        <w:ind w:left="1440" w:hanging="360"/>
-      </w:pPr>
-      <w:rPr/>
-    </w:lvl>
-    <w:lvl w:ilvl="3">
-      <w:start w:val="1"/>
-      <w:numFmt w:val="decimal"/>
-      <w:lvlText w:val="%4."/>
-      <w:lvlJc w:val="left"/>
-      <w:pPr>
-        <w:tabs>
-          <w:tab w:val="num" w:pos="1800"/>
-        </w:tabs>
-        <w:ind w:left="1800" w:hanging="360"/>
-      </w:pPr>
-      <w:rPr/>
-    </w:lvl>
-    <w:lvl w:ilvl="4">
-      <w:start w:val="1"/>
-      <w:numFmt w:val="decimal"/>
-      <w:lvlText w:val="%5."/>
-      <w:lvlJc w:val="left"/>
-      <w:pPr>
-        <w:tabs>
-          <w:tab w:val="num" w:pos="2160"/>
-        </w:tabs>
-        <w:ind w:left="2160" w:hanging="360"/>
-      </w:pPr>
-      <w:rPr/>
-    </w:lvl>
-    <w:lvl w:ilvl="5">
-      <w:start w:val="1"/>
-      <w:numFmt w:val="decimal"/>
-      <w:lvlText w:val="%6."/>
-      <w:lvlJc w:val="left"/>
-      <w:pPr>
-        <w:tabs>
-          <w:tab w:val="num" w:pos="2520"/>
-        </w:tabs>
-        <w:ind w:left="2520" w:hanging="360"/>
-      </w:pPr>
-      <w:rPr/>
-    </w:lvl>
-    <w:lvl w:ilvl="6">
-      <w:start w:val="1"/>
-      <w:numFmt w:val="decimal"/>
-      <w:lvlText w:val="%7."/>
-      <w:lvlJc w:val="left"/>
-      <w:pPr>
-        <w:tabs>
-          <w:tab w:val="num" w:pos="2880"/>
-        </w:tabs>
-        <w:ind w:left="2880" w:hanging="360"/>
-      </w:pPr>
-      <w:rPr/>
-    </w:lvl>
-    <w:lvl w:ilvl="7">
-      <w:start w:val="1"/>
-      <w:numFmt w:val="decimal"/>
-      <w:lvlText w:val="%8."/>
-      <w:lvlJc w:val="left"/>
-      <w:pPr>
-        <w:tabs>
-          <w:tab w:val="num" w:pos="3240"/>
-        </w:tabs>
-        <w:ind w:left="3240" w:hanging="360"/>
-      </w:pPr>
-      <w:rPr/>
-    </w:lvl>
-    <w:lvl w:ilvl="8">
-      <w:start w:val="1"/>
-      <w:numFmt w:val="decimal"/>
-      <w:lvlText w:val="%9."/>
-      <w:lvlJc w:val="left"/>
-      <w:pPr>
-        <w:tabs>
-          <w:tab w:val="num" w:pos="3600"/>
-        </w:tabs>
-        <w:ind w:left="3600" w:hanging="360"/>
-      </w:pPr>
-      <w:rPr/>
-    </w:lvl>
-  </w:abstractNum>
-  <w:abstractNum w:abstractNumId="12">
-    <w:lvl w:ilvl="0">
-      <w:start w:val="1"/>
-      <w:numFmt w:val="bullet"/>
-      <w:lvlText w:val=""/>
-      <w:lvlJc w:val="left"/>
-      <w:pPr>
-        <w:tabs>
-          <w:tab w:val="num" w:pos="0"/>
-        </w:tabs>
-        <w:ind w:left="720" w:hanging="360"/>
-      </w:pPr>
-      <w:rPr>
-        <w:rFonts w:ascii="Symbol" w:hAnsi="Symbol" w:cs="Symbol" w:hint="default"/>
-      </w:rPr>
-    </w:lvl>
-    <w:lvl w:ilvl="1">
-      <w:start w:val="1"/>
-      <w:numFmt w:val="bullet"/>
-      <w:lvlText w:val="◦"/>
-      <w:lvlJc w:val="left"/>
-      <w:pPr>
-        <w:tabs>
-          <w:tab w:val="num" w:pos="0"/>
-        </w:tabs>
-        <w:ind w:left="1080" w:hanging="360"/>
-      </w:pPr>
-      <w:rPr>
-        <w:rFonts w:ascii="OpenSymbol" w:hAnsi="OpenSymbol" w:cs="OpenSymbol" w:hint="default"/>
-      </w:rPr>
-    </w:lvl>
-    <w:lvl w:ilvl="2">
-      <w:start w:val="1"/>
-      <w:numFmt w:val="decimal"/>
-      <w:lvlText w:val="%3."/>
-      <w:lvlJc w:val="left"/>
-      <w:pPr>
-        <w:tabs>
-          <w:tab w:val="num" w:pos="1440"/>
-        </w:tabs>
-        <w:ind w:left="1440" w:hanging="360"/>
-      </w:pPr>
-      <w:rPr/>
-    </w:lvl>
-    <w:lvl w:ilvl="3">
-      <w:start w:val="1"/>
-      <w:numFmt w:val="decimal"/>
-      <w:lvlText w:val="%4."/>
-      <w:lvlJc w:val="left"/>
-      <w:pPr>
-        <w:tabs>
-          <w:tab w:val="num" w:pos="1800"/>
-        </w:tabs>
-        <w:ind w:left="1800" w:hanging="360"/>
-      </w:pPr>
-      <w:rPr/>
-    </w:lvl>
-    <w:lvl w:ilvl="4">
-      <w:start w:val="1"/>
-      <w:numFmt w:val="decimal"/>
-      <w:lvlText w:val="%5."/>
-      <w:lvlJc w:val="left"/>
-      <w:pPr>
-        <w:tabs>
-          <w:tab w:val="num" w:pos="2160"/>
-        </w:tabs>
-        <w:ind w:left="2160" w:hanging="360"/>
-      </w:pPr>
-      <w:rPr/>
-    </w:lvl>
-    <w:lvl w:ilvl="5">
-      <w:start w:val="1"/>
-      <w:numFmt w:val="decimal"/>
-      <w:lvlText w:val="%6."/>
-      <w:lvlJc w:val="left"/>
-      <w:pPr>
-        <w:tabs>
-          <w:tab w:val="num" w:pos="2520"/>
-        </w:tabs>
-        <w:ind w:left="2520" w:hanging="360"/>
-      </w:pPr>
-      <w:rPr/>
-    </w:lvl>
-    <w:lvl w:ilvl="6">
-      <w:start w:val="1"/>
-      <w:numFmt w:val="decimal"/>
-      <w:lvlText w:val="%7."/>
-      <w:lvlJc w:val="left"/>
-      <w:pPr>
-        <w:tabs>
-          <w:tab w:val="num" w:pos="2880"/>
-        </w:tabs>
-        <w:ind w:left="2880" w:hanging="360"/>
-      </w:pPr>
-      <w:rPr/>
-    </w:lvl>
-    <w:lvl w:ilvl="7">
-      <w:start w:val="1"/>
-      <w:numFmt w:val="decimal"/>
-      <w:lvlText w:val="%8."/>
-      <w:lvlJc w:val="left"/>
-      <w:pPr>
-        <w:tabs>
-          <w:tab w:val="num" w:pos="3240"/>
-        </w:tabs>
-        <w:ind w:left="3240" w:hanging="360"/>
-      </w:pPr>
-      <w:rPr/>
-    </w:lvl>
-    <w:lvl w:ilvl="8">
-      <w:start w:val="1"/>
-      <w:numFmt w:val="decimal"/>
-      <w:lvlText w:val="%9."/>
-      <w:lvlJc w:val="left"/>
-      <w:pPr>
-        <w:tabs>
-          <w:tab w:val="num" w:pos="3600"/>
-        </w:tabs>
-        <w:ind w:left="3600" w:hanging="360"/>
-      </w:pPr>
-      <w:rPr/>
-    </w:lvl>
-  </w:abstractNum>
-  <w:abstractNum w:abstractNumId="13">
-    <w:lvl w:ilvl="0">
-      <w:start w:val="1"/>
-      <w:numFmt w:val="bullet"/>
-      <w:lvlText w:val=""/>
-      <w:lvlJc w:val="left"/>
-      <w:pPr>
-        <w:tabs>
-          <w:tab w:val="num" w:pos="0"/>
-        </w:tabs>
-        <w:ind w:left="720" w:hanging="360"/>
-      </w:pPr>
-      <w:rPr>
-        <w:rFonts w:ascii="Symbol" w:hAnsi="Symbol" w:cs="Symbol" w:hint="default"/>
-      </w:rPr>
-    </w:lvl>
-    <w:lvl w:ilvl="1">
-      <w:start w:val="1"/>
-      <w:numFmt w:val="bullet"/>
-      <w:lvlText w:val="◦"/>
-      <w:lvlJc w:val="left"/>
-      <w:pPr>
-        <w:tabs>
-          <w:tab w:val="num" w:pos="0"/>
-        </w:tabs>
-        <w:ind w:left="1080" w:hanging="360"/>
-      </w:pPr>
-      <w:rPr>
-        <w:rFonts w:ascii="OpenSymbol" w:hAnsi="OpenSymbol" w:cs="OpenSymbol" w:hint="default"/>
-      </w:rPr>
-    </w:lvl>
-    <w:lvl w:ilvl="2">
-      <w:start w:val="1"/>
-      <w:numFmt w:val="decimal"/>
-      <w:lvlText w:val="%3."/>
-      <w:lvlJc w:val="left"/>
-      <w:pPr>
-        <w:tabs>
-          <w:tab w:val="num" w:pos="1440"/>
-        </w:tabs>
-        <w:ind w:left="1440" w:hanging="360"/>
-      </w:pPr>
-      <w:rPr/>
-    </w:lvl>
-    <w:lvl w:ilvl="3">
-      <w:start w:val="1"/>
-      <w:numFmt w:val="decimal"/>
-      <w:lvlText w:val="%4."/>
-      <w:lvlJc w:val="left"/>
-      <w:pPr>
-        <w:tabs>
-          <w:tab w:val="num" w:pos="1800"/>
-        </w:tabs>
-        <w:ind w:left="1800" w:hanging="360"/>
-      </w:pPr>
-      <w:rPr/>
-    </w:lvl>
-    <w:lvl w:ilvl="4">
-      <w:start w:val="1"/>
-      <w:numFmt w:val="decimal"/>
-      <w:lvlText w:val="%5."/>
-      <w:lvlJc w:val="left"/>
-      <w:pPr>
-        <w:tabs>
-          <w:tab w:val="num" w:pos="2160"/>
-        </w:tabs>
-        <w:ind w:left="2160" w:hanging="360"/>
-      </w:pPr>
-      <w:rPr/>
-    </w:lvl>
-    <w:lvl w:ilvl="5">
-      <w:start w:val="1"/>
-      <w:numFmt w:val="decimal"/>
-      <w:lvlText w:val="%6."/>
-      <w:lvlJc w:val="left"/>
-      <w:pPr>
-        <w:tabs>
-          <w:tab w:val="num" w:pos="2520"/>
-        </w:tabs>
-        <w:ind w:left="2520" w:hanging="360"/>
-      </w:pPr>
-      <w:rPr/>
-    </w:lvl>
-    <w:lvl w:ilvl="6">
-      <w:start w:val="1"/>
-      <w:numFmt w:val="decimal"/>
-      <w:lvlText w:val="%7."/>
-      <w:lvlJc w:val="left"/>
-      <w:pPr>
-        <w:tabs>
-          <w:tab w:val="num" w:pos="2880"/>
-        </w:tabs>
-        <w:ind w:left="2880" w:hanging="360"/>
-      </w:pPr>
-      <w:rPr/>
-    </w:lvl>
-    <w:lvl w:ilvl="7">
-      <w:start w:val="1"/>
-      <w:numFmt w:val="decimal"/>
-      <w:lvlText w:val="%8."/>
-      <w:lvlJc w:val="left"/>
-      <w:pPr>
-        <w:tabs>
-          <w:tab w:val="num" w:pos="3240"/>
-        </w:tabs>
-        <w:ind w:left="3240" w:hanging="360"/>
-      </w:pPr>
-      <w:rPr/>
-    </w:lvl>
-    <w:lvl w:ilvl="8">
-      <w:start w:val="1"/>
-      <w:numFmt w:val="decimal"/>
-      <w:lvlText w:val="%9."/>
-      <w:lvlJc w:val="left"/>
-      <w:pPr>
-        <w:tabs>
-          <w:tab w:val="num" w:pos="3600"/>
-        </w:tabs>
-        <w:ind w:left="3600" w:hanging="360"/>
-      </w:pPr>
-      <w:rPr/>
-    </w:lvl>
-  </w:abstractNum>
-  <w:abstractNum w:abstractNumId="14">
-    <w:lvl w:ilvl="0">
-      <w:start w:val="1"/>
-      <w:numFmt w:val="bullet"/>
-      <w:lvlText w:val=""/>
-      <w:lvlJc w:val="left"/>
-      <w:pPr>
-        <w:tabs>
-          <w:tab w:val="num" w:pos="0"/>
-        </w:tabs>
-        <w:ind w:left="720" w:hanging="360"/>
-      </w:pPr>
-      <w:rPr>
-        <w:rFonts w:ascii="Symbol" w:hAnsi="Symbol" w:cs="Symbol" w:hint="default"/>
-      </w:rPr>
-    </w:lvl>
-    <w:lvl w:ilvl="1">
-      <w:start w:val="1"/>
-      <w:numFmt w:val="bullet"/>
-      <w:lvlText w:val="◦"/>
-      <w:lvlJc w:val="left"/>
-      <w:pPr>
-        <w:tabs>
-          <w:tab w:val="num" w:pos="0"/>
-        </w:tabs>
-        <w:ind w:left="1080" w:hanging="360"/>
-      </w:pPr>
-      <w:rPr>
-        <w:rFonts w:ascii="OpenSymbol" w:hAnsi="OpenSymbol" w:cs="OpenSymbol" w:hint="default"/>
-      </w:rPr>
-    </w:lvl>
-    <w:lvl w:ilvl="2">
-      <w:start w:val="1"/>
-      <w:numFmt w:val="decimal"/>
-      <w:lvlText w:val="%3."/>
-      <w:lvlJc w:val="left"/>
-      <w:pPr>
-        <w:tabs>
-          <w:tab w:val="num" w:pos="1440"/>
-        </w:tabs>
-        <w:ind w:left="1440" w:hanging="360"/>
-      </w:pPr>
-      <w:rPr/>
-    </w:lvl>
-    <w:lvl w:ilvl="3">
-      <w:start w:val="1"/>
-      <w:numFmt w:val="decimal"/>
-      <w:lvlText w:val="%4."/>
-      <w:lvlJc w:val="left"/>
-      <w:pPr>
-        <w:tabs>
-          <w:tab w:val="num" w:pos="1800"/>
-        </w:tabs>
-        <w:ind w:left="1800" w:hanging="360"/>
-      </w:pPr>
-      <w:rPr/>
-    </w:lvl>
-    <w:lvl w:ilvl="4">
-      <w:start w:val="1"/>
-      <w:numFmt w:val="decimal"/>
-      <w:lvlText w:val="%5."/>
-      <w:lvlJc w:val="left"/>
-      <w:pPr>
-        <w:tabs>
-          <w:tab w:val="num" w:pos="2160"/>
-        </w:tabs>
-        <w:ind w:left="2160" w:hanging="360"/>
-      </w:pPr>
-      <w:rPr/>
-    </w:lvl>
-    <w:lvl w:ilvl="5">
-      <w:start w:val="1"/>
-      <w:numFmt w:val="decimal"/>
-      <w:lvlText w:val="%6."/>
-      <w:lvlJc w:val="left"/>
-      <w:pPr>
-        <w:tabs>
-          <w:tab w:val="num" w:pos="2520"/>
-        </w:tabs>
-        <w:ind w:left="2520" w:hanging="360"/>
-      </w:pPr>
-      <w:rPr/>
-    </w:lvl>
-    <w:lvl w:ilvl="6">
-      <w:start w:val="1"/>
-      <w:numFmt w:val="decimal"/>
-      <w:lvlText w:val="%7."/>
-      <w:lvlJc w:val="left"/>
-      <w:pPr>
-        <w:tabs>
-          <w:tab w:val="num" w:pos="2880"/>
-        </w:tabs>
-        <w:ind w:left="2880" w:hanging="360"/>
-      </w:pPr>
-      <w:rPr/>
-    </w:lvl>
-    <w:lvl w:ilvl="7">
-      <w:start w:val="1"/>
-      <w:numFmt w:val="decimal"/>
-      <w:lvlText w:val="%8."/>
-      <w:lvlJc w:val="left"/>
-      <w:pPr>
-        <w:tabs>
-          <w:tab w:val="num" w:pos="3240"/>
-        </w:tabs>
-        <w:ind w:left="3240" w:hanging="360"/>
-      </w:pPr>
-      <w:rPr/>
-    </w:lvl>
-    <w:lvl w:ilvl="8">
-      <w:start w:val="1"/>
-      <w:numFmt w:val="decimal"/>
-      <w:lvlText w:val="%9."/>
-      <w:lvlJc w:val="left"/>
-      <w:pPr>
-        <w:tabs>
-          <w:tab w:val="num" w:pos="3600"/>
-        </w:tabs>
-        <w:ind w:left="3600" w:hanging="360"/>
-      </w:pPr>
-      <w:rPr/>
-    </w:lvl>
-  </w:abstractNum>
-  <w:abstractNum w:abstractNumId="15">
-    <w:lvl w:ilvl="0">
-      <w:start w:val="1"/>
-      <w:numFmt w:val="bullet"/>
-      <w:lvlText w:val=""/>
-      <w:lvlJc w:val="left"/>
-      <w:pPr>
-        <w:tabs>
-          <w:tab w:val="num" w:pos="0"/>
-        </w:tabs>
-        <w:ind w:left="720" w:hanging="360"/>
-      </w:pPr>
-      <w:rPr>
-        <w:rFonts w:ascii="Symbol" w:hAnsi="Symbol" w:cs="Symbol" w:hint="default"/>
-      </w:rPr>
-    </w:lvl>
-    <w:lvl w:ilvl="1">
-      <w:start w:val="1"/>
-      <w:numFmt w:val="bullet"/>
-      <w:lvlText w:val="◦"/>
-      <w:lvlJc w:val="left"/>
-      <w:pPr>
-        <w:tabs>
-          <w:tab w:val="num" w:pos="0"/>
-        </w:tabs>
-        <w:ind w:left="1080" w:hanging="360"/>
-      </w:pPr>
-      <w:rPr>
-        <w:rFonts w:ascii="OpenSymbol" w:hAnsi="OpenSymbol" w:cs="OpenSymbol" w:hint="default"/>
-      </w:rPr>
-    </w:lvl>
-    <w:lvl w:ilvl="2">
-      <w:start w:val="1"/>
-      <w:numFmt w:val="decimal"/>
-      <w:lvlText w:val="%3."/>
-      <w:lvlJc w:val="left"/>
-      <w:pPr>
-        <w:tabs>
-          <w:tab w:val="num" w:pos="1440"/>
-        </w:tabs>
-        <w:ind w:left="1440" w:hanging="360"/>
-      </w:pPr>
-      <w:rPr/>
-    </w:lvl>
-    <w:lvl w:ilvl="3">
-      <w:start w:val="1"/>
-      <w:numFmt w:val="decimal"/>
-      <w:lvlText w:val="%4."/>
-      <w:lvlJc w:val="left"/>
-      <w:pPr>
-        <w:tabs>
-          <w:tab w:val="num" w:pos="1800"/>
-        </w:tabs>
-        <w:ind w:left="1800" w:hanging="360"/>
-      </w:pPr>
-      <w:rPr/>
-    </w:lvl>
-    <w:lvl w:ilvl="4">
-      <w:start w:val="1"/>
-      <w:numFmt w:val="decimal"/>
-      <w:lvlText w:val="%5."/>
-      <w:lvlJc w:val="left"/>
-      <w:pPr>
-        <w:tabs>
-          <w:tab w:val="num" w:pos="2160"/>
-        </w:tabs>
-        <w:ind w:left="2160" w:hanging="360"/>
-      </w:pPr>
-      <w:rPr/>
-    </w:lvl>
-    <w:lvl w:ilvl="5">
-      <w:start w:val="1"/>
-      <w:numFmt w:val="decimal"/>
-      <w:lvlText w:val="%6."/>
-      <w:lvlJc w:val="left"/>
-      <w:pPr>
-        <w:tabs>
-          <w:tab w:val="num" w:pos="2520"/>
-        </w:tabs>
-        <w:ind w:left="2520" w:hanging="360"/>
-      </w:pPr>
-      <w:rPr/>
-    </w:lvl>
-    <w:lvl w:ilvl="6">
-      <w:start w:val="1"/>
-      <w:numFmt w:val="decimal"/>
-      <w:lvlText w:val="%7."/>
-      <w:lvlJc w:val="left"/>
-      <w:pPr>
-        <w:tabs>
-          <w:tab w:val="num" w:pos="2880"/>
-        </w:tabs>
-        <w:ind w:left="2880" w:hanging="360"/>
-      </w:pPr>
-      <w:rPr/>
-    </w:lvl>
-    <w:lvl w:ilvl="7">
-      <w:start w:val="1"/>
-      <w:numFmt w:val="decimal"/>
-      <w:lvlText w:val="%8."/>
-      <w:lvlJc w:val="left"/>
-      <w:pPr>
-        <w:tabs>
-          <w:tab w:val="num" w:pos="3240"/>
-        </w:tabs>
-        <w:ind w:left="3240" w:hanging="360"/>
-      </w:pPr>
-      <w:rPr/>
-    </w:lvl>
-    <w:lvl w:ilvl="8">
-      <w:start w:val="1"/>
-      <w:numFmt w:val="decimal"/>
-      <w:lvlText w:val="%9."/>
-      <w:lvlJc w:val="left"/>
-      <w:pPr>
-        <w:tabs>
-          <w:tab w:val="num" w:pos="3600"/>
-        </w:tabs>
-        <w:ind w:left="3600" w:hanging="360"/>
-      </w:pPr>
-      <w:rPr/>
-    </w:lvl>
-  </w:abstractNum>
-  <w:abstractNum w:abstractNumId="16">
     <w:lvl w:ilvl="0">
       <w:start w:val="1"/>
       <w:numFmt w:val="none"/>
@@ -24399,70 +25910,55 @@
     <w:abstractNumId w:val="11"/>
   </w:num>
   <w:num w:numId="12">
-    <w:abstractNumId w:val="12"/>
-  </w:num>
-  <w:num w:numId="13">
-    <w:abstractNumId w:val="13"/>
-  </w:num>
-  <w:num w:numId="14">
-    <w:abstractNumId w:val="14"/>
-  </w:num>
-  <w:num w:numId="15">
-    <w:abstractNumId w:val="15"/>
-  </w:num>
-  <w:num w:numId="16">
-    <w:abstractNumId w:val="16"/>
-  </w:num>
-  <w:num w:numId="17">
-    <w:abstractNumId w:val="2"/>
+    <w:abstractNumId w:val="3"/>
     <w:lvlOverride w:ilvl="0">
       <w:startOverride w:val="1"/>
     </w:lvlOverride>
   </w:num>
+  <w:num w:numId="13">
+    <w:abstractNumId w:val="3"/>
+  </w:num>
+  <w:num w:numId="14">
+    <w:abstractNumId w:val="3"/>
+  </w:num>
+  <w:num w:numId="15">
+    <w:abstractNumId w:val="3"/>
+  </w:num>
+  <w:num w:numId="16">
+    <w:abstractNumId w:val="3"/>
+  </w:num>
+  <w:num w:numId="17">
+    <w:abstractNumId w:val="3"/>
+  </w:num>
   <w:num w:numId="18">
-    <w:abstractNumId w:val="2"/>
+    <w:abstractNumId w:val="3"/>
   </w:num>
   <w:num w:numId="19">
-    <w:abstractNumId w:val="2"/>
+    <w:abstractNumId w:val="1"/>
   </w:num>
   <w:num w:numId="20">
-    <w:abstractNumId w:val="2"/>
+    <w:abstractNumId w:val="1"/>
   </w:num>
   <w:num w:numId="21">
-    <w:abstractNumId w:val="2"/>
+    <w:abstractNumId w:val="1"/>
   </w:num>
   <w:num w:numId="22">
-    <w:abstractNumId w:val="2"/>
+    <w:abstractNumId w:val="1"/>
   </w:num>
   <w:num w:numId="23">
-    <w:abstractNumId w:val="2"/>
+    <w:abstractNumId w:val="1"/>
   </w:num>
   <w:num w:numId="24">
-    <w:abstractNumId w:val="2"/>
+    <w:abstractNumId w:val="1"/>
   </w:num>
   <w:num w:numId="25">
-    <w:abstractNumId w:val="2"/>
+    <w:abstractNumId w:val="1"/>
   </w:num>
   <w:num w:numId="26">
-    <w:abstractNumId w:val="2"/>
+    <w:abstractNumId w:val="1"/>
   </w:num>
   <w:num w:numId="27">
-    <w:abstractNumId w:val="2"/>
-  </w:num>
-  <w:num w:numId="28">
-    <w:abstractNumId w:val="2"/>
-  </w:num>
-  <w:num w:numId="29">
-    <w:abstractNumId w:val="2"/>
-  </w:num>
-  <w:num w:numId="30">
-    <w:abstractNumId w:val="2"/>
-  </w:num>
-  <w:num w:numId="31">
-    <w:abstractNumId w:val="2"/>
-  </w:num>
-  <w:num w:numId="32">
-    <w:abstractNumId w:val="2"/>
+    <w:abstractNumId w:val="1"/>
   </w:num>
 </w:numbering>
 </file>
@@ -24505,7 +26001,7 @@
   </w:style>
   <w:style w:type="paragraph" w:styleId="Heading1">
     <w:name w:val="heading 1"/>
-    <w:basedOn w:val="Ttulo"/>
+    <w:basedOn w:val="Ttulouser"/>
     <w:qFormat/>
     <w:pPr>
       <w:spacing w:before="360" w:after="200"/>
@@ -24522,7 +26018,7 @@
   </w:style>
   <w:style w:type="paragraph" w:styleId="Heading2">
     <w:name w:val="heading 2"/>
-    <w:basedOn w:val="Ttulo"/>
+    <w:basedOn w:val="Ttulouser"/>
     <w:qFormat/>
     <w:pPr>
       <w:spacing w:before="280" w:after="120"/>
@@ -24539,7 +26035,7 @@
   </w:style>
   <w:style w:type="paragraph" w:styleId="Heading3">
     <w:name w:val="heading 3"/>
-    <w:basedOn w:val="Ttulo"/>
+    <w:basedOn w:val="Ttulouser"/>
     <w:qFormat/>
     <w:pPr>
       <w:spacing w:before="200" w:after="80"/>
@@ -24556,7 +26052,7 @@
   </w:style>
   <w:style w:type="paragraph" w:styleId="Heading4">
     <w:name w:val="heading 4"/>
-    <w:basedOn w:val="Ttulo"/>
+    <w:basedOn w:val="Ttulouser"/>
     <w:qFormat/>
     <w:pPr/>
     <w:rPr>
@@ -24567,7 +26063,7 @@
   </w:style>
   <w:style w:type="paragraph" w:styleId="Heading5">
     <w:name w:val="heading 5"/>
-    <w:basedOn w:val="Ttulo"/>
+    <w:basedOn w:val="Ttulouser"/>
     <w:qFormat/>
     <w:pPr/>
     <w:rPr>
@@ -24576,7 +26072,7 @@
   </w:style>
   <w:style w:type="paragraph" w:styleId="Heading6">
     <w:name w:val="heading 6"/>
-    <w:basedOn w:val="Ttulo"/>
+    <w:basedOn w:val="Ttulouser"/>
     <w:qFormat/>
     <w:pPr/>
     <w:rPr>
@@ -24592,8 +26088,8 @@
       <w:u w:val="single"/>
     </w:rPr>
   </w:style>
-  <w:style w:type="character" w:styleId="Caracteresdenotaderodap">
-    <w:name w:val="Caracteres de nota de rodapé"/>
+  <w:style w:type="character" w:styleId="Caracteresdenotaderodapuser">
+    <w:name w:val="Caracteres de nota de rodapé (user)"/>
     <w:uiPriority w:val="99"/>
     <w:semiHidden/>
     <w:unhideWhenUsed/>
@@ -24602,8 +26098,8 @@
       <w:vertAlign w:val="superscript"/>
     </w:rPr>
   </w:style>
-  <w:style w:type="character" w:styleId="Caracteresdenotaderodapuser">
-    <w:name w:val="Caracteres de nota de rodapé (user)"/>
+  <w:style w:type="character" w:styleId="Caracteresdenotaderodap">
+    <w:name w:val="Caracteres de nota de rodapé"/>
     <w:qFormat/>
     <w:rPr>
       <w:vertAlign w:val="superscript"/>
@@ -24626,13 +26122,13 @@
       <w:szCs w:val="20"/>
     </w:rPr>
   </w:style>
-  <w:style w:type="character" w:styleId="Vnculodendice">
-    <w:name w:val="Vínculo de índice"/>
+  <w:style w:type="character" w:styleId="Vnculodendiceuser">
+    <w:name w:val="Vínculo de índice (user)"/>
     <w:qFormat/>
     <w:rPr/>
   </w:style>
-  <w:style w:type="character" w:styleId="Vnculodendiceuser">
-    <w:name w:val="Vínculo de índice (user)"/>
+  <w:style w:type="character" w:styleId="Vnculodendice">
+    <w:name w:val="Vínculo de índice"/>
     <w:qFormat/>
     <w:rPr/>
   </w:style>
@@ -24722,7 +26218,7 @@
   </w:style>
   <w:style w:type="paragraph" w:styleId="Title">
     <w:name w:val="Title"/>
-    <w:basedOn w:val="Ttulo"/>
+    <w:basedOn w:val="Ttulouser"/>
     <w:qFormat/>
     <w:pPr/>
     <w:rPr>
@@ -24785,6 +26281,13 @@
       <w:szCs w:val="20"/>
     </w:rPr>
   </w:style>
+  <w:style w:type="paragraph" w:styleId="Cabealhoerodapuser">
+    <w:name w:val="Cabeçalho e rodapé (user)"/>
+    <w:basedOn w:val="Normal"/>
+    <w:qFormat/>
+    <w:pPr/>
+    <w:rPr/>
+  </w:style>
   <w:style w:type="paragraph" w:styleId="Cabealhoerodap">
     <w:name w:val="Cabeçalho e rodapé"/>
     <w:basedOn w:val="Normal"/>
@@ -24792,28 +26295,21 @@
     <w:pPr/>
     <w:rPr/>
   </w:style>
-  <w:style w:type="paragraph" w:styleId="Cabealhoerodapuser">
-    <w:name w:val="Cabeçalho e rodapé (user)"/>
-    <w:basedOn w:val="Normal"/>
-    <w:qFormat/>
-    <w:pPr/>
-    <w:rPr/>
-  </w:style>
   <w:style w:type="paragraph" w:styleId="Header">
     <w:name w:val="header"/>
-    <w:basedOn w:val="Cabealhoerodap"/>
+    <w:basedOn w:val="Cabealhoerodapuser"/>
     <w:pPr/>
     <w:rPr/>
   </w:style>
   <w:style w:type="paragraph" w:styleId="Footer">
     <w:name w:val="footer"/>
-    <w:basedOn w:val="Cabealhoerodap"/>
+    <w:basedOn w:val="Cabealhoerodapuser"/>
     <w:pPr/>
     <w:rPr/>
   </w:style>
   <w:style w:type="paragraph" w:styleId="IndexHeading">
     <w:name w:val="index heading"/>
-    <w:basedOn w:val="Ttulo"/>
+    <w:basedOn w:val="Ttulouser"/>
     <w:pPr>
       <w:suppressLineNumbers/>
       <w:ind w:hanging="0" w:left="0"/>
@@ -24842,7 +26338,7 @@
   </w:style>
   <w:style w:type="paragraph" w:styleId="TOC1">
     <w:name w:val="toc 1"/>
-    <w:basedOn w:val="ndice"/>
+    <w:basedOn w:val="ndiceuser"/>
     <w:pPr>
       <w:tabs>
         <w:tab w:val="clear" w:pos="720"/>
@@ -24854,7 +26350,7 @@
   </w:style>
   <w:style w:type="paragraph" w:styleId="TOC2">
     <w:name w:val="toc 2"/>
-    <w:basedOn w:val="ndice"/>
+    <w:basedOn w:val="ndiceuser"/>
     <w:pPr>
       <w:tabs>
         <w:tab w:val="clear" w:pos="720"/>
